--- a/CV_WU-Guanchu.docx
+++ b/CV_WU-Guanchu.docx
@@ -25,8 +25,21 @@
           <w:szCs w:val="24"/>
           <w:lang w:val="en-US" w:eastAsia="zh-CN"/>
         </w:rPr>
-        <w:t>WU, Guanchu</w:t>
-      </w:r>
+        <w:t xml:space="preserve">WU, </w:t>
+      </w:r>
+      <w:proofErr w:type="spellStart"/>
+      <w:r>
+        <w:rPr>
+          <w:rFonts w:ascii="Times New Roman" w:hAnsi="Times New Roman"/>
+          <w:b/>
+          <w:smallCaps/>
+          <w:sz w:val="32"/>
+          <w:szCs w:val="24"/>
+          <w:lang w:val="en-US" w:eastAsia="zh-CN"/>
+        </w:rPr>
+        <w:t>Guanchu</w:t>
+      </w:r>
+      <w:proofErr w:type="spellEnd"/>
     </w:p>
     <w:p>
       <w:pPr>
@@ -47,7 +60,27 @@
           <w:szCs w:val="20"/>
           <w:lang w:val="en-US" w:eastAsia="zh-CN"/>
         </w:rPr>
-        <w:t>Address: No. 498 Chunjiang West Road, Chengdu, Sichuan,</w:t>
+        <w:t xml:space="preserve">Address: No. 498 </w:t>
+      </w:r>
+      <w:proofErr w:type="spellStart"/>
+      <w:r>
+        <w:rPr>
+          <w:rFonts w:ascii="Times New Roman" w:hAnsi="Times New Roman"/>
+          <w:sz w:val="20"/>
+          <w:szCs w:val="20"/>
+          <w:lang w:val="en-US" w:eastAsia="zh-CN"/>
+        </w:rPr>
+        <w:t>Chunjiang</w:t>
+      </w:r>
+      <w:proofErr w:type="spellEnd"/>
+      <w:r>
+        <w:rPr>
+          <w:rFonts w:ascii="Times New Roman" w:hAnsi="Times New Roman"/>
+          <w:sz w:val="20"/>
+          <w:szCs w:val="20"/>
+          <w:lang w:val="en-US" w:eastAsia="zh-CN"/>
+        </w:rPr>
+        <w:t xml:space="preserve"> West Road, Chengdu, Sichuan,</w:t>
       </w:r>
       <w:r>
         <w:rPr>
@@ -161,71 +194,26 @@
         </w:rPr>
         <w:t xml:space="preserve">: </w:t>
       </w:r>
-      <w:r>
-        <w:rPr>
-          <w:rFonts w:ascii="Times New Roman" w:hAnsi="Times New Roman"/>
-          <w:sz w:val="20"/>
-          <w:szCs w:val="20"/>
-          <w:lang w:val="en-US" w:eastAsia="zh-CN"/>
-        </w:rPr>
-        <w:t>gwuaj@connect.</w:t>
-      </w:r>
-      <w:r>
-        <w:rPr>
-          <w:rFonts w:ascii="Times New Roman" w:hAnsi="Times New Roman"/>
-          <w:sz w:val="20"/>
-          <w:szCs w:val="20"/>
-          <w:lang w:val="en-US" w:eastAsia="zh-CN"/>
-        </w:rPr>
-        <w:t>u</w:t>
-      </w:r>
-      <w:r>
-        <w:rPr>
-          <w:rFonts w:ascii="Times New Roman" w:hAnsi="Times New Roman"/>
-          <w:sz w:val="20"/>
-          <w:szCs w:val="20"/>
-          <w:lang w:val="en-US" w:eastAsia="zh-CN"/>
-        </w:rPr>
-        <w:t>st.hk</w:t>
-      </w:r>
-      <w:r>
-        <w:rPr>
-          <w:rFonts w:ascii="Times New Roman" w:hAnsi="Times New Roman"/>
-          <w:sz w:val="20"/>
-          <w:szCs w:val="20"/>
-          <w:lang w:val="en-US"/>
+      <w:hyperlink r:id="rId9" w:history="1">
+        <w:r>
+          <w:rPr>
+            <w:rStyle w:val="ae"/>
+            <w:rFonts w:ascii="Times New Roman" w:hAnsi="Times New Roman"/>
+            <w:sz w:val="20"/>
+            <w:szCs w:val="20"/>
+            <w:lang w:val="en-US" w:eastAsia="zh-CN"/>
+          </w:rPr>
+          <w:t>gwuaj@connect.ust.hk</w:t>
+        </w:r>
+      </w:hyperlink>
+      <w:r>
+        <w:rPr>
+          <w:rFonts w:ascii="Times New Roman" w:hAnsi="Times New Roman" w:hint="eastAsia"/>
+          <w:sz w:val="20"/>
+          <w:szCs w:val="20"/>
+          <w:lang w:val="en-US" w:eastAsia="zh-CN"/>
         </w:rPr>
         <w:t xml:space="preserve"> </w:t>
-      </w:r>
-      <w:r>
-        <w:rPr>
-          <w:rFonts w:ascii="Times New Roman" w:hAnsi="Times New Roman" w:hint="eastAsia"/>
-          <w:sz w:val="20"/>
-          <w:szCs w:val="20"/>
-          <w:highlight w:val="cyan"/>
-          <w:lang w:val="en-US" w:eastAsia="zh-CN"/>
-        </w:rPr>
-        <w:t>【套磁放</w:t>
-      </w:r>
-      <w:r>
-        <w:rPr>
-          <w:rFonts w:ascii="Times New Roman" w:hAnsi="Times New Roman" w:hint="eastAsia"/>
-          <w:sz w:val="20"/>
-          <w:szCs w:val="20"/>
-          <w:highlight w:val="cyan"/>
-          <w:lang w:val="en-US" w:eastAsia="zh-CN"/>
-        </w:rPr>
-        <w:t>edu</w:t>
-      </w:r>
-      <w:r>
-        <w:rPr>
-          <w:rFonts w:ascii="Times New Roman" w:hAnsi="Times New Roman" w:hint="eastAsia"/>
-          <w:sz w:val="20"/>
-          <w:szCs w:val="20"/>
-          <w:highlight w:val="cyan"/>
-          <w:lang w:val="en-US" w:eastAsia="zh-CN"/>
-        </w:rPr>
-        <w:t>的邮箱】</w:t>
       </w:r>
     </w:p>
     <w:p>
@@ -234,7 +222,7 @@
         <w:jc w:val="center"/>
         <w:outlineLvl w:val="0"/>
         <w:rPr>
-          <w:rFonts w:ascii="Times New Roman" w:hAnsi="Times New Roman" w:hint="eastAsia"/>
+          <w:rFonts w:ascii="Times New Roman" w:hAnsi="Times New Roman"/>
           <w:smallCaps/>
           <w:sz w:val="24"/>
           <w:szCs w:val="20"/>
@@ -250,6 +238,27 @@
         </w:rPr>
         <w:t>GitHub:</w:t>
       </w:r>
+      <w:r>
+        <w:rPr>
+          <w:rFonts w:ascii="Times New Roman" w:hAnsi="Times New Roman" w:hint="eastAsia"/>
+          <w:sz w:val="20"/>
+          <w:szCs w:val="20"/>
+          <w:lang w:val="en-US" w:eastAsia="zh-CN"/>
+        </w:rPr>
+        <w:t xml:space="preserve"> </w:t>
+      </w:r>
+      <w:hyperlink r:id="rId10" w:history="1">
+        <w:r>
+          <w:rPr>
+            <w:rStyle w:val="ae"/>
+            <w:rFonts w:ascii="Times New Roman" w:hAnsi="Times New Roman"/>
+            <w:sz w:val="20"/>
+            <w:szCs w:val="20"/>
+            <w:lang w:val="en-US" w:eastAsia="zh-CN"/>
+          </w:rPr>
+          <w:t>https://WU-Guanchu.github.io/PersonalWeb/</w:t>
+        </w:r>
+      </w:hyperlink>
       <w:r>
         <w:rPr>
           <w:rFonts w:ascii="Times New Roman" w:hAnsi="Times New Roman" w:hint="eastAsia"/>
@@ -443,23 +452,10 @@
     </w:p>
     <w:p>
       <w:pPr>
-        <w:spacing w:after="10" w:line="240" w:lineRule="auto"/>
-        <w:outlineLvl w:val="0"/>
-        <w:rPr>
-          <w:rFonts w:ascii="Times New Roman" w:hAnsi="Times New Roman"/>
-          <w:smallCaps/>
-          <w:sz w:val="24"/>
-          <w:szCs w:val="20"/>
-          <w:lang w:val="en-US" w:eastAsia="zh-CN"/>
-        </w:rPr>
-      </w:pPr>
-    </w:p>
-    <w:p>
-      <w:pPr>
         <w:pBdr>
           <w:bottom w:val="single" w:sz="4" w:space="1" w:color="auto"/>
         </w:pBdr>
-        <w:spacing w:after="10" w:line="240" w:lineRule="auto"/>
+        <w:spacing w:beforeLines="100" w:before="240" w:after="10" w:line="240" w:lineRule="auto"/>
         <w:outlineLvl w:val="0"/>
         <w:rPr>
           <w:rFonts w:ascii="Times New Roman" w:hAnsi="Times New Roman"/>
@@ -487,7 +483,7 @@
         </w:tabs>
         <w:spacing w:after="10" w:line="240" w:lineRule="auto"/>
         <w:rPr>
-          <w:rFonts w:ascii="Times New Roman" w:hAnsi="Times New Roman" w:hint="eastAsia"/>
+          <w:rFonts w:ascii="Times New Roman" w:hAnsi="Times New Roman"/>
           <w:bCs/>
           <w:sz w:val="20"/>
           <w:szCs w:val="20"/>
@@ -532,17 +528,7 @@
           <w:szCs w:val="20"/>
           <w:lang w:val="en-US" w:eastAsia="zh-CN"/>
         </w:rPr>
-        <w:t>Deep Learning</w:t>
-      </w:r>
-      <w:r>
-        <w:rPr>
-          <w:rFonts w:ascii="Times New Roman" w:hAnsi="Times New Roman" w:hint="eastAsia"/>
-          <w:bCs/>
-          <w:sz w:val="20"/>
-          <w:szCs w:val="20"/>
-          <w:lang w:val="en-US" w:eastAsia="zh-CN"/>
-        </w:rPr>
-        <w:t>, C++ and Python</w:t>
+        <w:t>Deep Learning, C++ and Python</w:t>
       </w:r>
     </w:p>
     <w:p>
@@ -552,7 +538,7 @@
         </w:tabs>
         <w:spacing w:after="10" w:line="240" w:lineRule="auto"/>
         <w:rPr>
-          <w:rFonts w:ascii="Times New Roman" w:hAnsi="Times New Roman" w:hint="eastAsia"/>
+          <w:rFonts w:ascii="Times New Roman" w:hAnsi="Times New Roman"/>
           <w:b/>
           <w:sz w:val="20"/>
           <w:szCs w:val="20"/>
@@ -597,7 +583,27 @@
           <w:szCs w:val="20"/>
           <w:lang w:val="en-US" w:eastAsia="zh-CN"/>
         </w:rPr>
-        <w:t xml:space="preserve">Quantum Algorithms(e.g. </w:t>
+        <w:t>Quantum Algorithms</w:t>
+      </w:r>
+      <w:r>
+        <w:rPr>
+          <w:rFonts w:ascii="Times New Roman" w:hAnsi="Times New Roman" w:hint="eastAsia"/>
+          <w:bCs/>
+          <w:sz w:val="20"/>
+          <w:szCs w:val="20"/>
+          <w:lang w:val="en-US" w:eastAsia="zh-CN"/>
+        </w:rPr>
+        <w:t xml:space="preserve"> </w:t>
+      </w:r>
+      <w:r>
+        <w:rPr>
+          <w:rFonts w:ascii="Times New Roman" w:hAnsi="Times New Roman" w:hint="eastAsia"/>
+          <w:bCs/>
+          <w:sz w:val="20"/>
+          <w:szCs w:val="20"/>
+          <w:lang w:val="en-US" w:eastAsia="zh-CN"/>
+        </w:rPr>
+        <w:t xml:space="preserve">(e.g. </w:t>
       </w:r>
       <w:r>
         <w:rPr>
@@ -657,7 +663,7 @@
         </w:tabs>
         <w:spacing w:after="10" w:line="240" w:lineRule="auto"/>
         <w:rPr>
-          <w:rFonts w:ascii="Times New Roman" w:hAnsi="Times New Roman" w:hint="eastAsia"/>
+          <w:rFonts w:ascii="Times New Roman" w:hAnsi="Times New Roman"/>
           <w:b/>
           <w:sz w:val="20"/>
           <w:szCs w:val="20"/>
@@ -700,24 +706,17 @@
         <w:pBdr>
           <w:bottom w:val="single" w:sz="6" w:space="1" w:color="auto"/>
         </w:pBdr>
-        <w:spacing w:after="10" w:line="240" w:lineRule="auto"/>
+        <w:spacing w:beforeLines="100" w:before="240" w:after="10" w:line="240" w:lineRule="auto"/>
         <w:outlineLvl w:val="0"/>
         <w:rPr>
           <w:rFonts w:ascii="Times New Roman" w:hAnsi="Times New Roman"/>
           <w:smallCaps/>
           <w:sz w:val="24"/>
           <w:szCs w:val="20"/>
-          <w:lang w:val="en-US" w:eastAsia="zh-CN"/>
-        </w:rPr>
-      </w:pPr>
-    </w:p>
-    <w:p>
-      <w:pPr>
-        <w:pBdr>
-          <w:bottom w:val="single" w:sz="6" w:space="1" w:color="auto"/>
-        </w:pBdr>
-        <w:spacing w:after="10" w:line="240" w:lineRule="auto"/>
-        <w:outlineLvl w:val="0"/>
+          <w:lang w:val="en-US"/>
+        </w:rPr>
+      </w:pPr>
+      <w:r>
         <w:rPr>
           <w:rFonts w:ascii="Times New Roman" w:hAnsi="Times New Roman"/>
           <w:smallCaps/>
@@ -725,15 +724,6 @@
           <w:szCs w:val="20"/>
           <w:lang w:val="en-US"/>
         </w:rPr>
-      </w:pPr>
-      <w:r>
-        <w:rPr>
-          <w:rFonts w:ascii="Times New Roman" w:hAnsi="Times New Roman"/>
-          <w:smallCaps/>
-          <w:sz w:val="24"/>
-          <w:szCs w:val="20"/>
-          <w:lang w:val="en-US"/>
-        </w:rPr>
         <w:t>Education</w:t>
       </w:r>
     </w:p>
@@ -855,7 +845,7 @@
           <w:szCs w:val="20"/>
           <w:lang w:val="en-US" w:eastAsia="zh-CN"/>
         </w:rPr>
-        <w:t>June</w:t>
+        <w:t>Jun</w:t>
       </w:r>
       <w:r>
         <w:rPr>
@@ -978,52 +968,88 @@
           <w:szCs w:val="20"/>
           <w:lang w:val="en-US" w:eastAsia="zh-CN"/>
         </w:rPr>
-        <w:t>Relevant Courses:</w:t>
-      </w:r>
-      <w:r>
-        <w:rPr>
-          <w:rFonts w:ascii="Times New Roman" w:hAnsi="Times New Roman"/>
-          <w:sz w:val="20"/>
-          <w:szCs w:val="20"/>
-          <w:lang w:val="en-US" w:eastAsia="zh-CN"/>
-        </w:rPr>
-        <w:t xml:space="preserve"> </w:t>
-      </w:r>
-      <w:r>
-        <w:rPr>
-          <w:rFonts w:ascii="Times New Roman" w:hAnsi="Times New Roman"/>
-          <w:sz w:val="20"/>
-          <w:szCs w:val="20"/>
-          <w:lang w:val="en-US" w:eastAsia="zh-CN"/>
-        </w:rPr>
-        <w:t>Real Analysis, Complex Analysis, Abstract Algebra, Differential Geometry; Quantum Mechanics, Methods of Experimental Physics, Thermodynamics and Statistical Physics</w:t>
-      </w:r>
-      <w:r>
-        <w:rPr>
-          <w:rFonts w:ascii="Times New Roman" w:hAnsi="Times New Roman" w:hint="eastAsia"/>
-          <w:sz w:val="20"/>
-          <w:szCs w:val="20"/>
-          <w:lang w:val="en-US" w:eastAsia="zh-CN"/>
-        </w:rPr>
-        <w:t>;</w:t>
-      </w:r>
-      <w:r>
-        <w:rPr>
-          <w:rFonts w:ascii="Times New Roman" w:hAnsi="Times New Roman" w:hint="eastAsia"/>
-          <w:sz w:val="20"/>
-          <w:szCs w:val="20"/>
-          <w:lang w:val="en-US" w:eastAsia="zh-CN"/>
-        </w:rPr>
-        <w:t xml:space="preserve"> </w:t>
-      </w:r>
-      <w:r>
-        <w:rPr>
-          <w:rFonts w:ascii="Times New Roman" w:hAnsi="Times New Roman"/>
-          <w:sz w:val="20"/>
-          <w:szCs w:val="20"/>
-          <w:lang w:val="en-US" w:eastAsia="zh-CN"/>
-        </w:rPr>
-        <w:t>Programming with C++</w:t>
+        <w:t xml:space="preserve">Awards and Honours: </w:t>
+      </w:r>
+      <w:r>
+        <w:rPr>
+          <w:rFonts w:ascii="Times New Roman" w:hAnsi="Times New Roman"/>
+          <w:sz w:val="20"/>
+          <w:szCs w:val="20"/>
+          <w:lang w:val="en-US" w:eastAsia="zh-CN"/>
+        </w:rPr>
+        <w:t>University Scholarship (2023-24</w:t>
+      </w:r>
+      <w:r>
+        <w:rPr>
+          <w:rFonts w:ascii="Times New Roman" w:hAnsi="Times New Roman" w:hint="eastAsia"/>
+          <w:sz w:val="20"/>
+          <w:szCs w:val="20"/>
+          <w:lang w:val="en-US" w:eastAsia="zh-CN"/>
+        </w:rPr>
+        <w:t xml:space="preserve"> Fall, </w:t>
+      </w:r>
+      <w:r>
+        <w:rPr>
+          <w:rFonts w:ascii="Times New Roman" w:hAnsi="Times New Roman"/>
+          <w:sz w:val="20"/>
+          <w:szCs w:val="20"/>
+          <w:lang w:val="en-US" w:eastAsia="zh-CN"/>
+        </w:rPr>
+        <w:t>2023-24</w:t>
+      </w:r>
+      <w:r>
+        <w:rPr>
+          <w:rFonts w:ascii="Times New Roman" w:hAnsi="Times New Roman" w:hint="eastAsia"/>
+          <w:sz w:val="20"/>
+          <w:szCs w:val="20"/>
+          <w:lang w:val="en-US" w:eastAsia="zh-CN"/>
+        </w:rPr>
+        <w:t xml:space="preserve"> Winter, </w:t>
+      </w:r>
+      <w:r>
+        <w:rPr>
+          <w:rFonts w:ascii="Times New Roman" w:hAnsi="Times New Roman"/>
+          <w:sz w:val="20"/>
+          <w:szCs w:val="20"/>
+          <w:lang w:val="en-US" w:eastAsia="zh-CN"/>
+        </w:rPr>
+        <w:t>2023-24</w:t>
+      </w:r>
+      <w:r>
+        <w:rPr>
+          <w:rFonts w:ascii="Times New Roman" w:hAnsi="Times New Roman" w:hint="eastAsia"/>
+          <w:sz w:val="20"/>
+          <w:szCs w:val="20"/>
+          <w:lang w:val="en-US" w:eastAsia="zh-CN"/>
+        </w:rPr>
+        <w:t xml:space="preserve"> Spring, </w:t>
+      </w:r>
+      <w:r>
+        <w:rPr>
+          <w:rFonts w:ascii="Times New Roman" w:hAnsi="Times New Roman"/>
+          <w:sz w:val="20"/>
+          <w:szCs w:val="20"/>
+          <w:lang w:val="en-US" w:eastAsia="zh-CN"/>
+        </w:rPr>
+        <w:t>2023-24</w:t>
+      </w:r>
+      <w:r>
+        <w:rPr>
+          <w:rFonts w:ascii="Times New Roman" w:hAnsi="Times New Roman" w:hint="eastAsia"/>
+          <w:sz w:val="20"/>
+          <w:szCs w:val="20"/>
+          <w:lang w:val="en-US" w:eastAsia="zh-CN"/>
+        </w:rPr>
+        <w:t xml:space="preserve"> Summer</w:t>
+      </w:r>
+      <w:r>
+        <w:rPr>
+          <w:rFonts w:ascii="Times New Roman" w:hAnsi="Times New Roman"/>
+          <w:sz w:val="20"/>
+          <w:szCs w:val="20"/>
+          <w:lang w:val="en-US" w:eastAsia="zh-CN"/>
+        </w:rPr>
+        <w:t>), Dean’s List (2025-26 Fall)</w:t>
       </w:r>
     </w:p>
     <w:p>
@@ -1051,20 +1077,11 @@
           <w:szCs w:val="20"/>
           <w:lang w:val="en-US" w:eastAsia="zh-CN"/>
         </w:rPr>
-        <w:t xml:space="preserve">Awards and Honours: </w:t>
-      </w:r>
-      <w:r>
-        <w:rPr>
-          <w:rFonts w:ascii="Times New Roman" w:hAnsi="Times New Roman"/>
-          <w:sz w:val="20"/>
-          <w:szCs w:val="20"/>
-          <w:lang w:val="en-US" w:eastAsia="zh-CN"/>
-        </w:rPr>
-        <w:t>University Scholarship (2023-24</w:t>
-      </w:r>
-      <w:r>
-        <w:rPr>
-          <w:rFonts w:ascii="Times New Roman" w:hAnsi="Times New Roman" w:hint="eastAsia"/>
+        <w:t>Relevant Courses:</w:t>
+      </w:r>
+      <w:r>
+        <w:rPr>
+          <w:rFonts w:ascii="Times New Roman" w:hAnsi="Times New Roman"/>
           <w:sz w:val="20"/>
           <w:szCs w:val="20"/>
           <w:lang w:val="en-US" w:eastAsia="zh-CN"/>
@@ -1073,75 +1090,39 @@
       </w:r>
       <w:r>
         <w:rPr>
-          <w:rFonts w:ascii="Times New Roman" w:hAnsi="Times New Roman" w:hint="eastAsia"/>
-          <w:sz w:val="20"/>
-          <w:szCs w:val="20"/>
-          <w:lang w:val="en-US" w:eastAsia="zh-CN"/>
-        </w:rPr>
-        <w:t xml:space="preserve">Fall, </w:t>
-      </w:r>
-      <w:r>
-        <w:rPr>
-          <w:rFonts w:ascii="Times New Roman" w:hAnsi="Times New Roman"/>
-          <w:sz w:val="20"/>
-          <w:szCs w:val="20"/>
-          <w:lang w:val="en-US" w:eastAsia="zh-CN"/>
-        </w:rPr>
-        <w:t>2023-24</w:t>
-      </w:r>
-      <w:r>
-        <w:rPr>
-          <w:rFonts w:ascii="Times New Roman" w:hAnsi="Times New Roman" w:hint="eastAsia"/>
-          <w:sz w:val="20"/>
-          <w:szCs w:val="20"/>
-          <w:lang w:val="en-US" w:eastAsia="zh-CN"/>
-        </w:rPr>
-        <w:t xml:space="preserve"> Winter, </w:t>
-      </w:r>
-      <w:r>
-        <w:rPr>
-          <w:rFonts w:ascii="Times New Roman" w:hAnsi="Times New Roman"/>
-          <w:sz w:val="20"/>
-          <w:szCs w:val="20"/>
-          <w:lang w:val="en-US" w:eastAsia="zh-CN"/>
-        </w:rPr>
-        <w:t>2023-24</w:t>
-      </w:r>
-      <w:r>
-        <w:rPr>
-          <w:rFonts w:ascii="Times New Roman" w:hAnsi="Times New Roman" w:hint="eastAsia"/>
-          <w:sz w:val="20"/>
-          <w:szCs w:val="20"/>
-          <w:lang w:val="en-US" w:eastAsia="zh-CN"/>
-        </w:rPr>
-        <w:t xml:space="preserve"> Spring, </w:t>
-      </w:r>
-      <w:r>
-        <w:rPr>
-          <w:rFonts w:ascii="Times New Roman" w:hAnsi="Times New Roman"/>
-          <w:sz w:val="20"/>
-          <w:szCs w:val="20"/>
-          <w:lang w:val="en-US" w:eastAsia="zh-CN"/>
-        </w:rPr>
-        <w:t>2023-24</w:t>
-      </w:r>
-      <w:r>
-        <w:rPr>
-          <w:rFonts w:ascii="Times New Roman" w:hAnsi="Times New Roman" w:hint="eastAsia"/>
-          <w:sz w:val="20"/>
-          <w:szCs w:val="20"/>
-          <w:lang w:val="en-US" w:eastAsia="zh-CN"/>
-        </w:rPr>
-        <w:t xml:space="preserve"> Summer</w:t>
-      </w:r>
-      <w:r>
-        <w:rPr>
-          <w:rFonts w:ascii="Times New Roman" w:hAnsi="Times New Roman"/>
-          <w:sz w:val="20"/>
-          <w:szCs w:val="20"/>
-          <w:lang w:val="en-US" w:eastAsia="zh-CN"/>
-        </w:rPr>
-        <w:t>), Dean’s List (2025-26 Fall)</w:t>
+          <w:rFonts w:ascii="Times New Roman" w:hAnsi="Times New Roman"/>
+          <w:sz w:val="20"/>
+          <w:szCs w:val="20"/>
+          <w:lang w:val="en-US" w:eastAsia="zh-CN"/>
+        </w:rPr>
+        <w:t>Real Analysis, Complex Analysis, Abstract Algebra, Differential Geometry; Quantum Mechanics, Methods of Experimental Physics, Thermodynamics and Statistical Physics</w:t>
+      </w:r>
+      <w:r>
+        <w:rPr>
+          <w:rFonts w:ascii="Times New Roman" w:hAnsi="Times New Roman" w:hint="eastAsia"/>
+          <w:sz w:val="20"/>
+          <w:szCs w:val="20"/>
+          <w:lang w:val="en-US" w:eastAsia="zh-CN"/>
+        </w:rPr>
+        <w:t>;</w:t>
+      </w:r>
+      <w:r>
+        <w:rPr>
+          <w:rFonts w:ascii="Times New Roman" w:hAnsi="Times New Roman" w:hint="eastAsia"/>
+          <w:sz w:val="20"/>
+          <w:szCs w:val="20"/>
+          <w:lang w:val="en-US" w:eastAsia="zh-CN"/>
+        </w:rPr>
+        <w:t xml:space="preserve"> </w:t>
+      </w:r>
+      <w:r>
+        <w:rPr>
+          <w:rFonts w:ascii="Times New Roman" w:hAnsi="Times New Roman"/>
+          <w:sz w:val="20"/>
+          <w:szCs w:val="20"/>
+          <w:lang w:val="en-US" w:eastAsia="zh-CN"/>
+        </w:rPr>
+        <w:t>Programming with C++</w:t>
       </w:r>
     </w:p>
     <w:p>
@@ -1297,7 +1278,7 @@
           <w:szCs w:val="20"/>
           <w:lang w:val="en-US" w:eastAsia="zh-CN"/>
         </w:rPr>
-        <w:t>April</w:t>
+        <w:t>Apr</w:t>
       </w:r>
       <w:r>
         <w:rPr>
@@ -1328,12 +1309,12 @@
       </w:r>
       <w:r>
         <w:rPr>
-          <w:rFonts w:ascii="Times New Roman" w:hAnsi="Times New Roman"/>
-          <w:sz w:val="20"/>
-          <w:szCs w:val="20"/>
-          <w:lang w:val="en-US" w:eastAsia="zh-CN"/>
-        </w:rPr>
-        <w:t>Present</w:t>
+          <w:rFonts w:ascii="Times New Roman" w:hAnsi="Times New Roman" w:hint="eastAsia"/>
+          <w:sz w:val="20"/>
+          <w:szCs w:val="20"/>
+          <w:lang w:val="en-US" w:eastAsia="zh-CN"/>
+        </w:rPr>
+        <w:t>Aug 2026</w:t>
       </w:r>
     </w:p>
     <w:p>
@@ -1360,7 +1341,7 @@
           <w:szCs w:val="20"/>
           <w:lang w:val="en-US" w:eastAsia="zh-CN"/>
         </w:rPr>
-        <w:t xml:space="preserve">Courses in progress: </w:t>
+        <w:t xml:space="preserve">Courses: </w:t>
       </w:r>
       <w:r>
         <w:rPr>
@@ -1386,24 +1367,17 @@
         <w:pBdr>
           <w:bottom w:val="single" w:sz="6" w:space="1" w:color="auto"/>
         </w:pBdr>
-        <w:spacing w:after="10" w:line="240" w:lineRule="auto"/>
+        <w:spacing w:beforeLines="100" w:before="240" w:after="10" w:line="240" w:lineRule="auto"/>
         <w:outlineLvl w:val="0"/>
         <w:rPr>
           <w:rFonts w:ascii="Times New Roman" w:hAnsi="Times New Roman"/>
           <w:smallCaps/>
           <w:sz w:val="24"/>
           <w:szCs w:val="20"/>
-          <w:lang w:val="en-US" w:eastAsia="zh-CN"/>
-        </w:rPr>
-      </w:pPr>
-    </w:p>
-    <w:p>
-      <w:pPr>
-        <w:pBdr>
-          <w:bottom w:val="single" w:sz="6" w:space="1" w:color="auto"/>
-        </w:pBdr>
-        <w:spacing w:after="10" w:line="240" w:lineRule="auto"/>
-        <w:outlineLvl w:val="0"/>
+          <w:lang w:val="en-US"/>
+        </w:rPr>
+      </w:pPr>
+      <w:r>
         <w:rPr>
           <w:rFonts w:ascii="Times New Roman" w:hAnsi="Times New Roman"/>
           <w:smallCaps/>
@@ -1411,15 +1385,6 @@
           <w:szCs w:val="20"/>
           <w:lang w:val="en-US"/>
         </w:rPr>
-      </w:pPr>
-      <w:r>
-        <w:rPr>
-          <w:rFonts w:ascii="Times New Roman" w:hAnsi="Times New Roman"/>
-          <w:smallCaps/>
-          <w:sz w:val="24"/>
-          <w:szCs w:val="20"/>
-          <w:lang w:val="en-US"/>
-        </w:rPr>
         <w:t>Research Experience</w:t>
       </w:r>
     </w:p>
@@ -1488,208 +1453,163 @@
     <w:p>
       <w:pPr>
         <w:tabs>
-          <w:tab w:val="right" w:pos="9720"/>
-        </w:tabs>
-        <w:spacing w:after="10" w:line="240" w:lineRule="auto"/>
-        <w:rPr>
-          <w:rFonts w:ascii="Times New Roman" w:hAnsi="Times New Roman"/>
-          <w:sz w:val="20"/>
-          <w:szCs w:val="20"/>
-          <w:lang w:val="en-US" w:eastAsia="zh-CN"/>
-        </w:rPr>
-      </w:pPr>
-      <w:r>
-        <w:rPr>
-          <w:rFonts w:ascii="Times New Roman" w:hAnsi="Times New Roman"/>
+          <w:tab w:val="right" w:pos="10080"/>
+        </w:tabs>
+        <w:spacing w:after="10" w:line="240" w:lineRule="auto"/>
+        <w:rPr>
+          <w:rFonts w:ascii="Times New Roman" w:hAnsi="Times New Roman"/>
+          <w:sz w:val="20"/>
+          <w:szCs w:val="20"/>
+          <w:lang w:val="en-US" w:eastAsia="zh-CN"/>
+        </w:rPr>
+      </w:pPr>
+      <w:r>
+        <w:rPr>
+          <w:rFonts w:ascii="Times New Roman" w:hAnsi="Times New Roman"/>
+          <w:bCs/>
           <w:i/>
           <w:iCs/>
           <w:sz w:val="20"/>
           <w:szCs w:val="20"/>
           <w:lang w:val="en-US" w:eastAsia="zh-CN"/>
         </w:rPr>
-        <w:t>Undergraduate Research Opportunities Program, supervised by</w:t>
-      </w:r>
-      <w:r>
-        <w:rPr>
-          <w:rFonts w:ascii="Times New Roman" w:hAnsi="Times New Roman"/>
+        <w:t>Capstone Research Project</w:t>
+      </w:r>
+      <w:r>
+        <w:rPr>
+          <w:rFonts w:ascii="Times New Roman" w:hAnsi="Times New Roman" w:hint="eastAsia"/>
+          <w:bCs/>
           <w:i/>
           <w:iCs/>
           <w:sz w:val="20"/>
           <w:szCs w:val="20"/>
           <w:lang w:val="en-US" w:eastAsia="zh-CN"/>
         </w:rPr>
-        <w:t xml:space="preserve"> Prof</w:t>
-      </w:r>
-      <w:r>
-        <w:rPr>
-          <w:rFonts w:ascii="Times New Roman" w:hAnsi="Times New Roman" w:hint="eastAsia"/>
+        <w:t xml:space="preserve">, </w:t>
+      </w:r>
+      <w:r>
+        <w:rPr>
+          <w:rFonts w:ascii="Times New Roman" w:hAnsi="Times New Roman" w:hint="eastAsia"/>
+          <w:bCs/>
           <w:i/>
           <w:iCs/>
           <w:sz w:val="20"/>
           <w:szCs w:val="20"/>
           <w:lang w:val="en-US" w:eastAsia="zh-CN"/>
         </w:rPr>
-        <w:t>.</w:t>
-      </w:r>
-      <w:r>
-        <w:rPr>
-          <w:rFonts w:ascii="Times New Roman" w:hAnsi="Times New Roman"/>
+        <w:t>Supervised by Prof</w:t>
+      </w:r>
+      <w:r>
+        <w:rPr>
+          <w:rFonts w:ascii="Times New Roman" w:hAnsi="Times New Roman" w:hint="eastAsia"/>
+          <w:bCs/>
           <w:i/>
           <w:iCs/>
           <w:sz w:val="20"/>
           <w:szCs w:val="20"/>
           <w:lang w:val="en-US" w:eastAsia="zh-CN"/>
         </w:rPr>
-        <w:t xml:space="preserve"> </w:t>
-      </w:r>
-      <w:r>
-        <w:rPr>
-          <w:rFonts w:ascii="Times New Roman" w:hAnsi="Times New Roman"/>
+        <w:t>.</w:t>
+      </w:r>
+      <w:r>
+        <w:rPr>
+          <w:rFonts w:ascii="Times New Roman" w:hAnsi="Times New Roman" w:hint="eastAsia"/>
+          <w:bCs/>
           <w:i/>
           <w:iCs/>
           <w:sz w:val="20"/>
           <w:szCs w:val="20"/>
           <w:lang w:val="en-US" w:eastAsia="zh-CN"/>
         </w:rPr>
-        <w:t>YANG, Sen</w:t>
-      </w:r>
-      <w:r>
-        <w:rPr>
-          <w:rFonts w:ascii="Times New Roman" w:hAnsi="Times New Roman"/>
-          <w:sz w:val="20"/>
-          <w:szCs w:val="20"/>
-          <w:lang w:val="en-US"/>
+        <w:t xml:space="preserve"> HUANG, </w:t>
+      </w:r>
+      <w:proofErr w:type="spellStart"/>
+      <w:r>
+        <w:rPr>
+          <w:rFonts w:ascii="Times New Roman" w:hAnsi="Times New Roman" w:hint="eastAsia"/>
+          <w:bCs/>
+          <w:i/>
+          <w:iCs/>
+          <w:sz w:val="20"/>
+          <w:szCs w:val="20"/>
+          <w:lang w:val="en-US" w:eastAsia="zh-CN"/>
+        </w:rPr>
+        <w:t>Shiling</w:t>
+      </w:r>
+      <w:proofErr w:type="spellEnd"/>
+      <w:r>
+        <w:rPr>
+          <w:rFonts w:ascii="Times New Roman" w:hAnsi="Times New Roman"/>
+          <w:bCs/>
+          <w:i/>
+          <w:iCs/>
+          <w:sz w:val="20"/>
+          <w:szCs w:val="20"/>
+          <w:lang w:val="en-US" w:eastAsia="zh-CN"/>
         </w:rPr>
         <w:tab/>
       </w:r>
       <w:r>
         <w:rPr>
-          <w:rFonts w:ascii="Times New Roman" w:hAnsi="Times New Roman"/>
-          <w:sz w:val="20"/>
-          <w:szCs w:val="20"/>
-          <w:lang w:val="en-US" w:eastAsia="zh-CN"/>
-        </w:rPr>
-        <w:t>June</w:t>
-      </w:r>
-      <w:r>
-        <w:rPr>
-          <w:rFonts w:ascii="Times New Roman" w:hAnsi="Times New Roman"/>
-          <w:sz w:val="20"/>
-          <w:szCs w:val="20"/>
-          <w:lang w:val="en-US"/>
-        </w:rPr>
-        <w:t xml:space="preserve"> 20</w:t>
-      </w:r>
-      <w:r>
-        <w:rPr>
-          <w:rFonts w:ascii="Times New Roman" w:hAnsi="Times New Roman"/>
-          <w:sz w:val="20"/>
-          <w:szCs w:val="20"/>
-          <w:lang w:val="en-US" w:eastAsia="zh-CN"/>
-        </w:rPr>
-        <w:t>25</w:t>
-      </w:r>
-      <w:r>
-        <w:rPr>
-          <w:rFonts w:ascii="Times New Roman" w:hAnsi="Times New Roman"/>
-          <w:sz w:val="20"/>
-          <w:szCs w:val="20"/>
-          <w:lang w:val="en-US"/>
-        </w:rPr>
-        <w:t xml:space="preserve"> – </w:t>
-      </w:r>
-      <w:commentRangeStart w:id="0"/>
-      <w:r>
-        <w:rPr>
-          <w:rFonts w:ascii="Times New Roman" w:hAnsi="Times New Roman"/>
-          <w:sz w:val="20"/>
-          <w:szCs w:val="20"/>
-          <w:highlight w:val="cyan"/>
-          <w:lang w:val="en-US" w:eastAsia="zh-CN"/>
-        </w:rPr>
-        <w:t>September 202</w:t>
-      </w:r>
-      <w:r>
-        <w:rPr>
-          <w:rFonts w:ascii="Times New Roman" w:hAnsi="Times New Roman"/>
-          <w:sz w:val="20"/>
-          <w:szCs w:val="20"/>
-          <w:highlight w:val="cyan"/>
-          <w:lang w:val="en-US" w:eastAsia="zh-CN"/>
-        </w:rPr>
-        <w:t>5</w:t>
-      </w:r>
-      <w:commentRangeEnd w:id="0"/>
-      <w:r>
-        <w:rPr>
-          <w:rStyle w:val="af"/>
-          <w:rFonts w:ascii="Times New Roman" w:hAnsi="Times New Roman"/>
-          <w:sz w:val="20"/>
-          <w:szCs w:val="20"/>
-          <w:lang w:val="en-US" w:eastAsia="zh-CN"/>
-        </w:rPr>
-        <w:commentReference w:id="0"/>
-      </w:r>
-    </w:p>
-    <w:p>
-      <w:pPr>
-        <w:spacing w:after="10" w:line="240" w:lineRule="auto"/>
-        <w:rPr>
-          <w:rFonts w:ascii="Times New Roman" w:hAnsi="Times New Roman"/>
-          <w:sz w:val="20"/>
-          <w:szCs w:val="20"/>
-          <w:lang w:val="en-US"/>
-        </w:rPr>
-      </w:pPr>
-      <w:r>
-        <w:rPr>
-          <w:rFonts w:ascii="Times New Roman" w:hAnsi="Times New Roman"/>
-          <w:b/>
-          <w:sz w:val="20"/>
-          <w:szCs w:val="20"/>
-          <w:lang w:val="en-US" w:eastAsia="zh-CN"/>
-        </w:rPr>
-        <w:t xml:space="preserve">UROP1000 - Quantum Computing based on </w:t>
-      </w:r>
-      <w:r>
-        <w:rPr>
-          <w:rFonts w:ascii="Times New Roman" w:hAnsi="Times New Roman"/>
-          <w:b/>
-          <w:sz w:val="20"/>
-          <w:szCs w:val="20"/>
-          <w:lang w:val="en-US" w:eastAsia="zh-CN"/>
-        </w:rPr>
-        <w:t>Nitrogen-vacancy (</w:t>
-      </w:r>
-      <w:r>
-        <w:rPr>
-          <w:rFonts w:ascii="Times New Roman" w:hAnsi="Times New Roman"/>
-          <w:b/>
-          <w:sz w:val="20"/>
-          <w:szCs w:val="20"/>
-          <w:lang w:val="en-US" w:eastAsia="zh-CN"/>
-        </w:rPr>
-        <w:t>NV</w:t>
-      </w:r>
-      <w:r>
-        <w:rPr>
-          <w:rFonts w:ascii="Times New Roman" w:hAnsi="Times New Roman"/>
-          <w:b/>
-          <w:sz w:val="20"/>
-          <w:szCs w:val="20"/>
-          <w:lang w:val="en-US" w:eastAsia="zh-CN"/>
-        </w:rPr>
-        <w:t>)</w:t>
-      </w:r>
-      <w:r>
-        <w:rPr>
-          <w:rFonts w:ascii="Times New Roman" w:hAnsi="Times New Roman"/>
-          <w:b/>
-          <w:sz w:val="20"/>
-          <w:szCs w:val="20"/>
-          <w:lang w:val="en-US" w:eastAsia="zh-CN"/>
-        </w:rPr>
-        <w:t xml:space="preserve"> Center in Diamond </w:t>
+          <w:rFonts w:ascii="Times New Roman" w:hAnsi="Times New Roman" w:hint="eastAsia"/>
+          <w:bCs/>
+          <w:sz w:val="20"/>
+          <w:szCs w:val="20"/>
+          <w:lang w:val="en-US" w:eastAsia="zh-CN"/>
+        </w:rPr>
+        <w:t>Aug 2026</w:t>
+      </w:r>
+      <w:r>
+        <w:rPr>
+          <w:rFonts w:ascii="Times New Roman" w:hAnsi="Times New Roman" w:hint="eastAsia"/>
+          <w:bCs/>
+          <w:sz w:val="20"/>
+          <w:szCs w:val="20"/>
+          <w:lang w:val="en-US" w:eastAsia="zh-CN"/>
+        </w:rPr>
+        <w:t xml:space="preserve"> </w:t>
+      </w:r>
+      <w:r>
+        <w:rPr>
+          <w:rFonts w:ascii="Times New Roman" w:hAnsi="Times New Roman"/>
+          <w:sz w:val="20"/>
+          <w:szCs w:val="20"/>
+          <w:lang w:val="en-US"/>
+        </w:rPr>
+        <w:t>–</w:t>
+      </w:r>
+      <w:r>
+        <w:rPr>
+          <w:rFonts w:ascii="Times New Roman" w:hAnsi="Times New Roman" w:hint="eastAsia"/>
+          <w:sz w:val="20"/>
+          <w:szCs w:val="20"/>
+          <w:lang w:val="en-US" w:eastAsia="zh-CN"/>
+        </w:rPr>
+        <w:t xml:space="preserve"> Present</w:t>
+      </w:r>
+    </w:p>
+    <w:p>
+      <w:pPr>
+        <w:tabs>
+          <w:tab w:val="right" w:pos="10080"/>
+        </w:tabs>
+        <w:spacing w:after="10" w:line="240" w:lineRule="auto"/>
+        <w:rPr>
+          <w:rFonts w:ascii="Times New Roman" w:hAnsi="Times New Roman"/>
+          <w:sz w:val="20"/>
+          <w:szCs w:val="20"/>
+          <w:lang w:val="en-US" w:eastAsia="zh-CN"/>
+        </w:rPr>
+      </w:pPr>
+      <w:r>
+        <w:rPr>
+          <w:rFonts w:ascii="Times New Roman" w:hAnsi="Times New Roman" w:hint="eastAsia"/>
+          <w:b/>
+          <w:sz w:val="20"/>
+          <w:szCs w:val="20"/>
+          <w:lang w:val="en-US" w:eastAsia="zh-CN"/>
+        </w:rPr>
+        <w:t>Quantum Correction Capstone Project</w:t>
       </w:r>
     </w:p>
     <w:p>
@@ -1703,53 +1623,17 @@
           <w:rFonts w:ascii="Times New Roman" w:hAnsi="Times New Roman"/>
           <w:sz w:val="20"/>
           <w:szCs w:val="20"/>
-          <w:lang w:val="en-US"/>
-        </w:rPr>
-      </w:pPr>
-      <w:r>
-        <w:rPr>
-          <w:rFonts w:ascii="Times New Roman" w:hAnsi="Times New Roman" w:hint="eastAsia"/>
-          <w:sz w:val="20"/>
-          <w:szCs w:val="20"/>
-          <w:lang w:val="en-US" w:eastAsia="zh-CN"/>
-        </w:rPr>
-        <w:t>D</w:t>
-      </w:r>
-      <w:r>
-        <w:rPr>
-          <w:rFonts w:ascii="Times New Roman" w:hAnsi="Times New Roman" w:hint="eastAsia"/>
-          <w:sz w:val="20"/>
-          <w:szCs w:val="20"/>
-          <w:lang w:val="en-US" w:eastAsia="zh-CN"/>
-        </w:rPr>
-        <w:t xml:space="preserve">esigned and carried out an </w:t>
-      </w:r>
-      <w:r>
-        <w:rPr>
-          <w:rFonts w:ascii="Times New Roman" w:hAnsi="Times New Roman"/>
-          <w:sz w:val="20"/>
-          <w:szCs w:val="20"/>
-          <w:lang w:val="en-US" w:eastAsia="zh-CN"/>
-        </w:rPr>
-        <w:t>optically detected magnetic resonance (ODMR) experiment</w:t>
-      </w:r>
-      <w:r>
-        <w:rPr>
-          <w:rFonts w:ascii="Times New Roman" w:hAnsi="Times New Roman" w:hint="eastAsia"/>
-          <w:sz w:val="20"/>
-          <w:szCs w:val="20"/>
-          <w:lang w:val="en-US" w:eastAsia="zh-CN"/>
-        </w:rPr>
-        <w:t xml:space="preserve"> to measure the spin resonance spectrum of the </w:t>
-      </w:r>
-      <w:r>
-        <w:rPr>
-          <w:rFonts w:ascii="Times New Roman" w:hAnsi="Times New Roman"/>
-          <w:sz w:val="20"/>
-          <w:szCs w:val="20"/>
-          <w:lang w:val="en-US" w:eastAsia="zh-CN"/>
-        </w:rPr>
-        <w:t>nitrogen-vacancy (NV) center in diamond</w:t>
+          <w:lang w:val="en-US" w:eastAsia="zh-CN"/>
+        </w:rPr>
+      </w:pPr>
+      <w:r>
+        <w:rPr>
+          <w:rFonts w:ascii="Times New Roman" w:hAnsi="Times New Roman"/>
+          <w:sz w:val="20"/>
+          <w:szCs w:val="20"/>
+          <w:lang w:val="en-US" w:eastAsia="zh-CN"/>
+        </w:rPr>
+        <w:t>Review the theoretical foundations of quantum error correction, including the stabilizer formalism and representative quantum error-correcting codes</w:t>
       </w:r>
     </w:p>
     <w:p>
@@ -1763,35 +1647,17 @@
           <w:rFonts w:ascii="Times New Roman" w:hAnsi="Times New Roman"/>
           <w:sz w:val="20"/>
           <w:szCs w:val="20"/>
-          <w:lang w:val="en-US"/>
-        </w:rPr>
-      </w:pPr>
-      <w:r>
-        <w:rPr>
-          <w:rFonts w:ascii="Times New Roman" w:hAnsi="Times New Roman"/>
-          <w:sz w:val="20"/>
-          <w:szCs w:val="20"/>
-          <w:lang w:val="en-US" w:eastAsia="zh-CN"/>
-        </w:rPr>
-        <w:t>Derived</w:t>
-      </w:r>
-      <w:r>
-        <w:rPr>
-          <w:rFonts w:ascii="Times New Roman" w:hAnsi="Times New Roman"/>
-          <w:sz w:val="20"/>
-          <w:szCs w:val="20"/>
-          <w:lang w:val="en-US" w:eastAsia="zh-CN"/>
-        </w:rPr>
-        <w:t xml:space="preserve"> </w:t>
-      </w:r>
-      <w:r>
-        <w:rPr>
-          <w:rFonts w:ascii="Times New Roman" w:hAnsi="Times New Roman"/>
-          <w:sz w:val="20"/>
-          <w:szCs w:val="20"/>
-          <w:lang w:val="en-US" w:eastAsia="zh-CN"/>
-        </w:rPr>
-        <w:t>principles of quantum computing, including Rabi oscillation, optical pumping, rotating wave approximation (RWA), and optically detected magnetic resonance (ODMR); analyzed characteristics of the NV center</w:t>
+          <w:lang w:val="en-US" w:eastAsia="zh-CN"/>
+        </w:rPr>
+      </w:pPr>
+      <w:r>
+        <w:rPr>
+          <w:rFonts w:ascii="Times New Roman" w:hAnsi="Times New Roman"/>
+          <w:sz w:val="20"/>
+          <w:szCs w:val="20"/>
+          <w:lang w:val="en-US" w:eastAsia="zh-CN"/>
+        </w:rPr>
+        <w:t>Develop a Python-based simulation workflow for logical-qubit encoding, quantum-noise injection, syndrome extraction, and error-recovery operations</w:t>
       </w:r>
     </w:p>
     <w:p>
@@ -1803,56 +1669,73 @@
         <w:spacing w:after="10" w:line="240" w:lineRule="auto"/>
         <w:rPr>
           <w:rFonts w:ascii="Times New Roman" w:hAnsi="Times New Roman"/>
-          <w:bCs/>
-          <w:sz w:val="20"/>
-          <w:szCs w:val="20"/>
-          <w:lang w:val="en-US"/>
-        </w:rPr>
-      </w:pPr>
-      <w:r>
-        <w:rPr>
-          <w:rFonts w:ascii="Times New Roman" w:hAnsi="Times New Roman" w:hint="eastAsia"/>
-          <w:bCs/>
-          <w:sz w:val="20"/>
-          <w:szCs w:val="20"/>
-          <w:lang w:val="en-US" w:eastAsia="zh-CN"/>
-        </w:rPr>
-        <w:t>D</w:t>
-      </w:r>
-      <w:r>
-        <w:rPr>
-          <w:rFonts w:ascii="Times New Roman" w:hAnsi="Times New Roman"/>
-          <w:bCs/>
-          <w:sz w:val="20"/>
-          <w:szCs w:val="20"/>
-          <w:lang w:val="en-US"/>
-        </w:rPr>
-        <w:t>evelop</w:t>
-      </w:r>
-      <w:r>
-        <w:rPr>
-          <w:rFonts w:ascii="Times New Roman" w:hAnsi="Times New Roman" w:hint="eastAsia"/>
-          <w:bCs/>
-          <w:sz w:val="20"/>
-          <w:szCs w:val="20"/>
-          <w:lang w:val="en-US" w:eastAsia="zh-CN"/>
-        </w:rPr>
-        <w:t>ed</w:t>
-      </w:r>
-      <w:r>
-        <w:rPr>
-          <w:rFonts w:ascii="Times New Roman" w:hAnsi="Times New Roman"/>
-          <w:bCs/>
-          <w:sz w:val="20"/>
-          <w:szCs w:val="20"/>
-          <w:lang w:val="en-US"/>
-        </w:rPr>
-        <w:t xml:space="preserve"> the camera driver for an Intensified Charge-Coupled Device</w:t>
-      </w:r>
-      <w:r>
-        <w:rPr>
-          <w:rFonts w:ascii="Times New Roman" w:hAnsi="Times New Roman"/>
-          <w:bCs/>
+          <w:sz w:val="20"/>
+          <w:szCs w:val="20"/>
+          <w:lang w:val="en-US" w:eastAsia="zh-CN"/>
+        </w:rPr>
+      </w:pPr>
+      <w:r>
+        <w:rPr>
+          <w:rFonts w:ascii="Times New Roman" w:hAnsi="Times New Roman"/>
+          <w:sz w:val="20"/>
+          <w:szCs w:val="20"/>
+          <w:lang w:val="en-US" w:eastAsia="zh-CN"/>
+        </w:rPr>
+        <w:t>Evaluate correction performance under different noise models and physical error rates using metrics such as logical error rate and state fidelity</w:t>
+      </w:r>
+    </w:p>
+    <w:p>
+      <w:pPr>
+        <w:tabs>
+          <w:tab w:val="right" w:pos="10080"/>
+        </w:tabs>
+        <w:spacing w:after="10" w:line="240" w:lineRule="auto"/>
+        <w:rPr>
+          <w:rFonts w:ascii="Times New Roman" w:hAnsi="Times New Roman"/>
+          <w:b/>
+          <w:sz w:val="20"/>
+          <w:szCs w:val="20"/>
+          <w:lang w:val="en-US" w:eastAsia="zh-CN"/>
+        </w:rPr>
+      </w:pPr>
+    </w:p>
+    <w:p>
+      <w:pPr>
+        <w:tabs>
+          <w:tab w:val="right" w:pos="10080"/>
+        </w:tabs>
+        <w:spacing w:after="10" w:line="240" w:lineRule="auto"/>
+        <w:rPr>
+          <w:rFonts w:ascii="Times New Roman" w:hAnsi="Times New Roman"/>
+          <w:sz w:val="20"/>
+          <w:szCs w:val="20"/>
+          <w:lang w:val="en-US" w:eastAsia="zh-CN"/>
+        </w:rPr>
+      </w:pPr>
+      <w:r>
+        <w:rPr>
+          <w:rFonts w:ascii="Times New Roman" w:hAnsi="Times New Roman"/>
+          <w:b/>
+          <w:sz w:val="20"/>
+          <w:szCs w:val="20"/>
+          <w:lang w:val="en-US" w:eastAsia="zh-CN"/>
+        </w:rPr>
+        <w:t xml:space="preserve">Technical </w:t>
+      </w:r>
+      <w:r>
+        <w:rPr>
+          <w:rFonts w:ascii="Times New Roman" w:hAnsi="Times New Roman"/>
+          <w:b/>
+          <w:sz w:val="20"/>
+          <w:szCs w:val="20"/>
+          <w:lang w:val="en-US"/>
+        </w:rPr>
+        <w:t>University</w:t>
+      </w:r>
+      <w:r>
+        <w:rPr>
+          <w:rFonts w:ascii="Times New Roman" w:hAnsi="Times New Roman"/>
+          <w:b/>
           <w:sz w:val="20"/>
           <w:szCs w:val="20"/>
           <w:lang w:val="en-US" w:eastAsia="zh-CN"/>
@@ -1861,79 +1744,177 @@
       </w:r>
       <w:r>
         <w:rPr>
-          <w:rFonts w:ascii="Times New Roman" w:hAnsi="Times New Roman"/>
-          <w:bCs/>
-          <w:sz w:val="20"/>
-          <w:szCs w:val="20"/>
-          <w:lang w:val="en-US"/>
-        </w:rPr>
-        <w:t>(ICCD)</w:t>
-      </w:r>
-      <w:r>
-        <w:rPr>
-          <w:rFonts w:ascii="Times New Roman" w:hAnsi="Times New Roman" w:hint="eastAsia"/>
-          <w:bCs/>
-          <w:sz w:val="20"/>
-          <w:szCs w:val="20"/>
-          <w:lang w:val="en-US" w:eastAsia="zh-CN"/>
-        </w:rPr>
-        <w:t>, specifically</w:t>
-      </w:r>
-      <w:r>
-        <w:rPr>
-          <w:rFonts w:ascii="Times New Roman" w:hAnsi="Times New Roman"/>
-          <w:bCs/>
-          <w:sz w:val="20"/>
-          <w:szCs w:val="20"/>
-          <w:lang w:val="en-US" w:eastAsia="zh-CN"/>
-        </w:rPr>
-        <w:t xml:space="preserve"> </w:t>
-      </w:r>
-      <w:r>
-        <w:rPr>
-          <w:rFonts w:ascii="Times New Roman" w:hAnsi="Times New Roman"/>
-          <w:bCs/>
-          <w:sz w:val="20"/>
-          <w:szCs w:val="20"/>
-          <w:lang w:val="en-US" w:eastAsia="zh-CN"/>
-        </w:rPr>
-        <w:t>fan control and gate mode functions</w:t>
-      </w:r>
-      <w:r>
-        <w:rPr>
-          <w:rFonts w:ascii="Times New Roman" w:hAnsi="Times New Roman" w:hint="eastAsia"/>
-          <w:sz w:val="20"/>
-          <w:szCs w:val="20"/>
-          <w:lang w:val="en-US" w:eastAsia="zh-CN"/>
-        </w:rPr>
-        <w:t>; i</w:t>
-      </w:r>
-      <w:r>
-        <w:rPr>
-          <w:rFonts w:ascii="Times New Roman" w:hAnsi="Times New Roman"/>
-          <w:sz w:val="20"/>
-          <w:szCs w:val="20"/>
-          <w:lang w:val="en-US" w:eastAsia="zh-CN"/>
-        </w:rPr>
-        <w:t xml:space="preserve">ntegrated external pulse generator, </w:t>
-      </w:r>
-      <w:r>
-        <w:rPr>
-          <w:rFonts w:ascii="Times New Roman" w:hAnsi="Times New Roman"/>
-          <w:sz w:val="20"/>
-          <w:szCs w:val="20"/>
-          <w:lang w:val="en-US" w:eastAsia="zh-CN"/>
-        </w:rPr>
-        <w:t>microwave generator, and the ICCD camera into a unified control program; programmed to control pulse sequences and microwave</w:t>
-      </w:r>
-      <w:r>
-        <w:rPr>
-          <w:rFonts w:ascii="Times New Roman" w:hAnsi="Times New Roman" w:hint="eastAsia"/>
-          <w:sz w:val="20"/>
-          <w:szCs w:val="20"/>
-          <w:lang w:val="en-US" w:eastAsia="zh-CN"/>
-        </w:rPr>
-        <w:t xml:space="preserve"> and trigger the ICCD acquisition</w:t>
+          <w:rFonts w:ascii="Times New Roman" w:hAnsi="Times New Roman" w:hint="eastAsia"/>
+          <w:b/>
+          <w:sz w:val="20"/>
+          <w:szCs w:val="20"/>
+          <w:lang w:val="en-US" w:eastAsia="zh-CN"/>
+        </w:rPr>
+        <w:t>of</w:t>
+      </w:r>
+      <w:r>
+        <w:rPr>
+          <w:rFonts w:ascii="Times New Roman" w:hAnsi="Times New Roman"/>
+          <w:b/>
+          <w:sz w:val="20"/>
+          <w:szCs w:val="20"/>
+          <w:lang w:val="en-US" w:eastAsia="zh-CN"/>
+        </w:rPr>
+        <w:t xml:space="preserve"> Munich</w:t>
+      </w:r>
+      <w:r>
+        <w:rPr>
+          <w:rFonts w:ascii="Times New Roman" w:hAnsi="Times New Roman"/>
+          <w:sz w:val="20"/>
+          <w:szCs w:val="20"/>
+          <w:lang w:val="en-US"/>
+        </w:rPr>
+        <w:tab/>
+        <w:t>München</w:t>
+      </w:r>
+      <w:r>
+        <w:rPr>
+          <w:rFonts w:ascii="Times New Roman" w:hAnsi="Times New Roman" w:hint="eastAsia"/>
+          <w:sz w:val="20"/>
+          <w:szCs w:val="20"/>
+          <w:lang w:val="en-US" w:eastAsia="zh-CN"/>
+        </w:rPr>
+        <w:t>, Germany</w:t>
+      </w:r>
+    </w:p>
+    <w:p>
+      <w:pPr>
+        <w:tabs>
+          <w:tab w:val="right" w:pos="9720"/>
+        </w:tabs>
+        <w:spacing w:after="10" w:line="240" w:lineRule="auto"/>
+        <w:rPr>
+          <w:rFonts w:ascii="Times New Roman" w:hAnsi="Times New Roman"/>
+          <w:sz w:val="20"/>
+          <w:szCs w:val="20"/>
+          <w:lang w:val="en-US" w:eastAsia="zh-CN"/>
+        </w:rPr>
+      </w:pPr>
+      <w:r>
+        <w:rPr>
+          <w:rFonts w:ascii="Times New Roman" w:hAnsi="Times New Roman"/>
+          <w:i/>
+          <w:iCs/>
+          <w:sz w:val="20"/>
+          <w:szCs w:val="20"/>
+          <w:lang w:val="en-US" w:eastAsia="zh-CN"/>
+        </w:rPr>
+        <w:t>Course Project, supervised by Professor Stefan Filipp</w:t>
+      </w:r>
+      <w:r>
+        <w:rPr>
+          <w:rFonts w:ascii="Times New Roman" w:hAnsi="Times New Roman"/>
+          <w:i/>
+          <w:iCs/>
+          <w:sz w:val="20"/>
+          <w:szCs w:val="20"/>
+          <w:lang w:val="en-US" w:eastAsia="zh-CN"/>
+        </w:rPr>
+        <w:tab/>
+      </w:r>
+      <w:r>
+        <w:rPr>
+          <w:rFonts w:ascii="Times New Roman" w:hAnsi="Times New Roman" w:hint="eastAsia"/>
+          <w:sz w:val="20"/>
+          <w:szCs w:val="20"/>
+          <w:lang w:val="en-US" w:eastAsia="zh-CN"/>
+        </w:rPr>
+        <w:t>May</w:t>
+      </w:r>
+      <w:r>
+        <w:rPr>
+          <w:rFonts w:ascii="Times New Roman" w:hAnsi="Times New Roman"/>
+          <w:sz w:val="20"/>
+          <w:szCs w:val="20"/>
+          <w:lang w:val="en-US"/>
+        </w:rPr>
+        <w:t xml:space="preserve"> 20</w:t>
+      </w:r>
+      <w:r>
+        <w:rPr>
+          <w:rFonts w:ascii="Times New Roman" w:hAnsi="Times New Roman"/>
+          <w:sz w:val="20"/>
+          <w:szCs w:val="20"/>
+          <w:lang w:val="en-US" w:eastAsia="zh-CN"/>
+        </w:rPr>
+        <w:t>2</w:t>
+      </w:r>
+      <w:r>
+        <w:rPr>
+          <w:rFonts w:ascii="Times New Roman" w:hAnsi="Times New Roman" w:hint="eastAsia"/>
+          <w:sz w:val="20"/>
+          <w:szCs w:val="20"/>
+          <w:lang w:val="en-US" w:eastAsia="zh-CN"/>
+        </w:rPr>
+        <w:t>6</w:t>
+      </w:r>
+      <w:r>
+        <w:rPr>
+          <w:rFonts w:ascii="Times New Roman" w:hAnsi="Times New Roman"/>
+          <w:sz w:val="20"/>
+          <w:szCs w:val="20"/>
+          <w:lang w:val="en-US"/>
+        </w:rPr>
+        <w:t xml:space="preserve"> – </w:t>
+      </w:r>
+      <w:r>
+        <w:rPr>
+          <w:rFonts w:ascii="Times New Roman" w:hAnsi="Times New Roman" w:hint="eastAsia"/>
+          <w:sz w:val="20"/>
+          <w:szCs w:val="20"/>
+          <w:lang w:val="en-US" w:eastAsia="zh-CN"/>
+        </w:rPr>
+        <w:t>Aug</w:t>
+      </w:r>
+      <w:r>
+        <w:rPr>
+          <w:rFonts w:ascii="Times New Roman" w:hAnsi="Times New Roman"/>
+          <w:sz w:val="20"/>
+          <w:szCs w:val="20"/>
+          <w:lang w:val="en-US" w:eastAsia="zh-CN"/>
+        </w:rPr>
+        <w:t xml:space="preserve"> 202</w:t>
+      </w:r>
+      <w:r>
+        <w:rPr>
+          <w:rFonts w:ascii="Times New Roman" w:hAnsi="Times New Roman" w:hint="eastAsia"/>
+          <w:sz w:val="20"/>
+          <w:szCs w:val="20"/>
+          <w:lang w:val="en-US" w:eastAsia="zh-CN"/>
+        </w:rPr>
+        <w:t>6</w:t>
+      </w:r>
+    </w:p>
+    <w:p>
+      <w:pPr>
+        <w:tabs>
+          <w:tab w:val="right" w:pos="9720"/>
+        </w:tabs>
+        <w:spacing w:after="10" w:line="240" w:lineRule="auto"/>
+        <w:rPr>
+          <w:rFonts w:ascii="Times New Roman" w:hAnsi="Times New Roman"/>
+          <w:b/>
+          <w:bCs/>
+          <w:sz w:val="20"/>
+          <w:szCs w:val="20"/>
+          <w:lang w:val="en-US" w:eastAsia="zh-CN"/>
+        </w:rPr>
+      </w:pPr>
+      <w:r>
+        <w:rPr>
+          <w:rFonts w:ascii="Times New Roman" w:hAnsi="Times New Roman"/>
+          <w:b/>
+          <w:bCs/>
+          <w:sz w:val="20"/>
+          <w:szCs w:val="20"/>
+          <w:lang w:val="en-US" w:eastAsia="zh-CN"/>
+        </w:rPr>
+        <w:t>Superconducting Quantum Computing</w:t>
       </w:r>
     </w:p>
     <w:p>
@@ -1942,191 +1923,45 @@
           <w:ilvl w:val="0"/>
           <w:numId w:val="3"/>
         </w:numPr>
-        <w:spacing w:after="10" w:line="240" w:lineRule="auto"/>
-        <w:rPr>
-          <w:rFonts w:ascii="Times New Roman" w:hAnsi="Times New Roman"/>
-          <w:sz w:val="20"/>
-          <w:szCs w:val="20"/>
-          <w:lang w:val="en-US"/>
-        </w:rPr>
-      </w:pPr>
-      <w:r>
-        <w:rPr>
-          <w:rFonts w:ascii="Times New Roman" w:hAnsi="Times New Roman"/>
-          <w:sz w:val="20"/>
-          <w:szCs w:val="20"/>
-          <w:lang w:val="en-US" w:eastAsia="zh-CN"/>
-        </w:rPr>
-        <w:t>Captured the photon generated by the NV center, and resolved the energy level splitting of the NV center</w:t>
-      </w:r>
-    </w:p>
-    <w:p>
-      <w:pPr>
-        <w:tabs>
-          <w:tab w:val="right" w:pos="10080"/>
-        </w:tabs>
-        <w:spacing w:after="10" w:line="240" w:lineRule="auto"/>
-        <w:rPr>
-          <w:rFonts w:ascii="Times New Roman" w:hAnsi="Times New Roman"/>
-          <w:b/>
-          <w:sz w:val="20"/>
-          <w:szCs w:val="20"/>
-          <w:lang w:val="en-US" w:eastAsia="zh-CN"/>
-        </w:rPr>
-      </w:pPr>
-    </w:p>
-    <w:p>
-      <w:pPr>
-        <w:tabs>
-          <w:tab w:val="right" w:pos="10080"/>
-        </w:tabs>
-        <w:spacing w:after="10" w:line="240" w:lineRule="auto"/>
-        <w:rPr>
-          <w:rFonts w:ascii="Times New Roman" w:hAnsi="Times New Roman" w:hint="eastAsia"/>
-          <w:sz w:val="20"/>
-          <w:szCs w:val="20"/>
-          <w:lang w:val="en-US" w:eastAsia="zh-CN"/>
-        </w:rPr>
-      </w:pPr>
-      <w:commentRangeStart w:id="1"/>
-      <w:r>
-        <w:rPr>
-          <w:rFonts w:ascii="Times New Roman" w:hAnsi="Times New Roman" w:hint="eastAsia"/>
-          <w:b/>
-          <w:sz w:val="20"/>
-          <w:szCs w:val="20"/>
-          <w:lang w:val="en-US" w:eastAsia="zh-CN"/>
-        </w:rPr>
-        <w:t>Quantum Correction Capstone Project</w:t>
-      </w:r>
-      <w:commentRangeEnd w:id="1"/>
-      <w:r>
-        <w:rPr>
-          <w:rStyle w:val="af"/>
-          <w:rFonts w:ascii="Times New Roman" w:hAnsi="Times New Roman" w:hint="eastAsia"/>
-          <w:sz w:val="20"/>
-          <w:szCs w:val="20"/>
-          <w:lang w:val="en-US" w:eastAsia="zh-CN"/>
-        </w:rPr>
-        <w:commentReference w:id="1"/>
-      </w:r>
-    </w:p>
-    <w:p>
-      <w:pPr>
-        <w:tabs>
-          <w:tab w:val="right" w:pos="10080"/>
-        </w:tabs>
-        <w:spacing w:after="10" w:line="240" w:lineRule="auto"/>
-        <w:rPr>
-          <w:rFonts w:ascii="Times New Roman" w:hAnsi="Times New Roman" w:hint="eastAsia"/>
-          <w:bCs/>
-          <w:i/>
-          <w:iCs/>
-          <w:sz w:val="20"/>
-          <w:szCs w:val="20"/>
-          <w:lang w:val="en-US" w:eastAsia="zh-CN"/>
-        </w:rPr>
-      </w:pPr>
-      <w:r>
-        <w:rPr>
-          <w:rFonts w:ascii="Times New Roman" w:hAnsi="Times New Roman"/>
-          <w:bCs/>
-          <w:i/>
-          <w:iCs/>
-          <w:sz w:val="20"/>
-          <w:szCs w:val="20"/>
-          <w:lang w:val="en-US" w:eastAsia="zh-CN"/>
-        </w:rPr>
-        <w:t>Capstone Research Project</w:t>
-      </w:r>
-      <w:r>
-        <w:rPr>
-          <w:rFonts w:ascii="Times New Roman" w:hAnsi="Times New Roman" w:hint="eastAsia"/>
-          <w:bCs/>
-          <w:i/>
-          <w:iCs/>
-          <w:sz w:val="20"/>
-          <w:szCs w:val="20"/>
-          <w:lang w:val="en-US" w:eastAsia="zh-CN"/>
-        </w:rPr>
-        <w:t xml:space="preserve">, </w:t>
-      </w:r>
-      <w:r>
-        <w:rPr>
-          <w:rFonts w:ascii="Times New Roman" w:hAnsi="Times New Roman" w:hint="eastAsia"/>
-          <w:bCs/>
-          <w:i/>
-          <w:iCs/>
-          <w:sz w:val="20"/>
-          <w:szCs w:val="20"/>
-          <w:lang w:val="en-US" w:eastAsia="zh-CN"/>
-        </w:rPr>
-        <w:t>Supervised by Prof</w:t>
-      </w:r>
-      <w:r>
-        <w:rPr>
-          <w:rFonts w:ascii="Times New Roman" w:hAnsi="Times New Roman" w:hint="eastAsia"/>
-          <w:bCs/>
-          <w:i/>
-          <w:iCs/>
-          <w:sz w:val="20"/>
-          <w:szCs w:val="20"/>
-          <w:lang w:val="en-US" w:eastAsia="zh-CN"/>
-        </w:rPr>
-        <w:t>.</w:t>
-      </w:r>
-      <w:r>
-        <w:rPr>
-          <w:rFonts w:ascii="Times New Roman" w:hAnsi="Times New Roman" w:hint="eastAsia"/>
-          <w:bCs/>
-          <w:i/>
-          <w:iCs/>
-          <w:sz w:val="20"/>
-          <w:szCs w:val="20"/>
-          <w:lang w:val="en-US" w:eastAsia="zh-CN"/>
-        </w:rPr>
-        <w:t xml:space="preserve"> HUANG, Shiling</w:t>
-      </w:r>
-      <w:r>
-        <w:rPr>
-          <w:rFonts w:ascii="Times New Roman" w:hAnsi="Times New Roman"/>
-          <w:bCs/>
-          <w:i/>
-          <w:iCs/>
-          <w:sz w:val="20"/>
-          <w:szCs w:val="20"/>
-          <w:lang w:val="en-US" w:eastAsia="zh-CN"/>
-        </w:rPr>
-        <w:tab/>
-      </w:r>
-      <w:r>
-        <w:rPr>
-          <w:rFonts w:ascii="Times New Roman" w:hAnsi="Times New Roman" w:hint="eastAsia"/>
-          <w:bCs/>
-          <w:sz w:val="20"/>
-          <w:szCs w:val="20"/>
-          <w:lang w:val="en-US" w:eastAsia="zh-CN"/>
-        </w:rPr>
-        <w:t>August 2026</w:t>
-      </w:r>
-      <w:r>
-        <w:rPr>
-          <w:rFonts w:ascii="Times New Roman" w:hAnsi="Times New Roman" w:hint="eastAsia"/>
-          <w:bCs/>
-          <w:sz w:val="20"/>
-          <w:szCs w:val="20"/>
-          <w:lang w:val="en-US" w:eastAsia="zh-CN"/>
-        </w:rPr>
-        <w:t xml:space="preserve"> </w:t>
-      </w:r>
-      <w:r>
-        <w:rPr>
-          <w:rFonts w:ascii="Times New Roman" w:hAnsi="Times New Roman"/>
-          <w:sz w:val="20"/>
-          <w:szCs w:val="20"/>
-          <w:lang w:val="en-US"/>
-        </w:rPr>
-        <w:t>–</w:t>
+        <w:tabs>
+          <w:tab w:val="num" w:pos="720"/>
+        </w:tabs>
+        <w:spacing w:after="10" w:line="240" w:lineRule="auto"/>
+        <w:rPr>
+          <w:rFonts w:ascii="Times New Roman" w:hAnsi="Times New Roman"/>
+          <w:sz w:val="20"/>
+          <w:szCs w:val="20"/>
+          <w:lang w:val="en-US"/>
+        </w:rPr>
+      </w:pPr>
+      <w:r>
+        <w:rPr>
+          <w:rFonts w:ascii="Times New Roman" w:hAnsi="Times New Roman" w:hint="eastAsia"/>
+          <w:sz w:val="20"/>
+          <w:szCs w:val="20"/>
+          <w:lang w:val="en-US" w:eastAsia="zh-CN"/>
+        </w:rPr>
+        <w:t xml:space="preserve">Analytically and numerically studied the Hamiltonians of general superconducting circuits (e.g., </w:t>
+      </w:r>
+      <w:proofErr w:type="spellStart"/>
+      <w:r>
+        <w:rPr>
+          <w:rFonts w:ascii="Times New Roman" w:hAnsi="Times New Roman" w:hint="eastAsia"/>
+          <w:sz w:val="20"/>
+          <w:szCs w:val="20"/>
+          <w:lang w:val="en-US" w:eastAsia="zh-CN"/>
+        </w:rPr>
+        <w:t>transmon</w:t>
+      </w:r>
+      <w:proofErr w:type="spellEnd"/>
+      <w:r>
+        <w:rPr>
+          <w:rFonts w:ascii="Times New Roman" w:hAnsi="Times New Roman" w:hint="eastAsia"/>
+          <w:sz w:val="20"/>
+          <w:szCs w:val="20"/>
+          <w:lang w:val="en-US" w:eastAsia="zh-CN"/>
+        </w:rPr>
+        <w:t xml:space="preserve"> and coupled circuits) and a specific circuit from the experiment</w:t>
       </w:r>
     </w:p>
     <w:p>
@@ -2135,22 +1970,34 @@
           <w:ilvl w:val="0"/>
           <w:numId w:val="3"/>
         </w:numPr>
-        <w:spacing w:after="10" w:line="240" w:lineRule="auto"/>
-        <w:rPr>
-          <w:rFonts w:ascii="Times New Roman" w:hAnsi="Times New Roman" w:hint="eastAsia"/>
-          <w:sz w:val="20"/>
-          <w:szCs w:val="20"/>
-          <w:lang w:val="en-US" w:eastAsia="zh-CN"/>
-        </w:rPr>
-      </w:pPr>
-      <w:r>
-        <w:rPr>
-          <w:rFonts w:ascii="Times New Roman" w:hAnsi="Times New Roman"/>
-          <w:sz w:val="20"/>
-          <w:szCs w:val="20"/>
-          <w:lang w:val="en-US" w:eastAsia="zh-CN"/>
-        </w:rPr>
-        <w:t>Review the theoretical foundations of quantum error correction, including the stabilizer formalism and representative quantum error-correcting codes.</w:t>
+        <w:tabs>
+          <w:tab w:val="num" w:pos="720"/>
+        </w:tabs>
+        <w:spacing w:after="10" w:line="240" w:lineRule="auto"/>
+        <w:rPr>
+          <w:rFonts w:ascii="Times New Roman" w:hAnsi="Times New Roman"/>
+          <w:sz w:val="20"/>
+          <w:szCs w:val="20"/>
+          <w:lang w:val="en-US"/>
+        </w:rPr>
+      </w:pPr>
+      <w:r>
+        <w:rPr>
+          <w:rFonts w:ascii="Times New Roman" w:hAnsi="Times New Roman" w:hint="eastAsia"/>
+          <w:sz w:val="20"/>
+          <w:szCs w:val="20"/>
+          <w:lang w:val="en-US" w:eastAsia="zh-CN"/>
+        </w:rPr>
+        <w:t xml:space="preserve">Applied various techniques (e.g., ladder operators and non-degenerate perturbation theory) to derive </w:t>
+      </w:r>
+      <w:r>
+        <w:rPr>
+          <w:rFonts w:ascii="Times New Roman" w:hAnsi="Times New Roman"/>
+          <w:sz w:val="20"/>
+          <w:szCs w:val="20"/>
+          <w:lang w:val="en-US" w:eastAsia="zh-CN"/>
+        </w:rPr>
+        <w:t>the energy levels, qubit frequency, anharmonicity, and eigenvectors</w:t>
       </w:r>
     </w:p>
     <w:p>
@@ -2159,23 +2006,430 @@
           <w:ilvl w:val="0"/>
           <w:numId w:val="3"/>
         </w:numPr>
-        <w:spacing w:after="10" w:line="240" w:lineRule="auto"/>
-        <w:rPr>
-          <w:rFonts w:ascii="Times New Roman" w:hAnsi="Times New Roman"/>
-          <w:sz w:val="20"/>
-          <w:szCs w:val="20"/>
-          <w:lang w:val="en-US" w:eastAsia="zh-CN"/>
-        </w:rPr>
-      </w:pPr>
-      <w:r>
-        <w:rPr>
-          <w:rFonts w:ascii="Times New Roman" w:hAnsi="Times New Roman"/>
-          <w:sz w:val="20"/>
-          <w:szCs w:val="20"/>
-          <w:lang w:val="en-US" w:eastAsia="zh-CN"/>
-        </w:rPr>
-        <w:t>Develop a Python-based simulation workflow for logical-qubit encoding, quantum-noise injection, syndrome extraction, and error-recovery operations.</w:t>
-      </w:r>
+        <w:tabs>
+          <w:tab w:val="num" w:pos="720"/>
+        </w:tabs>
+        <w:spacing w:after="10" w:line="240" w:lineRule="auto"/>
+        <w:rPr>
+          <w:rFonts w:ascii="Times New Roman" w:hAnsi="Times New Roman"/>
+          <w:sz w:val="20"/>
+          <w:szCs w:val="20"/>
+          <w:lang w:val="en-US"/>
+        </w:rPr>
+      </w:pPr>
+      <w:r>
+        <w:rPr>
+          <w:rFonts w:ascii="Times New Roman" w:hAnsi="Times New Roman" w:hint="eastAsia"/>
+          <w:sz w:val="20"/>
+          <w:szCs w:val="20"/>
+          <w:lang w:val="en-US" w:eastAsia="zh-CN"/>
+        </w:rPr>
+        <w:t xml:space="preserve">Verified the analytical results by </w:t>
+      </w:r>
+      <w:r>
+        <w:rPr>
+          <w:rFonts w:ascii="Times New Roman" w:hAnsi="Times New Roman"/>
+          <w:sz w:val="20"/>
+          <w:szCs w:val="20"/>
+          <w:lang w:val="en-US" w:eastAsia="zh-CN"/>
+        </w:rPr>
+        <w:t>numerically diagonalizing the Hamiltonian in Python</w:t>
+      </w:r>
+      <w:r>
+        <w:rPr>
+          <w:rFonts w:ascii="Times New Roman" w:hAnsi="Times New Roman" w:hint="eastAsia"/>
+          <w:sz w:val="20"/>
+          <w:szCs w:val="20"/>
+          <w:lang w:val="en-US" w:eastAsia="zh-CN"/>
+        </w:rPr>
+        <w:t>; interpreted the</w:t>
+      </w:r>
+      <w:r>
+        <w:rPr>
+          <w:rFonts w:ascii="Times New Roman" w:hAnsi="Times New Roman"/>
+          <w:sz w:val="20"/>
+          <w:szCs w:val="20"/>
+          <w:lang w:val="en-US" w:eastAsia="zh-CN"/>
+        </w:rPr>
+        <w:t xml:space="preserve"> resulting mode structure with reference to the Hamiltonia</w:t>
+      </w:r>
+      <w:r>
+        <w:rPr>
+          <w:rFonts w:ascii="Times New Roman" w:hAnsi="Times New Roman" w:hint="eastAsia"/>
+          <w:sz w:val="20"/>
+          <w:szCs w:val="20"/>
+          <w:lang w:val="en-US" w:eastAsia="zh-CN"/>
+        </w:rPr>
+        <w:t>n</w:t>
+      </w:r>
+    </w:p>
+    <w:p>
+      <w:pPr>
+        <w:tabs>
+          <w:tab w:val="right" w:pos="10080"/>
+        </w:tabs>
+        <w:spacing w:after="10" w:line="240" w:lineRule="auto"/>
+        <w:rPr>
+          <w:rFonts w:ascii="Times New Roman" w:hAnsi="Times New Roman"/>
+          <w:b/>
+          <w:sz w:val="20"/>
+          <w:szCs w:val="20"/>
+          <w:lang w:eastAsia="zh-CN"/>
+        </w:rPr>
+      </w:pPr>
+    </w:p>
+    <w:p>
+      <w:pPr>
+        <w:tabs>
+          <w:tab w:val="right" w:pos="10080"/>
+        </w:tabs>
+        <w:spacing w:after="10" w:line="240" w:lineRule="auto"/>
+        <w:rPr>
+          <w:rFonts w:ascii="Times New Roman" w:hAnsi="Times New Roman"/>
+          <w:bCs/>
+          <w:sz w:val="20"/>
+          <w:szCs w:val="20"/>
+          <w:lang w:val="en-US" w:eastAsia="zh-CN"/>
+        </w:rPr>
+      </w:pPr>
+      <w:r>
+        <w:rPr>
+          <w:rFonts w:ascii="Times New Roman" w:hAnsi="Times New Roman"/>
+          <w:b/>
+          <w:sz w:val="20"/>
+          <w:szCs w:val="20"/>
+          <w:lang w:val="en-US" w:eastAsia="zh-CN"/>
+        </w:rPr>
+        <w:t xml:space="preserve">Technical </w:t>
+      </w:r>
+      <w:r>
+        <w:rPr>
+          <w:rFonts w:ascii="Times New Roman" w:hAnsi="Times New Roman"/>
+          <w:b/>
+          <w:sz w:val="20"/>
+          <w:szCs w:val="20"/>
+          <w:lang w:val="en-US"/>
+        </w:rPr>
+        <w:t>University</w:t>
+      </w:r>
+      <w:r>
+        <w:rPr>
+          <w:rFonts w:ascii="Times New Roman" w:hAnsi="Times New Roman"/>
+          <w:b/>
+          <w:sz w:val="20"/>
+          <w:szCs w:val="20"/>
+          <w:lang w:val="en-US" w:eastAsia="zh-CN"/>
+        </w:rPr>
+        <w:t xml:space="preserve"> </w:t>
+      </w:r>
+      <w:r>
+        <w:rPr>
+          <w:rFonts w:ascii="Times New Roman" w:hAnsi="Times New Roman" w:hint="eastAsia"/>
+          <w:b/>
+          <w:sz w:val="20"/>
+          <w:szCs w:val="20"/>
+          <w:lang w:val="en-US" w:eastAsia="zh-CN"/>
+        </w:rPr>
+        <w:t>of</w:t>
+      </w:r>
+      <w:r>
+        <w:rPr>
+          <w:rFonts w:ascii="Times New Roman" w:hAnsi="Times New Roman"/>
+          <w:b/>
+          <w:sz w:val="20"/>
+          <w:szCs w:val="20"/>
+          <w:lang w:val="en-US" w:eastAsia="zh-CN"/>
+        </w:rPr>
+        <w:t xml:space="preserve"> Munich</w:t>
+      </w:r>
+      <w:r>
+        <w:rPr>
+          <w:rFonts w:ascii="Times New Roman" w:hAnsi="Times New Roman"/>
+          <w:b/>
+          <w:sz w:val="20"/>
+          <w:szCs w:val="20"/>
+          <w:lang w:eastAsia="zh-CN"/>
+        </w:rPr>
+        <w:tab/>
+      </w:r>
+      <w:r>
+        <w:rPr>
+          <w:rFonts w:ascii="Times New Roman" w:hAnsi="Times New Roman"/>
+          <w:sz w:val="20"/>
+          <w:szCs w:val="20"/>
+          <w:lang w:val="en-US"/>
+        </w:rPr>
+        <w:t>München</w:t>
+      </w:r>
+      <w:r>
+        <w:rPr>
+          <w:rFonts w:ascii="Times New Roman" w:hAnsi="Times New Roman" w:hint="eastAsia"/>
+          <w:sz w:val="20"/>
+          <w:szCs w:val="20"/>
+          <w:lang w:val="en-US" w:eastAsia="zh-CN"/>
+        </w:rPr>
+        <w:t xml:space="preserve">, </w:t>
+      </w:r>
+      <w:r>
+        <w:rPr>
+          <w:rFonts w:ascii="Times New Roman" w:hAnsi="Times New Roman"/>
+          <w:sz w:val="20"/>
+          <w:szCs w:val="20"/>
+          <w:lang w:val="en-US" w:eastAsia="zh-CN"/>
+        </w:rPr>
+        <w:t>Germany</w:t>
+      </w:r>
+    </w:p>
+    <w:p>
+      <w:pPr>
+        <w:tabs>
+          <w:tab w:val="right" w:pos="10080"/>
+        </w:tabs>
+        <w:spacing w:after="10" w:line="240" w:lineRule="auto"/>
+        <w:rPr>
+          <w:rFonts w:ascii="Times New Roman" w:hAnsi="Times New Roman"/>
+          <w:sz w:val="20"/>
+          <w:szCs w:val="20"/>
+          <w:lang w:val="en-US" w:eastAsia="zh-CN"/>
+        </w:rPr>
+      </w:pPr>
+      <w:r>
+        <w:rPr>
+          <w:rFonts w:ascii="Times New Roman" w:hAnsi="Times New Roman" w:hint="eastAsia"/>
+          <w:bCs/>
+          <w:i/>
+          <w:iCs/>
+          <w:sz w:val="20"/>
+          <w:szCs w:val="20"/>
+          <w:highlight w:val="cyan"/>
+          <w:lang w:val="en-US" w:eastAsia="zh-CN"/>
+        </w:rPr>
+        <w:t>Position, Supervised by Professor XXX</w:t>
+      </w:r>
+      <w:r>
+        <w:rPr>
+          <w:rFonts w:ascii="Times New Roman" w:hAnsi="Times New Roman"/>
+          <w:bCs/>
+          <w:i/>
+          <w:iCs/>
+          <w:sz w:val="20"/>
+          <w:szCs w:val="20"/>
+          <w:lang w:val="en-US" w:eastAsia="zh-CN"/>
+        </w:rPr>
+        <w:tab/>
+      </w:r>
+      <w:r>
+        <w:rPr>
+          <w:rFonts w:ascii="Times New Roman" w:hAnsi="Times New Roman" w:hint="eastAsia"/>
+          <w:sz w:val="20"/>
+          <w:szCs w:val="20"/>
+          <w:lang w:val="en-US" w:eastAsia="zh-CN"/>
+        </w:rPr>
+        <w:t>May</w:t>
+      </w:r>
+      <w:r>
+        <w:rPr>
+          <w:rFonts w:ascii="Times New Roman" w:hAnsi="Times New Roman"/>
+          <w:sz w:val="20"/>
+          <w:szCs w:val="20"/>
+          <w:lang w:val="en-US"/>
+        </w:rPr>
+        <w:t xml:space="preserve"> 20</w:t>
+      </w:r>
+      <w:r>
+        <w:rPr>
+          <w:rFonts w:ascii="Times New Roman" w:hAnsi="Times New Roman"/>
+          <w:sz w:val="20"/>
+          <w:szCs w:val="20"/>
+          <w:lang w:val="en-US" w:eastAsia="zh-CN"/>
+        </w:rPr>
+        <w:t>2</w:t>
+      </w:r>
+      <w:r>
+        <w:rPr>
+          <w:rFonts w:ascii="Times New Roman" w:hAnsi="Times New Roman" w:hint="eastAsia"/>
+          <w:sz w:val="20"/>
+          <w:szCs w:val="20"/>
+          <w:lang w:val="en-US" w:eastAsia="zh-CN"/>
+        </w:rPr>
+        <w:t>6</w:t>
+      </w:r>
+      <w:r>
+        <w:rPr>
+          <w:rFonts w:ascii="Times New Roman" w:hAnsi="Times New Roman"/>
+          <w:sz w:val="20"/>
+          <w:szCs w:val="20"/>
+          <w:lang w:val="en-US"/>
+        </w:rPr>
+        <w:t xml:space="preserve"> – </w:t>
+      </w:r>
+      <w:r>
+        <w:rPr>
+          <w:rFonts w:ascii="Times New Roman" w:hAnsi="Times New Roman" w:hint="eastAsia"/>
+          <w:sz w:val="20"/>
+          <w:szCs w:val="20"/>
+          <w:lang w:val="en-US" w:eastAsia="zh-CN"/>
+        </w:rPr>
+        <w:t>Jul</w:t>
+      </w:r>
+      <w:r>
+        <w:rPr>
+          <w:rFonts w:ascii="Times New Roman" w:hAnsi="Times New Roman"/>
+          <w:sz w:val="20"/>
+          <w:szCs w:val="20"/>
+          <w:lang w:val="en-US" w:eastAsia="zh-CN"/>
+        </w:rPr>
+        <w:t xml:space="preserve"> 202</w:t>
+      </w:r>
+      <w:r>
+        <w:rPr>
+          <w:rFonts w:ascii="Times New Roman" w:hAnsi="Times New Roman" w:hint="eastAsia"/>
+          <w:sz w:val="20"/>
+          <w:szCs w:val="20"/>
+          <w:lang w:val="en-US" w:eastAsia="zh-CN"/>
+        </w:rPr>
+        <w:t>6</w:t>
+      </w:r>
+    </w:p>
+    <w:p>
+      <w:pPr>
+        <w:tabs>
+          <w:tab w:val="right" w:pos="10080"/>
+        </w:tabs>
+        <w:spacing w:after="10" w:line="240" w:lineRule="auto"/>
+        <w:rPr>
+          <w:rFonts w:ascii="Times New Roman" w:hAnsi="Times New Roman"/>
+          <w:b/>
+          <w:bCs/>
+          <w:i/>
+          <w:iCs/>
+          <w:sz w:val="20"/>
+          <w:szCs w:val="20"/>
+          <w:lang w:val="en-US" w:eastAsia="zh-CN"/>
+        </w:rPr>
+      </w:pPr>
+      <w:r>
+        <w:rPr>
+          <w:rFonts w:ascii="Times New Roman" w:hAnsi="Times New Roman"/>
+          <w:b/>
+          <w:sz w:val="20"/>
+          <w:szCs w:val="20"/>
+          <w:lang w:eastAsia="zh-CN"/>
+        </w:rPr>
+        <w:t xml:space="preserve">Zero-shot </w:t>
+      </w:r>
+      <w:r>
+        <w:rPr>
+          <w:rFonts w:ascii="Times New Roman" w:hAnsi="Times New Roman" w:hint="eastAsia"/>
+          <w:b/>
+          <w:sz w:val="20"/>
+          <w:szCs w:val="20"/>
+          <w:lang w:eastAsia="zh-CN"/>
+        </w:rPr>
+        <w:t>C</w:t>
+      </w:r>
+      <w:r>
+        <w:rPr>
+          <w:rFonts w:ascii="Times New Roman" w:hAnsi="Times New Roman"/>
+          <w:b/>
+          <w:sz w:val="20"/>
+          <w:szCs w:val="20"/>
+          <w:lang w:eastAsia="zh-CN"/>
+        </w:rPr>
+        <w:t xml:space="preserve">ontrol of </w:t>
+      </w:r>
+      <w:r>
+        <w:rPr>
+          <w:rFonts w:ascii="Times New Roman" w:hAnsi="Times New Roman"/>
+          <w:b/>
+          <w:sz w:val="20"/>
+          <w:szCs w:val="20"/>
+          <w:lang w:eastAsia="zh-CN"/>
+        </w:rPr>
+        <w:t>a</w:t>
+      </w:r>
+      <w:r>
+        <w:rPr>
+          <w:rFonts w:ascii="Times New Roman" w:hAnsi="Times New Roman"/>
+          <w:b/>
+          <w:sz w:val="20"/>
+          <w:szCs w:val="20"/>
+          <w:lang w:eastAsia="zh-CN"/>
+        </w:rPr>
+        <w:t xml:space="preserve"> </w:t>
+      </w:r>
+      <w:r>
+        <w:rPr>
+          <w:rFonts w:ascii="Times New Roman" w:hAnsi="Times New Roman" w:hint="eastAsia"/>
+          <w:b/>
+          <w:sz w:val="20"/>
+          <w:szCs w:val="20"/>
+          <w:lang w:eastAsia="zh-CN"/>
+        </w:rPr>
+        <w:t>S</w:t>
+      </w:r>
+      <w:r>
+        <w:rPr>
+          <w:rFonts w:ascii="Times New Roman" w:hAnsi="Times New Roman"/>
+          <w:b/>
+          <w:sz w:val="20"/>
+          <w:szCs w:val="20"/>
+          <w:lang w:eastAsia="zh-CN"/>
+        </w:rPr>
+        <w:t xml:space="preserve">imulated </w:t>
+      </w:r>
+      <w:r>
+        <w:rPr>
+          <w:rFonts w:ascii="Times New Roman" w:hAnsi="Times New Roman" w:hint="eastAsia"/>
+          <w:b/>
+          <w:sz w:val="20"/>
+          <w:szCs w:val="20"/>
+          <w:lang w:eastAsia="zh-CN"/>
+        </w:rPr>
+        <w:t>R</w:t>
+      </w:r>
+      <w:r>
+        <w:rPr>
+          <w:rFonts w:ascii="Times New Roman" w:hAnsi="Times New Roman"/>
+          <w:b/>
+          <w:sz w:val="20"/>
+          <w:szCs w:val="20"/>
+          <w:lang w:eastAsia="zh-CN"/>
+        </w:rPr>
+        <w:t xml:space="preserve">obotic </w:t>
+      </w:r>
+      <w:r>
+        <w:rPr>
+          <w:rFonts w:ascii="Times New Roman" w:hAnsi="Times New Roman" w:hint="eastAsia"/>
+          <w:b/>
+          <w:sz w:val="20"/>
+          <w:szCs w:val="20"/>
+          <w:lang w:eastAsia="zh-CN"/>
+        </w:rPr>
+        <w:t>A</w:t>
+      </w:r>
+      <w:r>
+        <w:rPr>
+          <w:rFonts w:ascii="Times New Roman" w:hAnsi="Times New Roman"/>
+          <w:b/>
+          <w:sz w:val="20"/>
+          <w:szCs w:val="20"/>
+          <w:lang w:eastAsia="zh-CN"/>
+        </w:rPr>
+        <w:t xml:space="preserve">rm based on </w:t>
+      </w:r>
+      <w:proofErr w:type="spellStart"/>
+      <w:r>
+        <w:rPr>
+          <w:rFonts w:ascii="Times New Roman" w:hAnsi="Times New Roman"/>
+          <w:b/>
+          <w:sz w:val="20"/>
+          <w:szCs w:val="20"/>
+          <w:lang w:eastAsia="zh-CN"/>
+        </w:rPr>
+        <w:t>OpenVLA</w:t>
+      </w:r>
+      <w:proofErr w:type="spellEnd"/>
     </w:p>
     <w:p>
       <w:pPr>
@@ -2193,277 +2447,21 @@
       </w:pPr>
       <w:r>
         <w:rPr>
-          <w:rFonts w:ascii="Times New Roman" w:hAnsi="Times New Roman"/>
-          <w:sz w:val="20"/>
-          <w:szCs w:val="20"/>
-          <w:lang w:val="en-US" w:eastAsia="zh-CN"/>
-        </w:rPr>
-        <w:t>Evaluate correction performance under different noise models and physical error rates using metrics such as logical error rate and state fidelity.</w:t>
-      </w:r>
-    </w:p>
-    <w:p>
-      <w:pPr>
-        <w:tabs>
-          <w:tab w:val="right" w:pos="10080"/>
-        </w:tabs>
-        <w:spacing w:after="10" w:line="240" w:lineRule="auto"/>
-        <w:rPr>
-          <w:rFonts w:ascii="Times New Roman" w:hAnsi="Times New Roman"/>
-          <w:b/>
-          <w:sz w:val="20"/>
-          <w:szCs w:val="20"/>
-          <w:lang w:val="en-US" w:eastAsia="zh-CN"/>
-        </w:rPr>
-      </w:pPr>
-    </w:p>
-    <w:p>
-      <w:pPr>
-        <w:tabs>
-          <w:tab w:val="right" w:pos="10080"/>
-        </w:tabs>
-        <w:spacing w:after="10" w:line="240" w:lineRule="auto"/>
-        <w:rPr>
-          <w:rFonts w:ascii="Times New Roman" w:hAnsi="Times New Roman" w:hint="eastAsia"/>
-          <w:bCs/>
-          <w:sz w:val="20"/>
-          <w:szCs w:val="20"/>
-          <w:lang w:val="en-US" w:eastAsia="zh-CN"/>
-        </w:rPr>
-      </w:pPr>
-      <w:commentRangeStart w:id="2"/>
-      <w:r>
-        <w:rPr>
-          <w:rFonts w:ascii="Times New Roman" w:hAnsi="Times New Roman"/>
-          <w:b/>
-          <w:sz w:val="20"/>
-          <w:szCs w:val="20"/>
-          <w:lang w:eastAsia="zh-CN"/>
-        </w:rPr>
-        <w:t xml:space="preserve">Zero-shot </w:t>
-      </w:r>
-      <w:r>
-        <w:rPr>
-          <w:rFonts w:ascii="Times New Roman" w:hAnsi="Times New Roman" w:hint="eastAsia"/>
-          <w:b/>
-          <w:sz w:val="20"/>
-          <w:szCs w:val="20"/>
-          <w:lang w:eastAsia="zh-CN"/>
-        </w:rPr>
-        <w:t>C</w:t>
-      </w:r>
-      <w:r>
-        <w:rPr>
-          <w:rFonts w:ascii="Times New Roman" w:hAnsi="Times New Roman"/>
-          <w:b/>
-          <w:sz w:val="20"/>
-          <w:szCs w:val="20"/>
-          <w:lang w:eastAsia="zh-CN"/>
-        </w:rPr>
-        <w:t xml:space="preserve">ontrol of </w:t>
-      </w:r>
-      <w:r>
-        <w:rPr>
-          <w:rFonts w:ascii="Times New Roman" w:hAnsi="Times New Roman"/>
-          <w:b/>
-          <w:sz w:val="20"/>
-          <w:szCs w:val="20"/>
-          <w:lang w:eastAsia="zh-CN"/>
-        </w:rPr>
-        <w:t>a</w:t>
-      </w:r>
-      <w:r>
-        <w:rPr>
-          <w:rFonts w:ascii="Times New Roman" w:hAnsi="Times New Roman"/>
-          <w:b/>
-          <w:sz w:val="20"/>
-          <w:szCs w:val="20"/>
-          <w:lang w:eastAsia="zh-CN"/>
-        </w:rPr>
-        <w:t xml:space="preserve"> </w:t>
-      </w:r>
-      <w:r>
-        <w:rPr>
-          <w:rFonts w:ascii="Times New Roman" w:hAnsi="Times New Roman" w:hint="eastAsia"/>
-          <w:b/>
-          <w:sz w:val="20"/>
-          <w:szCs w:val="20"/>
-          <w:lang w:eastAsia="zh-CN"/>
-        </w:rPr>
-        <w:t>S</w:t>
-      </w:r>
-      <w:r>
-        <w:rPr>
-          <w:rFonts w:ascii="Times New Roman" w:hAnsi="Times New Roman"/>
-          <w:b/>
-          <w:sz w:val="20"/>
-          <w:szCs w:val="20"/>
-          <w:lang w:eastAsia="zh-CN"/>
-        </w:rPr>
-        <w:t xml:space="preserve">imulated </w:t>
-      </w:r>
-      <w:r>
-        <w:rPr>
-          <w:rFonts w:ascii="Times New Roman" w:hAnsi="Times New Roman" w:hint="eastAsia"/>
-          <w:b/>
-          <w:sz w:val="20"/>
-          <w:szCs w:val="20"/>
-          <w:lang w:eastAsia="zh-CN"/>
-        </w:rPr>
-        <w:t>R</w:t>
-      </w:r>
-      <w:r>
-        <w:rPr>
-          <w:rFonts w:ascii="Times New Roman" w:hAnsi="Times New Roman"/>
-          <w:b/>
-          <w:sz w:val="20"/>
-          <w:szCs w:val="20"/>
-          <w:lang w:eastAsia="zh-CN"/>
-        </w:rPr>
-        <w:t xml:space="preserve">obotic </w:t>
-      </w:r>
-      <w:r>
-        <w:rPr>
-          <w:rFonts w:ascii="Times New Roman" w:hAnsi="Times New Roman" w:hint="eastAsia"/>
-          <w:b/>
-          <w:sz w:val="20"/>
-          <w:szCs w:val="20"/>
-          <w:lang w:eastAsia="zh-CN"/>
-        </w:rPr>
-        <w:t>A</w:t>
-      </w:r>
-      <w:r>
-        <w:rPr>
-          <w:rFonts w:ascii="Times New Roman" w:hAnsi="Times New Roman"/>
-          <w:b/>
-          <w:sz w:val="20"/>
-          <w:szCs w:val="20"/>
-          <w:lang w:eastAsia="zh-CN"/>
-        </w:rPr>
-        <w:t>rm based on OpenVLA</w:t>
-      </w:r>
-      <w:commentRangeEnd w:id="2"/>
-      <w:r>
-        <w:rPr>
-          <w:rStyle w:val="af"/>
-          <w:rFonts w:ascii="Times New Roman" w:hAnsi="Times New Roman"/>
-          <w:b/>
-          <w:sz w:val="20"/>
-          <w:szCs w:val="20"/>
-          <w:lang w:eastAsia="zh-CN"/>
-        </w:rPr>
-        <w:commentReference w:id="2"/>
-      </w:r>
-      <w:r>
-        <w:rPr>
-          <w:rFonts w:ascii="Times New Roman" w:hAnsi="Times New Roman"/>
-          <w:b/>
-          <w:sz w:val="20"/>
-          <w:szCs w:val="20"/>
-          <w:lang w:eastAsia="zh-CN"/>
-        </w:rPr>
-        <w:tab/>
-      </w:r>
-      <w:r>
-        <w:rPr>
-          <w:rFonts w:ascii="Times New Roman" w:hAnsi="Times New Roman" w:hint="eastAsia"/>
-          <w:sz w:val="20"/>
-          <w:szCs w:val="20"/>
-          <w:lang w:val="en-US" w:eastAsia="zh-CN"/>
-        </w:rPr>
-        <w:t>May</w:t>
-      </w:r>
-      <w:r>
-        <w:rPr>
-          <w:rFonts w:ascii="Times New Roman" w:hAnsi="Times New Roman"/>
-          <w:sz w:val="20"/>
-          <w:szCs w:val="20"/>
-          <w:lang w:val="en-US"/>
-        </w:rPr>
-        <w:t xml:space="preserve"> 20</w:t>
-      </w:r>
-      <w:r>
-        <w:rPr>
-          <w:rFonts w:ascii="Times New Roman" w:hAnsi="Times New Roman"/>
-          <w:sz w:val="20"/>
-          <w:szCs w:val="20"/>
-          <w:lang w:val="en-US" w:eastAsia="zh-CN"/>
-        </w:rPr>
-        <w:t>2</w:t>
-      </w:r>
-      <w:r>
-        <w:rPr>
-          <w:rFonts w:ascii="Times New Roman" w:hAnsi="Times New Roman" w:hint="eastAsia"/>
-          <w:sz w:val="20"/>
-          <w:szCs w:val="20"/>
-          <w:lang w:val="en-US" w:eastAsia="zh-CN"/>
-        </w:rPr>
-        <w:t>6</w:t>
-      </w:r>
-      <w:r>
-        <w:rPr>
-          <w:rFonts w:ascii="Times New Roman" w:hAnsi="Times New Roman"/>
-          <w:sz w:val="20"/>
-          <w:szCs w:val="20"/>
-          <w:lang w:val="en-US"/>
-        </w:rPr>
-        <w:t xml:space="preserve"> – </w:t>
-      </w:r>
-      <w:r>
-        <w:rPr>
-          <w:rFonts w:ascii="Times New Roman" w:hAnsi="Times New Roman" w:hint="eastAsia"/>
-          <w:sz w:val="20"/>
-          <w:szCs w:val="20"/>
-          <w:lang w:val="en-US" w:eastAsia="zh-CN"/>
-        </w:rPr>
-        <w:t>July</w:t>
-      </w:r>
-      <w:r>
-        <w:rPr>
-          <w:rFonts w:ascii="Times New Roman" w:hAnsi="Times New Roman"/>
-          <w:sz w:val="20"/>
-          <w:szCs w:val="20"/>
-          <w:lang w:val="en-US" w:eastAsia="zh-CN"/>
-        </w:rPr>
-        <w:t xml:space="preserve"> 202</w:t>
-      </w:r>
-      <w:r>
-        <w:rPr>
-          <w:rFonts w:ascii="Times New Roman" w:hAnsi="Times New Roman" w:hint="eastAsia"/>
-          <w:sz w:val="20"/>
-          <w:szCs w:val="20"/>
-          <w:lang w:val="en-US" w:eastAsia="zh-CN"/>
-        </w:rPr>
-        <w:t>6</w:t>
-      </w:r>
-    </w:p>
-    <w:p>
-      <w:pPr>
-        <w:tabs>
-          <w:tab w:val="right" w:pos="10080"/>
-        </w:tabs>
-        <w:spacing w:after="10" w:line="240" w:lineRule="auto"/>
-        <w:rPr>
-          <w:rFonts w:ascii="Times New Roman" w:hAnsi="Times New Roman"/>
-          <w:bCs/>
-          <w:i/>
-          <w:iCs/>
-          <w:sz w:val="20"/>
-          <w:szCs w:val="20"/>
-          <w:lang w:val="en-US" w:eastAsia="zh-CN"/>
-        </w:rPr>
-      </w:pPr>
-      <w:r>
-        <w:rPr>
-          <w:rFonts w:ascii="Times New Roman" w:hAnsi="Times New Roman" w:hint="eastAsia"/>
-          <w:bCs/>
-          <w:i/>
-          <w:iCs/>
-          <w:sz w:val="20"/>
-          <w:szCs w:val="20"/>
-          <w:highlight w:val="cyan"/>
-          <w:lang w:val="en-US" w:eastAsia="zh-CN"/>
-        </w:rPr>
-        <w:t>Position, Supervised by Professor XXX</w:t>
+          <w:rFonts w:ascii="Times New Roman" w:hAnsi="Times New Roman" w:hint="eastAsia"/>
+          <w:sz w:val="20"/>
+          <w:szCs w:val="20"/>
+          <w:lang w:val="en-US" w:eastAsia="zh-CN"/>
+        </w:rPr>
+        <w:t>Applies</w:t>
+      </w:r>
+      <w:r>
+        <w:rPr>
+          <w:rFonts w:ascii="Times New Roman" w:hAnsi="Times New Roman" w:hint="eastAsia"/>
+          <w:sz w:val="20"/>
+          <w:szCs w:val="20"/>
+          <w:lang w:val="en-US" w:eastAsia="zh-CN"/>
+        </w:rPr>
+        <w:t xml:space="preserve"> VLA model to realize zero-shot control of a simulated robot, aiming to realize autonomous decision-making from natural language instructions and visual observations</w:t>
       </w:r>
     </w:p>
     <w:p>
@@ -2487,25 +2485,43 @@
           <w:szCs w:val="20"/>
           <w:lang w:val="en-US" w:eastAsia="zh-CN"/>
         </w:rPr>
-        <w:t>Applies</w:t>
-      </w:r>
-      <w:r>
-        <w:rPr>
-          <w:rFonts w:ascii="Times New Roman" w:hAnsi="Times New Roman" w:hint="eastAsia"/>
-          <w:sz w:val="20"/>
-          <w:szCs w:val="20"/>
-          <w:lang w:val="en-US" w:eastAsia="zh-CN"/>
-        </w:rPr>
-        <w:t xml:space="preserve"> VLA model to realize zero-shot control of a simulated robot, aiming to realize</w:t>
-      </w:r>
-      <w:r>
-        <w:rPr>
-          <w:rFonts w:ascii="Times New Roman" w:hAnsi="Times New Roman" w:hint="eastAsia"/>
-          <w:sz w:val="20"/>
-          <w:szCs w:val="20"/>
-          <w:lang w:val="en-US" w:eastAsia="zh-CN"/>
-        </w:rPr>
-        <w:t xml:space="preserve"> autonomous decision-making from natural language instructions and visual observations</w:t>
+        <w:t>Expands</w:t>
+      </w:r>
+      <w:r>
+        <w:rPr>
+          <w:rFonts w:ascii="Times New Roman" w:hAnsi="Times New Roman" w:hint="eastAsia"/>
+          <w:sz w:val="20"/>
+          <w:szCs w:val="20"/>
+          <w:lang w:val="en-US" w:eastAsia="zh-CN"/>
+        </w:rPr>
+        <w:t xml:space="preserve"> </w:t>
+      </w:r>
+      <w:r>
+        <w:rPr>
+          <w:rFonts w:ascii="Times New Roman" w:hAnsi="Times New Roman"/>
+          <w:sz w:val="20"/>
+          <w:szCs w:val="20"/>
+          <w:lang w:val="en-US" w:eastAsia="zh-CN"/>
+        </w:rPr>
+        <w:t xml:space="preserve">the application of </w:t>
+      </w:r>
+      <w:r>
+        <w:rPr>
+          <w:rFonts w:ascii="Times New Roman" w:hAnsi="Times New Roman" w:hint="eastAsia"/>
+          <w:sz w:val="20"/>
+          <w:szCs w:val="20"/>
+          <w:lang w:val="en-US" w:eastAsia="zh-CN"/>
+        </w:rPr>
+        <w:t>the</w:t>
+      </w:r>
+      <w:r>
+        <w:rPr>
+          <w:rFonts w:ascii="Times New Roman" w:hAnsi="Times New Roman"/>
+          <w:sz w:val="20"/>
+          <w:szCs w:val="20"/>
+          <w:lang w:val="en-US" w:eastAsia="zh-CN"/>
+        </w:rPr>
+        <w:t xml:space="preserve"> VLA model to a simulated block-sorting task in a college lab environment, and verifies its generalization capacity on unseen color combinations</w:t>
       </w:r>
     </w:p>
     <w:p>
@@ -2524,16 +2540,79 @@
       </w:pPr>
       <w:r>
         <w:rPr>
-          <w:rFonts w:ascii="Times New Roman" w:hAnsi="Times New Roman" w:hint="eastAsia"/>
-          <w:sz w:val="20"/>
-          <w:szCs w:val="20"/>
-          <w:lang w:val="en-US" w:eastAsia="zh-CN"/>
-        </w:rPr>
-        <w:t>Expands</w:t>
-      </w:r>
-      <w:r>
-        <w:rPr>
-          <w:rFonts w:ascii="Times New Roman" w:hAnsi="Times New Roman" w:hint="eastAsia"/>
+          <w:rFonts w:ascii="Times New Roman" w:hAnsi="Times New Roman"/>
+          <w:sz w:val="20"/>
+          <w:szCs w:val="20"/>
+          <w:lang w:eastAsia="zh-CN"/>
+        </w:rPr>
+        <w:t>Designed evaluation tasks involving previously unseen color combinations and achieved a 64% success rate without task-specific fine-tuning, demonstrating the model’s zero-shot generalization capability.</w:t>
+      </w:r>
+    </w:p>
+    <w:p>
+      <w:pPr>
+        <w:tabs>
+          <w:tab w:val="right" w:pos="9720"/>
+        </w:tabs>
+        <w:spacing w:after="10" w:line="240" w:lineRule="auto"/>
+        <w:rPr>
+          <w:rFonts w:ascii="Times New Roman" w:hAnsi="Times New Roman"/>
+          <w:sz w:val="20"/>
+          <w:szCs w:val="20"/>
+          <w:highlight w:val="cyan"/>
+          <w:lang w:val="en-US" w:eastAsia="zh-CN"/>
+        </w:rPr>
+      </w:pPr>
+    </w:p>
+    <w:p>
+      <w:pPr>
+        <w:tabs>
+          <w:tab w:val="right" w:pos="9720"/>
+        </w:tabs>
+        <w:spacing w:after="10" w:line="240" w:lineRule="auto"/>
+        <w:rPr>
+          <w:rFonts w:ascii="Times New Roman" w:hAnsi="Times New Roman"/>
+          <w:sz w:val="20"/>
+          <w:szCs w:val="20"/>
+          <w:highlight w:val="cyan"/>
+          <w:lang w:val="en-US" w:eastAsia="zh-CN"/>
+        </w:rPr>
+      </w:pPr>
+      <w:r>
+        <w:rPr>
+          <w:rFonts w:ascii="Times New Roman" w:hAnsi="Times New Roman"/>
+          <w:b/>
+          <w:bCs/>
+          <w:sz w:val="20"/>
+          <w:szCs w:val="20"/>
+          <w:lang w:val="en-US" w:eastAsia="zh-CN"/>
+        </w:rPr>
+        <w:t>West China Second University Hospital</w:t>
+      </w:r>
+      <w:r>
+        <w:rPr>
+          <w:rFonts w:ascii="Times New Roman" w:hAnsi="Times New Roman" w:hint="eastAsia"/>
+          <w:b/>
+          <w:bCs/>
+          <w:sz w:val="20"/>
+          <w:szCs w:val="20"/>
+          <w:lang w:val="en-US" w:eastAsia="zh-CN"/>
+        </w:rPr>
+        <w:t>,</w:t>
+      </w:r>
+      <w:r>
+        <w:rPr>
+          <w:rFonts w:ascii="Times New Roman" w:hAnsi="Times New Roman"/>
+          <w:b/>
+          <w:bCs/>
+          <w:sz w:val="20"/>
+          <w:szCs w:val="20"/>
+          <w:lang w:val="en-US" w:eastAsia="zh-CN"/>
+        </w:rPr>
+        <w:t xml:space="preserve"> Sichuan University</w:t>
+      </w:r>
+      <w:r>
+        <w:rPr>
+          <w:rFonts w:ascii="Times New Roman" w:hAnsi="Times New Roman"/>
           <w:sz w:val="20"/>
           <w:szCs w:val="20"/>
           <w:lang w:val="en-US" w:eastAsia="zh-CN"/>
@@ -2547,25 +2626,215 @@
           <w:szCs w:val="20"/>
           <w:lang w:val="en-US" w:eastAsia="zh-CN"/>
         </w:rPr>
-        <w:t xml:space="preserve">the application of </w:t>
-      </w:r>
-      <w:r>
-        <w:rPr>
-          <w:rFonts w:ascii="Times New Roman" w:hAnsi="Times New Roman" w:hint="eastAsia"/>
-          <w:sz w:val="20"/>
-          <w:szCs w:val="20"/>
-          <w:lang w:val="en-US" w:eastAsia="zh-CN"/>
-        </w:rPr>
-        <w:t>the</w:t>
-      </w:r>
-      <w:r>
-        <w:rPr>
-          <w:rFonts w:ascii="Times New Roman" w:hAnsi="Times New Roman"/>
-          <w:sz w:val="20"/>
-          <w:szCs w:val="20"/>
-          <w:lang w:val="en-US" w:eastAsia="zh-CN"/>
-        </w:rPr>
-        <w:t xml:space="preserve"> VLA model to a simulated block-sorting task in a college lab environment, and verifies its generalization capacity on unseen color combinations</w:t>
+        <w:tab/>
+      </w:r>
+      <w:r>
+        <w:rPr>
+          <w:rFonts w:ascii="Times New Roman" w:hAnsi="Times New Roman" w:hint="eastAsia"/>
+          <w:sz w:val="20"/>
+          <w:szCs w:val="20"/>
+          <w:lang w:val="en-US" w:eastAsia="zh-CN"/>
+        </w:rPr>
+        <w:t>Chengdu</w:t>
+      </w:r>
+      <w:r>
+        <w:rPr>
+          <w:rFonts w:ascii="Times New Roman" w:hAnsi="Times New Roman"/>
+          <w:sz w:val="20"/>
+          <w:szCs w:val="20"/>
+          <w:lang w:val="en-US"/>
+        </w:rPr>
+        <w:t>, China</w:t>
+      </w:r>
+    </w:p>
+    <w:p>
+      <w:pPr>
+        <w:tabs>
+          <w:tab w:val="right" w:pos="9720"/>
+        </w:tabs>
+        <w:spacing w:after="10" w:line="240" w:lineRule="auto"/>
+        <w:rPr>
+          <w:rFonts w:ascii="Times New Roman" w:hAnsi="Times New Roman"/>
+          <w:b/>
+          <w:bCs/>
+          <w:sz w:val="20"/>
+          <w:szCs w:val="20"/>
+          <w:lang w:val="en-US" w:eastAsia="zh-CN"/>
+        </w:rPr>
+      </w:pPr>
+      <w:r>
+        <w:rPr>
+          <w:rFonts w:ascii="Times New Roman" w:hAnsi="Times New Roman"/>
+          <w:i/>
+          <w:iCs/>
+          <w:sz w:val="20"/>
+          <w:szCs w:val="20"/>
+          <w:lang w:val="en-US" w:eastAsia="zh-CN"/>
+        </w:rPr>
+        <w:t xml:space="preserve">Research Project, supervised by </w:t>
+      </w:r>
+      <w:r>
+        <w:rPr>
+          <w:rFonts w:ascii="Times New Roman" w:hAnsi="Times New Roman" w:hint="eastAsia"/>
+          <w:i/>
+          <w:iCs/>
+          <w:sz w:val="20"/>
+          <w:szCs w:val="20"/>
+          <w:lang w:val="en-US" w:eastAsia="zh-CN"/>
+        </w:rPr>
+        <w:t xml:space="preserve">Prof. </w:t>
+      </w:r>
+      <w:r>
+        <w:rPr>
+          <w:rFonts w:ascii="Times New Roman" w:hAnsi="Times New Roman" w:hint="eastAsia"/>
+          <w:i/>
+          <w:iCs/>
+          <w:sz w:val="20"/>
+          <w:szCs w:val="20"/>
+          <w:lang w:val="en-US" w:eastAsia="zh-CN"/>
+        </w:rPr>
+        <w:t xml:space="preserve">LIAO, </w:t>
+      </w:r>
+      <w:proofErr w:type="spellStart"/>
+      <w:r>
+        <w:rPr>
+          <w:rFonts w:ascii="Times New Roman" w:hAnsi="Times New Roman" w:hint="eastAsia"/>
+          <w:i/>
+          <w:iCs/>
+          <w:sz w:val="20"/>
+          <w:szCs w:val="20"/>
+          <w:lang w:val="en-US" w:eastAsia="zh-CN"/>
+        </w:rPr>
+        <w:t>Shujuan</w:t>
+      </w:r>
+      <w:proofErr w:type="spellEnd"/>
+      <w:r>
+        <w:rPr>
+          <w:rFonts w:ascii="Times New Roman" w:hAnsi="Times New Roman"/>
+          <w:i/>
+          <w:iCs/>
+          <w:sz w:val="20"/>
+          <w:szCs w:val="20"/>
+          <w:lang w:val="en-US" w:eastAsia="zh-CN"/>
+        </w:rPr>
+        <w:tab/>
+      </w:r>
+      <w:r>
+        <w:rPr>
+          <w:rFonts w:ascii="Times New Roman" w:hAnsi="Times New Roman" w:hint="eastAsia"/>
+          <w:sz w:val="20"/>
+          <w:szCs w:val="20"/>
+          <w:lang w:val="en-US" w:eastAsia="zh-CN"/>
+        </w:rPr>
+        <w:t>Dec</w:t>
+      </w:r>
+      <w:r>
+        <w:rPr>
+          <w:rFonts w:ascii="Times New Roman" w:hAnsi="Times New Roman" w:hint="eastAsia"/>
+          <w:sz w:val="20"/>
+          <w:szCs w:val="20"/>
+          <w:lang w:val="en-US" w:eastAsia="zh-CN"/>
+        </w:rPr>
+        <w:t xml:space="preserve"> </w:t>
+      </w:r>
+      <w:r>
+        <w:rPr>
+          <w:rFonts w:ascii="Times New Roman" w:hAnsi="Times New Roman"/>
+          <w:sz w:val="20"/>
+          <w:szCs w:val="20"/>
+          <w:lang w:val="en-US"/>
+        </w:rPr>
+        <w:t>20</w:t>
+      </w:r>
+      <w:r>
+        <w:rPr>
+          <w:rFonts w:ascii="Times New Roman" w:hAnsi="Times New Roman"/>
+          <w:sz w:val="20"/>
+          <w:szCs w:val="20"/>
+          <w:lang w:val="en-US" w:eastAsia="zh-CN"/>
+        </w:rPr>
+        <w:t>2</w:t>
+      </w:r>
+      <w:r>
+        <w:rPr>
+          <w:rFonts w:ascii="Times New Roman" w:hAnsi="Times New Roman" w:hint="eastAsia"/>
+          <w:sz w:val="20"/>
+          <w:szCs w:val="20"/>
+          <w:lang w:val="en-US" w:eastAsia="zh-CN"/>
+        </w:rPr>
+        <w:t>5</w:t>
+      </w:r>
+      <w:r>
+        <w:rPr>
+          <w:rFonts w:ascii="Times New Roman" w:hAnsi="Times New Roman"/>
+          <w:sz w:val="20"/>
+          <w:szCs w:val="20"/>
+          <w:lang w:val="en-US"/>
+        </w:rPr>
+        <w:t xml:space="preserve"> – </w:t>
+      </w:r>
+      <w:r>
+        <w:rPr>
+          <w:rFonts w:ascii="Times New Roman" w:hAnsi="Times New Roman" w:hint="eastAsia"/>
+          <w:sz w:val="20"/>
+          <w:szCs w:val="20"/>
+          <w:lang w:val="en-US" w:eastAsia="zh-CN"/>
+        </w:rPr>
+        <w:t>May</w:t>
+      </w:r>
+      <w:r>
+        <w:rPr>
+          <w:rFonts w:ascii="Times New Roman" w:hAnsi="Times New Roman"/>
+          <w:sz w:val="20"/>
+          <w:szCs w:val="20"/>
+          <w:lang w:val="en-US" w:eastAsia="zh-CN"/>
+        </w:rPr>
+        <w:t xml:space="preserve"> 202</w:t>
+      </w:r>
+      <w:r>
+        <w:rPr>
+          <w:rFonts w:ascii="Times New Roman" w:hAnsi="Times New Roman" w:hint="eastAsia"/>
+          <w:sz w:val="20"/>
+          <w:szCs w:val="20"/>
+          <w:lang w:val="en-US" w:eastAsia="zh-CN"/>
+        </w:rPr>
+        <w:t>6</w:t>
+      </w:r>
+    </w:p>
+    <w:p>
+      <w:pPr>
+        <w:tabs>
+          <w:tab w:val="right" w:pos="9720"/>
+        </w:tabs>
+        <w:spacing w:after="10" w:line="240" w:lineRule="auto"/>
+        <w:rPr>
+          <w:rFonts w:ascii="Times New Roman" w:hAnsi="Times New Roman"/>
+          <w:sz w:val="20"/>
+          <w:szCs w:val="20"/>
+          <w:lang w:val="en-US" w:eastAsia="zh-CN"/>
+        </w:rPr>
+      </w:pPr>
+      <w:r>
+        <w:rPr>
+          <w:rFonts w:ascii="Times New Roman" w:hAnsi="Times New Roman"/>
+          <w:b/>
+          <w:bCs/>
+          <w:sz w:val="20"/>
+          <w:szCs w:val="20"/>
+          <w:lang w:val="en-US" w:eastAsia="zh-CN"/>
+        </w:rPr>
+        <w:t>Study on the Influencing Factors and Prediction Models of Delayed Onset of Lactation in Postpartum Women with Maternal-Infant Separation</w:t>
+      </w:r>
+      <w:r>
+        <w:rPr>
+          <w:rFonts w:ascii="Times New Roman" w:hAnsi="Times New Roman"/>
+          <w:b/>
+          <w:bCs/>
+          <w:sz w:val="20"/>
+          <w:szCs w:val="20"/>
+          <w:lang w:val="en-US" w:eastAsia="zh-CN"/>
+        </w:rPr>
+        <w:tab/>
       </w:r>
     </w:p>
     <w:p>
@@ -2574,231 +2843,61 @@
           <w:ilvl w:val="0"/>
           <w:numId w:val="3"/>
         </w:numPr>
-        <w:spacing w:after="10" w:line="240" w:lineRule="auto"/>
-        <w:rPr>
-          <w:rFonts w:ascii="Times New Roman" w:hAnsi="Times New Roman"/>
-          <w:sz w:val="20"/>
-          <w:szCs w:val="20"/>
-          <w:lang w:val="en-US" w:eastAsia="zh-CN"/>
-        </w:rPr>
-      </w:pPr>
-      <w:r>
-        <w:rPr>
-          <w:rFonts w:ascii="Times New Roman" w:hAnsi="Times New Roman"/>
-          <w:sz w:val="20"/>
-          <w:szCs w:val="20"/>
-          <w:lang w:eastAsia="zh-CN"/>
-        </w:rPr>
-        <w:t>Designed evaluation tasks involving previously unseen color combinations and achieved a 64% success rate without task-specific fine-tuning, demonstrating the model’s zero-shot generalization capability.</w:t>
-      </w:r>
-    </w:p>
-    <w:p>
-      <w:pPr>
-        <w:tabs>
-          <w:tab w:val="right" w:pos="10080"/>
-        </w:tabs>
-        <w:spacing w:after="10" w:line="240" w:lineRule="auto"/>
-        <w:rPr>
-          <w:rFonts w:ascii="Times New Roman" w:hAnsi="Times New Roman"/>
-          <w:sz w:val="20"/>
-          <w:szCs w:val="20"/>
-          <w:lang w:val="en-US"/>
-        </w:rPr>
-      </w:pPr>
-      <w:r>
-        <w:rPr>
-          <w:rFonts w:ascii="Times New Roman" w:hAnsi="Times New Roman"/>
-          <w:b/>
-          <w:sz w:val="20"/>
-          <w:szCs w:val="20"/>
-          <w:lang w:val="en-US" w:eastAsia="zh-CN"/>
-        </w:rPr>
-        <w:t xml:space="preserve">Technical </w:t>
-      </w:r>
-      <w:r>
-        <w:rPr>
-          <w:rFonts w:ascii="Times New Roman" w:hAnsi="Times New Roman"/>
-          <w:b/>
-          <w:sz w:val="20"/>
-          <w:szCs w:val="20"/>
-          <w:lang w:val="en-US"/>
-        </w:rPr>
-        <w:t>University</w:t>
-      </w:r>
-      <w:r>
-        <w:rPr>
-          <w:rFonts w:ascii="Times New Roman" w:hAnsi="Times New Roman"/>
-          <w:b/>
-          <w:sz w:val="20"/>
-          <w:szCs w:val="20"/>
-          <w:lang w:val="en-US" w:eastAsia="zh-CN"/>
-        </w:rPr>
-        <w:t xml:space="preserve"> </w:t>
-      </w:r>
-      <w:r>
-        <w:rPr>
-          <w:rFonts w:ascii="Times New Roman" w:hAnsi="Times New Roman" w:hint="eastAsia"/>
-          <w:b/>
-          <w:sz w:val="20"/>
-          <w:szCs w:val="20"/>
-          <w:lang w:val="en-US" w:eastAsia="zh-CN"/>
-        </w:rPr>
-        <w:t>of</w:t>
-      </w:r>
-      <w:r>
-        <w:rPr>
-          <w:rFonts w:ascii="Times New Roman" w:hAnsi="Times New Roman"/>
-          <w:b/>
-          <w:sz w:val="20"/>
-          <w:szCs w:val="20"/>
-          <w:lang w:val="en-US" w:eastAsia="zh-CN"/>
-        </w:rPr>
-        <w:t xml:space="preserve"> Munich</w:t>
-      </w:r>
-      <w:r>
-        <w:rPr>
-          <w:rFonts w:ascii="Times New Roman" w:hAnsi="Times New Roman"/>
-          <w:sz w:val="20"/>
-          <w:szCs w:val="20"/>
-          <w:lang w:val="en-US"/>
-        </w:rPr>
-        <w:tab/>
-        <w:t>München</w:t>
-      </w:r>
-    </w:p>
-    <w:p>
-      <w:pPr>
-        <w:tabs>
-          <w:tab w:val="right" w:pos="9720"/>
-        </w:tabs>
-        <w:spacing w:after="10" w:line="240" w:lineRule="auto"/>
-        <w:rPr>
-          <w:rFonts w:ascii="Times New Roman" w:hAnsi="Times New Roman" w:hint="eastAsia"/>
-          <w:sz w:val="20"/>
-          <w:szCs w:val="20"/>
-          <w:lang w:val="en-US" w:eastAsia="zh-CN"/>
-        </w:rPr>
-      </w:pPr>
-      <w:r>
-        <w:rPr>
-          <w:rFonts w:ascii="Times New Roman" w:hAnsi="Times New Roman"/>
-          <w:i/>
-          <w:iCs/>
-          <w:sz w:val="20"/>
-          <w:szCs w:val="20"/>
-          <w:lang w:val="en-US" w:eastAsia="zh-CN"/>
-        </w:rPr>
-        <w:t>Course Project, supervised by Professor Stefan Filipp</w:t>
-      </w:r>
-      <w:r>
-        <w:rPr>
-          <w:rFonts w:ascii="Times New Roman" w:hAnsi="Times New Roman"/>
-          <w:i/>
-          <w:iCs/>
-          <w:sz w:val="20"/>
-          <w:szCs w:val="20"/>
-          <w:lang w:val="en-US" w:eastAsia="zh-CN"/>
-        </w:rPr>
-        <w:tab/>
-      </w:r>
-      <w:r>
-        <w:rPr>
-          <w:rFonts w:ascii="Times New Roman" w:hAnsi="Times New Roman" w:hint="eastAsia"/>
-          <w:sz w:val="20"/>
-          <w:szCs w:val="20"/>
-          <w:lang w:val="en-US" w:eastAsia="zh-CN"/>
-        </w:rPr>
-        <w:t>May</w:t>
-      </w:r>
-      <w:r>
-        <w:rPr>
-          <w:rFonts w:ascii="Times New Roman" w:hAnsi="Times New Roman"/>
-          <w:sz w:val="20"/>
-          <w:szCs w:val="20"/>
-          <w:lang w:val="en-US"/>
-        </w:rPr>
-        <w:t xml:space="preserve"> 20</w:t>
-      </w:r>
-      <w:r>
-        <w:rPr>
-          <w:rFonts w:ascii="Times New Roman" w:hAnsi="Times New Roman"/>
-          <w:sz w:val="20"/>
-          <w:szCs w:val="20"/>
-          <w:lang w:val="en-US" w:eastAsia="zh-CN"/>
-        </w:rPr>
-        <w:t>2</w:t>
-      </w:r>
-      <w:r>
-        <w:rPr>
-          <w:rFonts w:ascii="Times New Roman" w:hAnsi="Times New Roman" w:hint="eastAsia"/>
-          <w:sz w:val="20"/>
-          <w:szCs w:val="20"/>
-          <w:lang w:val="en-US" w:eastAsia="zh-CN"/>
-        </w:rPr>
-        <w:t>6</w:t>
-      </w:r>
-      <w:r>
-        <w:rPr>
-          <w:rFonts w:ascii="Times New Roman" w:hAnsi="Times New Roman"/>
-          <w:sz w:val="20"/>
-          <w:szCs w:val="20"/>
-          <w:lang w:val="en-US"/>
-        </w:rPr>
-        <w:t xml:space="preserve"> – </w:t>
-      </w:r>
-      <w:r>
-        <w:rPr>
-          <w:rFonts w:ascii="Times New Roman" w:hAnsi="Times New Roman" w:hint="eastAsia"/>
-          <w:sz w:val="20"/>
-          <w:szCs w:val="20"/>
-          <w:lang w:val="en-US" w:eastAsia="zh-CN"/>
-        </w:rPr>
-        <w:t>August</w:t>
-      </w:r>
-      <w:r>
-        <w:rPr>
-          <w:rFonts w:ascii="Times New Roman" w:hAnsi="Times New Roman"/>
-          <w:sz w:val="20"/>
-          <w:szCs w:val="20"/>
-          <w:lang w:val="en-US" w:eastAsia="zh-CN"/>
-        </w:rPr>
-        <w:t xml:space="preserve"> 202</w:t>
-      </w:r>
-      <w:r>
-        <w:rPr>
-          <w:rFonts w:ascii="Times New Roman" w:hAnsi="Times New Roman" w:hint="eastAsia"/>
-          <w:sz w:val="20"/>
-          <w:szCs w:val="20"/>
-          <w:lang w:val="en-US" w:eastAsia="zh-CN"/>
-        </w:rPr>
-        <w:t>6</w:t>
-      </w:r>
-    </w:p>
-    <w:p>
-      <w:pPr>
-        <w:tabs>
-          <w:tab w:val="right" w:pos="9720"/>
-        </w:tabs>
-        <w:spacing w:after="10" w:line="240" w:lineRule="auto"/>
-        <w:rPr>
-          <w:rFonts w:ascii="Times New Roman" w:hAnsi="Times New Roman"/>
-          <w:b/>
-          <w:bCs/>
-          <w:sz w:val="20"/>
-          <w:szCs w:val="20"/>
-          <w:lang w:val="en-US" w:eastAsia="zh-CN"/>
-        </w:rPr>
-      </w:pPr>
-      <w:r>
-        <w:rPr>
-          <w:rFonts w:ascii="Times New Roman" w:hAnsi="Times New Roman"/>
-          <w:b/>
-          <w:bCs/>
-          <w:sz w:val="20"/>
-          <w:szCs w:val="20"/>
-          <w:lang w:val="en-US" w:eastAsia="zh-CN"/>
-        </w:rPr>
-        <w:t>Superconducting Quantum Computing</w:t>
+        <w:tabs>
+          <w:tab w:val="num" w:pos="720"/>
+        </w:tabs>
+        <w:spacing w:after="10" w:line="240" w:lineRule="auto"/>
+        <w:rPr>
+          <w:rFonts w:ascii="Times New Roman" w:hAnsi="Times New Roman"/>
+          <w:sz w:val="20"/>
+          <w:szCs w:val="20"/>
+          <w:lang w:val="en-US"/>
+        </w:rPr>
+      </w:pPr>
+      <w:r>
+        <w:rPr>
+          <w:rFonts w:ascii="Times New Roman" w:hAnsi="Times New Roman"/>
+          <w:sz w:val="20"/>
+          <w:szCs w:val="20"/>
+          <w:lang w:val="en-US" w:eastAsia="zh-CN"/>
+        </w:rPr>
+        <w:t xml:space="preserve">Performed data cleaning, missingness </w:t>
+      </w:r>
+      <w:r>
+        <w:rPr>
+          <w:rFonts w:ascii="Times New Roman" w:hAnsi="Times New Roman" w:hint="eastAsia"/>
+          <w:sz w:val="20"/>
+          <w:szCs w:val="20"/>
+          <w:lang w:val="en-US" w:eastAsia="zh-CN"/>
+        </w:rPr>
+        <w:t>analysis</w:t>
+      </w:r>
+      <w:r>
+        <w:rPr>
+          <w:rFonts w:ascii="Times New Roman" w:hAnsi="Times New Roman"/>
+          <w:sz w:val="20"/>
+          <w:szCs w:val="20"/>
+          <w:lang w:val="en-US" w:eastAsia="zh-CN"/>
+        </w:rPr>
+        <w:t xml:space="preserve">, and multiple imputations on </w:t>
+      </w:r>
+      <w:r>
+        <w:rPr>
+          <w:rFonts w:ascii="Times New Roman" w:hAnsi="Times New Roman" w:hint="eastAsia"/>
+          <w:sz w:val="20"/>
+          <w:szCs w:val="20"/>
+          <w:lang w:val="en-US" w:eastAsia="zh-CN"/>
+        </w:rPr>
+        <w:t xml:space="preserve">data from </w:t>
+      </w:r>
+      <w:r>
+        <w:rPr>
+          <w:rFonts w:ascii="Times New Roman" w:hAnsi="Times New Roman"/>
+          <w:sz w:val="20"/>
+          <w:szCs w:val="20"/>
+          <w:lang w:val="en-US" w:eastAsia="zh-CN"/>
+        </w:rPr>
+        <w:t>701 parturient women</w:t>
       </w:r>
     </w:p>
     <w:p>
@@ -2820,13 +2919,59 @@
       </w:pPr>
       <w:r>
         <w:rPr>
-          <w:rFonts w:ascii="Times New Roman" w:hAnsi="Times New Roman" w:hint="eastAsia"/>
-          <w:sz w:val="20"/>
-          <w:szCs w:val="20"/>
-          <w:lang w:val="en-US" w:eastAsia="zh-CN"/>
-        </w:rPr>
-        <w:lastRenderedPageBreak/>
-        <w:t>Analytically and numerically studied the Hamiltonians of general superconducting circuits (e.g., transmon and coupled circuits) and a specific circuit from the experiment</w:t>
+          <w:rFonts w:ascii="Times New Roman" w:hAnsi="Times New Roman"/>
+          <w:sz w:val="20"/>
+          <w:szCs w:val="20"/>
+          <w:lang w:val="en-US" w:eastAsia="zh-CN"/>
+        </w:rPr>
+        <w:t xml:space="preserve">Utilized </w:t>
+      </w:r>
+      <w:r>
+        <w:rPr>
+          <w:rFonts w:ascii="Times New Roman" w:hAnsi="Times New Roman" w:hint="eastAsia"/>
+          <w:sz w:val="20"/>
+          <w:szCs w:val="20"/>
+          <w:lang w:val="en-US" w:eastAsia="zh-CN"/>
+        </w:rPr>
+        <w:t>Python</w:t>
+      </w:r>
+      <w:r>
+        <w:rPr>
+          <w:rFonts w:ascii="Times New Roman" w:hAnsi="Times New Roman"/>
+          <w:sz w:val="20"/>
+          <w:szCs w:val="20"/>
+          <w:lang w:val="en-US" w:eastAsia="zh-CN"/>
+        </w:rPr>
+        <w:t xml:space="preserve"> to build and tune machine learning models, including RF, LASSO, binary logistic regression, SVM, </w:t>
+      </w:r>
+      <w:proofErr w:type="spellStart"/>
+      <w:r>
+        <w:rPr>
+          <w:rFonts w:ascii="Times New Roman" w:hAnsi="Times New Roman"/>
+          <w:sz w:val="20"/>
+          <w:szCs w:val="20"/>
+          <w:lang w:val="en-US" w:eastAsia="zh-CN"/>
+        </w:rPr>
+        <w:t>XGBoost</w:t>
+      </w:r>
+      <w:proofErr w:type="spellEnd"/>
+      <w:r>
+        <w:rPr>
+          <w:rFonts w:ascii="Times New Roman" w:hAnsi="Times New Roman" w:hint="eastAsia"/>
+          <w:sz w:val="20"/>
+          <w:szCs w:val="20"/>
+          <w:lang w:val="en-US" w:eastAsia="zh-CN"/>
+        </w:rPr>
+        <w:t>,</w:t>
+      </w:r>
+      <w:r>
+        <w:rPr>
+          <w:rFonts w:ascii="Times New Roman" w:hAnsi="Times New Roman"/>
+          <w:sz w:val="20"/>
+          <w:szCs w:val="20"/>
+          <w:lang w:val="en-US" w:eastAsia="zh-CN"/>
+        </w:rPr>
+        <w:t xml:space="preserve"> and Gradient Boosting Machine</w:t>
       </w:r>
     </w:p>
     <w:p>
@@ -2841,28 +2986,51 @@
         <w:spacing w:after="10" w:line="240" w:lineRule="auto"/>
         <w:rPr>
           <w:rFonts w:ascii="Times New Roman" w:hAnsi="Times New Roman"/>
-          <w:sz w:val="20"/>
-          <w:szCs w:val="20"/>
-          <w:lang w:val="en-US"/>
-        </w:rPr>
-      </w:pPr>
-      <w:r>
-        <w:rPr>
-          <w:rFonts w:ascii="Times New Roman" w:hAnsi="Times New Roman" w:hint="eastAsia"/>
-          <w:sz w:val="20"/>
-          <w:szCs w:val="20"/>
-          <w:lang w:val="en-US" w:eastAsia="zh-CN"/>
-        </w:rPr>
-        <w:t xml:space="preserve">Applied various techniques (e.g., ladder operators and non-degenerate perturbation theory) to derive </w:t>
-      </w:r>
-      <w:r>
-        <w:rPr>
-          <w:rFonts w:ascii="Times New Roman" w:hAnsi="Times New Roman"/>
-          <w:sz w:val="20"/>
-          <w:szCs w:val="20"/>
-          <w:lang w:val="en-US" w:eastAsia="zh-CN"/>
-        </w:rPr>
-        <w:t>the energy levels, qubit frequency, anharmonicity, and eigenvectors</w:t>
+          <w:bCs/>
+          <w:sz w:val="21"/>
+          <w:szCs w:val="21"/>
+          <w:lang w:val="en-US"/>
+        </w:rPr>
+      </w:pPr>
+      <w:r>
+        <w:rPr>
+          <w:rFonts w:ascii="Times New Roman" w:hAnsi="Times New Roman" w:hint="eastAsia"/>
+          <w:bCs/>
+          <w:sz w:val="21"/>
+          <w:szCs w:val="21"/>
+          <w:lang w:val="en-US" w:eastAsia="zh-CN"/>
+        </w:rPr>
+        <w:t>Assisted in g</w:t>
+      </w:r>
+      <w:r>
+        <w:rPr>
+          <w:rFonts w:ascii="Times New Roman" w:hAnsi="Times New Roman"/>
+          <w:bCs/>
+          <w:sz w:val="21"/>
+          <w:szCs w:val="21"/>
+          <w:lang w:val="en-US"/>
+        </w:rPr>
+        <w:t>enerat</w:t>
+      </w:r>
+      <w:r>
+        <w:rPr>
+          <w:rFonts w:ascii="Times New Roman" w:hAnsi="Times New Roman" w:hint="eastAsia"/>
+          <w:bCs/>
+          <w:sz w:val="21"/>
+          <w:szCs w:val="21"/>
+          <w:lang w:val="en-US" w:eastAsia="zh-CN"/>
+        </w:rPr>
+        <w:t>ing</w:t>
+      </w:r>
+      <w:r>
+        <w:rPr>
+          <w:rFonts w:ascii="Times New Roman" w:hAnsi="Times New Roman"/>
+          <w:bCs/>
+          <w:sz w:val="21"/>
+          <w:szCs w:val="21"/>
+          <w:lang w:val="en-US"/>
+        </w:rPr>
+        <w:t xml:space="preserve"> discrimination (AUC), calibration plots, and DCA curves; compared model performance across all metrics</w:t>
       </w:r>
     </w:p>
     <w:p>
@@ -2884,48 +3052,33 @@
       </w:pPr>
       <w:r>
         <w:rPr>
-          <w:rFonts w:ascii="Times New Roman" w:hAnsi="Times New Roman" w:hint="eastAsia"/>
-          <w:sz w:val="20"/>
-          <w:szCs w:val="20"/>
-          <w:lang w:val="en-US" w:eastAsia="zh-CN"/>
-        </w:rPr>
-        <w:t xml:space="preserve">Verified the analytical results by </w:t>
-      </w:r>
-      <w:r>
-        <w:rPr>
-          <w:rFonts w:ascii="Times New Roman" w:hAnsi="Times New Roman"/>
-          <w:sz w:val="20"/>
-          <w:szCs w:val="20"/>
-          <w:lang w:val="en-US" w:eastAsia="zh-CN"/>
-        </w:rPr>
-        <w:t>numerically diagonalizing the Hamiltonian in Python</w:t>
-      </w:r>
-      <w:r>
-        <w:rPr>
-          <w:rFonts w:ascii="Times New Roman" w:hAnsi="Times New Roman" w:hint="eastAsia"/>
-          <w:sz w:val="20"/>
-          <w:szCs w:val="20"/>
-          <w:lang w:val="en-US" w:eastAsia="zh-CN"/>
-        </w:rPr>
-        <w:t>; interpreted the</w:t>
-      </w:r>
-      <w:r>
-        <w:rPr>
-          <w:rFonts w:ascii="Times New Roman" w:hAnsi="Times New Roman"/>
-          <w:sz w:val="20"/>
-          <w:szCs w:val="20"/>
-          <w:lang w:val="en-US" w:eastAsia="zh-CN"/>
-        </w:rPr>
-        <w:t xml:space="preserve"> resulting mode structure with reference to the Hamiltonia</w:t>
-      </w:r>
-      <w:r>
-        <w:rPr>
-          <w:rFonts w:ascii="Times New Roman" w:hAnsi="Times New Roman" w:hint="eastAsia"/>
-          <w:sz w:val="20"/>
-          <w:szCs w:val="20"/>
-          <w:lang w:val="en-US" w:eastAsia="zh-CN"/>
-        </w:rPr>
-        <w:t>n</w:t>
+          <w:rFonts w:ascii="Times New Roman" w:hAnsi="Times New Roman"/>
+          <w:bCs/>
+          <w:sz w:val="20"/>
+          <w:szCs w:val="20"/>
+          <w:lang w:val="en-US"/>
+        </w:rPr>
+        <w:t>Successfully constructed and internally/externally validated five DOL prediction models</w:t>
+      </w:r>
+      <w:r>
+        <w:rPr>
+          <w:rFonts w:ascii="Times New Roman" w:hAnsi="Times New Roman"/>
+          <w:bCs/>
+          <w:sz w:val="20"/>
+          <w:szCs w:val="20"/>
+          <w:lang w:val="en-US" w:eastAsia="zh-CN"/>
+        </w:rPr>
+        <w:t xml:space="preserve"> (the optimal model Logistic regression reaching AUC = 0.885 and calibration slop = 0.996</w:t>
+      </w:r>
+      <w:r>
+        <w:rPr>
+          <w:rFonts w:ascii="Times New Roman" w:hAnsi="Times New Roman" w:hint="eastAsia"/>
+          <w:bCs/>
+          <w:sz w:val="20"/>
+          <w:szCs w:val="20"/>
+          <w:lang w:val="en-US" w:eastAsia="zh-CN"/>
+        </w:rPr>
+        <w:t>)</w:t>
       </w:r>
     </w:p>
     <w:p>
@@ -2946,122 +3099,73 @@
     <w:p>
       <w:pPr>
         <w:tabs>
+          <w:tab w:val="right" w:pos="10080"/>
+        </w:tabs>
+        <w:spacing w:after="10" w:line="240" w:lineRule="auto"/>
+        <w:rPr>
+          <w:rFonts w:ascii="Times New Roman" w:hAnsi="Times New Roman"/>
+          <w:sz w:val="20"/>
+          <w:szCs w:val="20"/>
+          <w:lang w:val="en-US" w:eastAsia="zh-CN"/>
+        </w:rPr>
+      </w:pPr>
+      <w:r>
+        <w:rPr>
+          <w:rFonts w:ascii="Times New Roman" w:hAnsi="Times New Roman"/>
+          <w:b/>
+          <w:sz w:val="20"/>
+          <w:szCs w:val="20"/>
+          <w:lang w:val="en-US" w:eastAsia="zh-CN"/>
+        </w:rPr>
+        <w:t>The Hong Kong</w:t>
+      </w:r>
+      <w:r>
+        <w:rPr>
+          <w:rFonts w:ascii="Times New Roman" w:hAnsi="Times New Roman"/>
+          <w:b/>
+          <w:sz w:val="20"/>
+          <w:szCs w:val="20"/>
+          <w:lang w:val="en-US"/>
+        </w:rPr>
+        <w:t xml:space="preserve"> University</w:t>
+      </w:r>
+      <w:r>
+        <w:rPr>
+          <w:rFonts w:ascii="Times New Roman" w:hAnsi="Times New Roman"/>
+          <w:b/>
+          <w:sz w:val="20"/>
+          <w:szCs w:val="20"/>
+          <w:lang w:val="en-US" w:eastAsia="zh-CN"/>
+        </w:rPr>
+        <w:t xml:space="preserve"> of Science and Technology</w:t>
+      </w:r>
+      <w:r>
+        <w:rPr>
+          <w:rFonts w:ascii="Times New Roman" w:hAnsi="Times New Roman"/>
+          <w:sz w:val="20"/>
+          <w:szCs w:val="20"/>
+          <w:lang w:val="en-US"/>
+        </w:rPr>
+        <w:tab/>
+      </w:r>
+      <w:r>
+        <w:rPr>
+          <w:rFonts w:ascii="Times New Roman" w:hAnsi="Times New Roman"/>
+          <w:sz w:val="20"/>
+          <w:szCs w:val="20"/>
+          <w:lang w:val="en-US" w:eastAsia="zh-CN"/>
+        </w:rPr>
+        <w:t>HK SAR</w:t>
+      </w:r>
+    </w:p>
+    <w:p>
+      <w:pPr>
+        <w:tabs>
           <w:tab w:val="right" w:pos="9720"/>
         </w:tabs>
         <w:spacing w:after="10" w:line="240" w:lineRule="auto"/>
         <w:rPr>
           <w:rFonts w:ascii="Times New Roman" w:hAnsi="Times New Roman"/>
-          <w:sz w:val="20"/>
-          <w:szCs w:val="20"/>
-          <w:highlight w:val="cyan"/>
-          <w:lang w:val="en-US" w:eastAsia="zh-CN"/>
-        </w:rPr>
-      </w:pPr>
-      <w:r>
-        <w:rPr>
-          <w:rFonts w:ascii="Times New Roman" w:hAnsi="Times New Roman"/>
-          <w:b/>
-          <w:bCs/>
-          <w:sz w:val="20"/>
-          <w:szCs w:val="20"/>
-          <w:lang w:val="en-US" w:eastAsia="zh-CN"/>
-        </w:rPr>
-        <w:t>West China Second University Hospital</w:t>
-      </w:r>
-      <w:r>
-        <w:rPr>
-          <w:rFonts w:ascii="Times New Roman" w:hAnsi="Times New Roman" w:hint="eastAsia"/>
-          <w:b/>
-          <w:bCs/>
-          <w:sz w:val="20"/>
-          <w:szCs w:val="20"/>
-          <w:lang w:val="en-US" w:eastAsia="zh-CN"/>
-        </w:rPr>
-        <w:t>,</w:t>
-      </w:r>
-      <w:r>
-        <w:rPr>
-          <w:rFonts w:ascii="Times New Roman" w:hAnsi="Times New Roman"/>
-          <w:b/>
-          <w:bCs/>
-          <w:sz w:val="20"/>
-          <w:szCs w:val="20"/>
-          <w:lang w:val="en-US" w:eastAsia="zh-CN"/>
-        </w:rPr>
-        <w:t xml:space="preserve"> Sichuan University</w:t>
-      </w:r>
-      <w:r>
-        <w:rPr>
-          <w:rFonts w:ascii="Times New Roman" w:hAnsi="Times New Roman"/>
-          <w:sz w:val="20"/>
-          <w:szCs w:val="20"/>
-          <w:lang w:val="en-US" w:eastAsia="zh-CN"/>
-        </w:rPr>
-        <w:t xml:space="preserve"> </w:t>
-      </w:r>
-      <w:r>
-        <w:rPr>
-          <w:rFonts w:ascii="Times New Roman" w:hAnsi="Times New Roman"/>
-          <w:sz w:val="20"/>
-          <w:szCs w:val="20"/>
-          <w:lang w:val="en-US" w:eastAsia="zh-CN"/>
-        </w:rPr>
-        <w:tab/>
-      </w:r>
-      <w:r>
-        <w:rPr>
-          <w:rFonts w:ascii="Times New Roman" w:hAnsi="Times New Roman" w:hint="eastAsia"/>
-          <w:sz w:val="20"/>
-          <w:szCs w:val="20"/>
-          <w:lang w:val="en-US" w:eastAsia="zh-CN"/>
-        </w:rPr>
-        <w:t>Chengdu</w:t>
-      </w:r>
-      <w:r>
-        <w:rPr>
-          <w:rFonts w:ascii="Times New Roman" w:hAnsi="Times New Roman"/>
-          <w:sz w:val="20"/>
-          <w:szCs w:val="20"/>
-          <w:lang w:val="en-US"/>
-        </w:rPr>
-        <w:t>, China</w:t>
-      </w:r>
-    </w:p>
-    <w:p>
-      <w:pPr>
-        <w:tabs>
-          <w:tab w:val="right" w:pos="9720"/>
-        </w:tabs>
-        <w:spacing w:after="10" w:line="240" w:lineRule="auto"/>
-        <w:rPr>
-          <w:rFonts w:ascii="Times New Roman" w:hAnsi="Times New Roman"/>
-          <w:b/>
-          <w:bCs/>
-          <w:sz w:val="20"/>
-          <w:szCs w:val="20"/>
-          <w:lang w:val="en-US" w:eastAsia="zh-CN"/>
-        </w:rPr>
-      </w:pPr>
-      <w:r>
-        <w:rPr>
-          <w:rFonts w:ascii="Times New Roman" w:hAnsi="Times New Roman"/>
-          <w:b/>
-          <w:bCs/>
-          <w:sz w:val="20"/>
-          <w:szCs w:val="20"/>
-          <w:lang w:val="en-US" w:eastAsia="zh-CN"/>
-        </w:rPr>
-        <w:t>Study on the Influencing Factors and Prediction Models of Delayed Onset of Lactation in Postpartum Women with Maternal-Infant Separation</w:t>
-      </w:r>
-    </w:p>
-    <w:p>
-      <w:pPr>
-        <w:tabs>
-          <w:tab w:val="right" w:pos="9720"/>
-        </w:tabs>
-        <w:spacing w:after="10" w:line="240" w:lineRule="auto"/>
-        <w:rPr>
-          <w:rFonts w:ascii="Times New Roman" w:hAnsi="Times New Roman" w:hint="eastAsia"/>
           <w:sz w:val="20"/>
           <w:szCs w:val="20"/>
           <w:lang w:val="en-US" w:eastAsia="zh-CN"/>
@@ -3074,21 +3178,20 @@
           <w:iCs/>
           <w:sz w:val="20"/>
           <w:szCs w:val="20"/>
-          <w:highlight w:val="cyan"/>
-          <w:lang w:val="en-US" w:eastAsia="zh-CN"/>
-        </w:rPr>
-        <w:t>Research Project, supervised by Prof.</w:t>
-      </w:r>
-      <w:r>
-        <w:rPr>
-          <w:rFonts w:ascii="Times New Roman" w:hAnsi="Times New Roman"/>
+          <w:lang w:val="en-US" w:eastAsia="zh-CN"/>
+        </w:rPr>
+        <w:t>Undergraduate Research Opportunities Program, supervised by Prof</w:t>
+      </w:r>
+      <w:r>
+        <w:rPr>
+          <w:rFonts w:ascii="Times New Roman" w:hAnsi="Times New Roman" w:hint="eastAsia"/>
           <w:i/>
           <w:iCs/>
           <w:sz w:val="20"/>
           <w:szCs w:val="20"/>
           <w:lang w:val="en-US" w:eastAsia="zh-CN"/>
         </w:rPr>
-        <w:t xml:space="preserve"> </w:t>
+        <w:t>.</w:t>
       </w:r>
       <w:r>
         <w:rPr>
@@ -3099,16 +3202,25 @@
           <w:szCs w:val="20"/>
           <w:lang w:val="en-US" w:eastAsia="zh-CN"/>
         </w:rPr>
+        <w:t xml:space="preserve"> YANG, Sen</w:t>
+      </w:r>
+      <w:r>
+        <w:rPr>
+          <w:rFonts w:ascii="Times New Roman" w:hAnsi="Times New Roman"/>
+          <w:sz w:val="20"/>
+          <w:szCs w:val="20"/>
+          <w:lang w:val="en-US"/>
+        </w:rPr>
         <w:tab/>
       </w:r>
       <w:r>
         <w:rPr>
-          <w:rFonts w:ascii="Times New Roman" w:hAnsi="Times New Roman" w:hint="eastAsia"/>
-          <w:sz w:val="20"/>
-          <w:szCs w:val="20"/>
-          <w:lang w:val="en-US" w:eastAsia="zh-CN"/>
-        </w:rPr>
-        <w:t>December</w:t>
+          <w:rFonts w:ascii="Times New Roman" w:hAnsi="Times New Roman"/>
+          <w:sz w:val="20"/>
+          <w:szCs w:val="20"/>
+          <w:lang w:val="en-US" w:eastAsia="zh-CN"/>
+        </w:rPr>
+        <w:t>Jun</w:t>
       </w:r>
       <w:r>
         <w:rPr>
@@ -3126,16 +3238,7 @@
           <w:szCs w:val="20"/>
           <w:lang w:val="en-US" w:eastAsia="zh-CN"/>
         </w:rPr>
-        <w:t>2</w:t>
-      </w:r>
-      <w:r>
-        <w:rPr>
-          <w:rFonts w:ascii="Times New Roman" w:hAnsi="Times New Roman" w:hint="eastAsia"/>
-          <w:sz w:val="20"/>
-          <w:szCs w:val="20"/>
-          <w:lang w:val="en-US" w:eastAsia="zh-CN"/>
-        </w:rPr>
-        <w:t>5</w:t>
+        <w:t>25</w:t>
       </w:r>
       <w:r>
         <w:rPr>
@@ -3148,30 +3251,33 @@
       </w:r>
       <w:r>
         <w:rPr>
-          <w:rFonts w:ascii="Times New Roman" w:hAnsi="Times New Roman" w:hint="eastAsia"/>
-          <w:sz w:val="20"/>
-          <w:szCs w:val="20"/>
-          <w:lang w:val="en-US" w:eastAsia="zh-CN"/>
-        </w:rPr>
-        <w:t>May</w:t>
-      </w:r>
-      <w:r>
-        <w:rPr>
-          <w:rFonts w:ascii="Times New Roman" w:hAnsi="Times New Roman"/>
-          <w:sz w:val="20"/>
-          <w:szCs w:val="20"/>
-          <w:lang w:val="en-US" w:eastAsia="zh-CN"/>
-        </w:rPr>
-        <w:t xml:space="preserve"> 202</w:t>
-      </w:r>
-      <w:r>
-        <w:rPr>
-          <w:rFonts w:ascii="Times New Roman" w:hAnsi="Times New Roman" w:hint="eastAsia"/>
-          <w:sz w:val="20"/>
-          <w:szCs w:val="20"/>
-          <w:lang w:val="en-US" w:eastAsia="zh-CN"/>
-        </w:rPr>
-        <w:t>6</w:t>
+          <w:rFonts w:ascii="Times New Roman" w:hAnsi="Times New Roman"/>
+          <w:sz w:val="20"/>
+          <w:szCs w:val="20"/>
+          <w:lang w:val="en-US" w:eastAsia="zh-CN"/>
+        </w:rPr>
+        <w:t>Sept 2025</w:t>
+      </w:r>
+    </w:p>
+    <w:p>
+      <w:pPr>
+        <w:spacing w:after="10" w:line="240" w:lineRule="auto"/>
+        <w:rPr>
+          <w:rFonts w:ascii="Times New Roman" w:hAnsi="Times New Roman"/>
+          <w:sz w:val="20"/>
+          <w:szCs w:val="20"/>
+          <w:lang w:val="en-US"/>
+        </w:rPr>
+      </w:pPr>
+      <w:r>
+        <w:rPr>
+          <w:rFonts w:ascii="Times New Roman" w:hAnsi="Times New Roman"/>
+          <w:b/>
+          <w:sz w:val="20"/>
+          <w:szCs w:val="20"/>
+          <w:lang w:val="en-US" w:eastAsia="zh-CN"/>
+        </w:rPr>
+        <w:t xml:space="preserve">UROP1000 - Quantum Computing based on Nitrogen-vacancy (NV) Center in Diamond </w:t>
       </w:r>
     </w:p>
     <w:p>
@@ -3180,70 +3286,49 @@
           <w:ilvl w:val="0"/>
           <w:numId w:val="3"/>
         </w:numPr>
-        <w:tabs>
-          <w:tab w:val="num" w:pos="720"/>
-        </w:tabs>
-        <w:spacing w:after="10" w:line="240" w:lineRule="auto"/>
-        <w:rPr>
-          <w:rFonts w:ascii="Times New Roman" w:hAnsi="Times New Roman"/>
-          <w:sz w:val="20"/>
-          <w:szCs w:val="20"/>
-          <w:lang w:val="en-US"/>
-        </w:rPr>
-      </w:pPr>
-      <w:r>
-        <w:rPr>
-          <w:rFonts w:ascii="Times New Roman" w:hAnsi="Times New Roman"/>
-          <w:sz w:val="20"/>
-          <w:szCs w:val="20"/>
-          <w:lang w:val="en-US" w:eastAsia="zh-CN"/>
-        </w:rPr>
-        <w:t xml:space="preserve">Performed data cleaning, missingness </w:t>
-      </w:r>
-      <w:r>
-        <w:rPr>
-          <w:rFonts w:ascii="Times New Roman" w:hAnsi="Times New Roman" w:hint="eastAsia"/>
-          <w:sz w:val="20"/>
-          <w:szCs w:val="20"/>
-          <w:lang w:val="en-US" w:eastAsia="zh-CN"/>
-        </w:rPr>
-        <w:t>analysis</w:t>
-      </w:r>
-      <w:r>
-        <w:rPr>
-          <w:rFonts w:ascii="Times New Roman" w:hAnsi="Times New Roman"/>
-          <w:sz w:val="20"/>
-          <w:szCs w:val="20"/>
-          <w:lang w:val="en-US" w:eastAsia="zh-CN"/>
-        </w:rPr>
-        <w:t xml:space="preserve">, and multiple imputations on </w:t>
-      </w:r>
-      <w:r>
-        <w:rPr>
-          <w:rFonts w:ascii="Times New Roman" w:hAnsi="Times New Roman" w:hint="eastAsia"/>
-          <w:sz w:val="20"/>
-          <w:szCs w:val="20"/>
-          <w:lang w:val="en-US" w:eastAsia="zh-CN"/>
-        </w:rPr>
-        <w:t xml:space="preserve">data from </w:t>
-      </w:r>
-      <w:r>
-        <w:rPr>
-          <w:rFonts w:ascii="Times New Roman" w:hAnsi="Times New Roman"/>
-          <w:sz w:val="20"/>
-          <w:szCs w:val="20"/>
-          <w:lang w:val="en-US" w:eastAsia="zh-CN"/>
-        </w:rPr>
-        <w:t>701 parturient</w:t>
-      </w:r>
-      <w:r>
-        <w:rPr>
-          <w:rFonts w:ascii="Times New Roman" w:hAnsi="Times New Roman"/>
-          <w:sz w:val="20"/>
-          <w:szCs w:val="20"/>
-          <w:lang w:val="en-US" w:eastAsia="zh-CN"/>
-        </w:rPr>
-        <w:t xml:space="preserve"> women</w:t>
+        <w:spacing w:after="10" w:line="240" w:lineRule="auto"/>
+        <w:rPr>
+          <w:rFonts w:ascii="Times New Roman" w:hAnsi="Times New Roman"/>
+          <w:sz w:val="20"/>
+          <w:szCs w:val="20"/>
+          <w:lang w:val="en-US"/>
+        </w:rPr>
+      </w:pPr>
+      <w:r>
+        <w:rPr>
+          <w:rFonts w:ascii="Times New Roman" w:hAnsi="Times New Roman" w:hint="eastAsia"/>
+          <w:sz w:val="20"/>
+          <w:szCs w:val="20"/>
+          <w:lang w:val="en-US" w:eastAsia="zh-CN"/>
+        </w:rPr>
+        <w:t xml:space="preserve">Designed and carried out an </w:t>
+      </w:r>
+      <w:r>
+        <w:rPr>
+          <w:rFonts w:ascii="Times New Roman" w:hAnsi="Times New Roman"/>
+          <w:sz w:val="20"/>
+          <w:szCs w:val="20"/>
+          <w:lang w:val="en-US" w:eastAsia="zh-CN"/>
+        </w:rPr>
+        <w:t>optically detected magnetic resonance (ODMR) experiment</w:t>
+      </w:r>
+      <w:r>
+        <w:rPr>
+          <w:rFonts w:ascii="Times New Roman" w:hAnsi="Times New Roman" w:hint="eastAsia"/>
+          <w:sz w:val="20"/>
+          <w:szCs w:val="20"/>
+          <w:lang w:val="en-US" w:eastAsia="zh-CN"/>
+        </w:rPr>
+        <w:t xml:space="preserve"> to measure the spin resonance spectrum of the </w:t>
+      </w:r>
+      <w:r>
+        <w:rPr>
+          <w:rFonts w:ascii="Times New Roman" w:hAnsi="Times New Roman"/>
+          <w:sz w:val="20"/>
+          <w:szCs w:val="20"/>
+          <w:lang w:val="en-US" w:eastAsia="zh-CN"/>
+        </w:rPr>
+        <w:t>nitrogen-vacancy (NV) center in diamond</w:t>
       </w:r>
     </w:p>
     <w:p>
@@ -3252,43 +3337,22 @@
           <w:ilvl w:val="0"/>
           <w:numId w:val="3"/>
         </w:numPr>
-        <w:tabs>
-          <w:tab w:val="num" w:pos="720"/>
-        </w:tabs>
-        <w:spacing w:after="10" w:line="240" w:lineRule="auto"/>
-        <w:rPr>
-          <w:rFonts w:ascii="Times New Roman" w:hAnsi="Times New Roman"/>
-          <w:sz w:val="20"/>
-          <w:szCs w:val="20"/>
-          <w:lang w:val="en-US"/>
-        </w:rPr>
-      </w:pPr>
-      <w:r>
-        <w:rPr>
-          <w:rFonts w:ascii="Times New Roman" w:hAnsi="Times New Roman"/>
-          <w:sz w:val="20"/>
-          <w:szCs w:val="20"/>
-          <w:lang w:val="en-US" w:eastAsia="zh-CN"/>
-        </w:rPr>
-        <w:t>Utilized R language to build and tune machine learning models, including RF, LASSO, binary logistic regression, SVM, XGBoost</w:t>
-      </w:r>
-      <w:r>
-        <w:rPr>
-          <w:rFonts w:ascii="Times New Roman" w:hAnsi="Times New Roman" w:hint="eastAsia"/>
-          <w:sz w:val="20"/>
-          <w:szCs w:val="20"/>
-          <w:lang w:val="en-US" w:eastAsia="zh-CN"/>
-        </w:rPr>
-        <w:t>,</w:t>
-      </w:r>
-      <w:r>
-        <w:rPr>
-          <w:rFonts w:ascii="Times New Roman" w:hAnsi="Times New Roman"/>
-          <w:sz w:val="20"/>
-          <w:szCs w:val="20"/>
-          <w:lang w:val="en-US" w:eastAsia="zh-CN"/>
-        </w:rPr>
-        <w:t xml:space="preserve"> and Gradient Boosting Machine</w:t>
+        <w:spacing w:after="10" w:line="240" w:lineRule="auto"/>
+        <w:rPr>
+          <w:rFonts w:ascii="Times New Roman" w:hAnsi="Times New Roman"/>
+          <w:sz w:val="20"/>
+          <w:szCs w:val="20"/>
+          <w:lang w:val="en-US"/>
+        </w:rPr>
+      </w:pPr>
+      <w:r>
+        <w:rPr>
+          <w:rFonts w:ascii="Times New Roman" w:hAnsi="Times New Roman"/>
+          <w:sz w:val="20"/>
+          <w:szCs w:val="20"/>
+          <w:lang w:val="en-US" w:eastAsia="zh-CN"/>
+        </w:rPr>
+        <w:t>Derived principles of quantum computing, including Rabi oscillation, optical pumping, rotating wave approximation (RWA), and optically detected magnetic resonance (ODMR); analyzed characteristics of the NV center</w:t>
       </w:r>
     </w:p>
     <w:p>
@@ -3297,57 +3361,121 @@
           <w:ilvl w:val="0"/>
           <w:numId w:val="3"/>
         </w:numPr>
-        <w:tabs>
-          <w:tab w:val="num" w:pos="720"/>
-        </w:tabs>
-        <w:spacing w:after="10" w:line="240" w:lineRule="auto"/>
-        <w:rPr>
-          <w:rFonts w:ascii="Times New Roman" w:hAnsi="Times New Roman"/>
-          <w:bCs/>
-          <w:sz w:val="21"/>
-          <w:szCs w:val="21"/>
-          <w:lang w:val="en-US"/>
-        </w:rPr>
-      </w:pPr>
-      <w:r>
-        <w:rPr>
-          <w:rFonts w:ascii="Times New Roman" w:hAnsi="Times New Roman" w:hint="eastAsia"/>
-          <w:bCs/>
-          <w:sz w:val="21"/>
-          <w:szCs w:val="21"/>
-          <w:lang w:val="en-US" w:eastAsia="zh-CN"/>
-        </w:rPr>
-        <w:t>Assisted in g</w:t>
-      </w:r>
-      <w:r>
-        <w:rPr>
-          <w:rFonts w:ascii="Times New Roman" w:hAnsi="Times New Roman"/>
-          <w:bCs/>
-          <w:sz w:val="21"/>
-          <w:szCs w:val="21"/>
-          <w:lang w:val="en-US"/>
-        </w:rPr>
-        <w:t>enerat</w:t>
-      </w:r>
-      <w:r>
-        <w:rPr>
-          <w:rFonts w:ascii="Times New Roman" w:hAnsi="Times New Roman" w:hint="eastAsia"/>
-          <w:bCs/>
-          <w:sz w:val="21"/>
-          <w:szCs w:val="21"/>
-          <w:lang w:val="en-US" w:eastAsia="zh-CN"/>
-        </w:rPr>
-        <w:t>ing</w:t>
-      </w:r>
-      <w:r>
-        <w:rPr>
-          <w:rFonts w:ascii="Times New Roman" w:hAnsi="Times New Roman"/>
-          <w:bCs/>
-          <w:sz w:val="21"/>
-          <w:szCs w:val="21"/>
-          <w:lang w:val="en-US"/>
-        </w:rPr>
-        <w:t xml:space="preserve"> discrimination (AUC), calibration plots, and DCA curves; compared model performance across all metrics</w:t>
+        <w:spacing w:after="10" w:line="240" w:lineRule="auto"/>
+        <w:rPr>
+          <w:rFonts w:ascii="Times New Roman" w:hAnsi="Times New Roman"/>
+          <w:bCs/>
+          <w:sz w:val="20"/>
+          <w:szCs w:val="20"/>
+          <w:lang w:val="en-US"/>
+        </w:rPr>
+      </w:pPr>
+      <w:r>
+        <w:rPr>
+          <w:rFonts w:ascii="Times New Roman" w:hAnsi="Times New Roman" w:hint="eastAsia"/>
+          <w:bCs/>
+          <w:sz w:val="20"/>
+          <w:szCs w:val="20"/>
+          <w:lang w:val="en-US" w:eastAsia="zh-CN"/>
+        </w:rPr>
+        <w:t>D</w:t>
+      </w:r>
+      <w:r>
+        <w:rPr>
+          <w:rFonts w:ascii="Times New Roman" w:hAnsi="Times New Roman"/>
+          <w:bCs/>
+          <w:sz w:val="20"/>
+          <w:szCs w:val="20"/>
+          <w:lang w:val="en-US"/>
+        </w:rPr>
+        <w:t>evelop</w:t>
+      </w:r>
+      <w:r>
+        <w:rPr>
+          <w:rFonts w:ascii="Times New Roman" w:hAnsi="Times New Roman" w:hint="eastAsia"/>
+          <w:bCs/>
+          <w:sz w:val="20"/>
+          <w:szCs w:val="20"/>
+          <w:lang w:val="en-US" w:eastAsia="zh-CN"/>
+        </w:rPr>
+        <w:t>ed</w:t>
+      </w:r>
+      <w:r>
+        <w:rPr>
+          <w:rFonts w:ascii="Times New Roman" w:hAnsi="Times New Roman"/>
+          <w:bCs/>
+          <w:sz w:val="20"/>
+          <w:szCs w:val="20"/>
+          <w:lang w:val="en-US"/>
+        </w:rPr>
+        <w:t xml:space="preserve"> the camera driver for an Intensified Charge-Coupled Device</w:t>
+      </w:r>
+      <w:r>
+        <w:rPr>
+          <w:rFonts w:ascii="Times New Roman" w:hAnsi="Times New Roman"/>
+          <w:bCs/>
+          <w:sz w:val="20"/>
+          <w:szCs w:val="20"/>
+          <w:lang w:val="en-US" w:eastAsia="zh-CN"/>
+        </w:rPr>
+        <w:t xml:space="preserve"> </w:t>
+      </w:r>
+      <w:r>
+        <w:rPr>
+          <w:rFonts w:ascii="Times New Roman" w:hAnsi="Times New Roman"/>
+          <w:bCs/>
+          <w:sz w:val="20"/>
+          <w:szCs w:val="20"/>
+          <w:lang w:val="en-US"/>
+        </w:rPr>
+        <w:t>(ICCD)</w:t>
+      </w:r>
+      <w:r>
+        <w:rPr>
+          <w:rFonts w:ascii="Times New Roman" w:hAnsi="Times New Roman" w:hint="eastAsia"/>
+          <w:bCs/>
+          <w:sz w:val="20"/>
+          <w:szCs w:val="20"/>
+          <w:lang w:val="en-US" w:eastAsia="zh-CN"/>
+        </w:rPr>
+        <w:t>, specifically</w:t>
+      </w:r>
+      <w:r>
+        <w:rPr>
+          <w:rFonts w:ascii="Times New Roman" w:hAnsi="Times New Roman"/>
+          <w:bCs/>
+          <w:sz w:val="20"/>
+          <w:szCs w:val="20"/>
+          <w:lang w:val="en-US" w:eastAsia="zh-CN"/>
+        </w:rPr>
+        <w:t xml:space="preserve"> fan control and gate mode functions</w:t>
+      </w:r>
+      <w:r>
+        <w:rPr>
+          <w:rFonts w:ascii="Times New Roman" w:hAnsi="Times New Roman" w:hint="eastAsia"/>
+          <w:sz w:val="20"/>
+          <w:szCs w:val="20"/>
+          <w:lang w:val="en-US" w:eastAsia="zh-CN"/>
+        </w:rPr>
+        <w:t>; i</w:t>
+      </w:r>
+      <w:r>
+        <w:rPr>
+          <w:rFonts w:ascii="Times New Roman" w:hAnsi="Times New Roman"/>
+          <w:sz w:val="20"/>
+          <w:szCs w:val="20"/>
+          <w:lang w:val="en-US" w:eastAsia="zh-CN"/>
+        </w:rPr>
+        <w:t>ntegrated external pulse generator, microwave generator, and the ICCD camera into a unified control program; programmed to control pulse sequences and microwave</w:t>
+      </w:r>
+      <w:r>
+        <w:rPr>
+          <w:rFonts w:ascii="Times New Roman" w:hAnsi="Times New Roman" w:hint="eastAsia"/>
+          <w:sz w:val="20"/>
+          <w:szCs w:val="20"/>
+          <w:lang w:val="en-US" w:eastAsia="zh-CN"/>
+        </w:rPr>
+        <w:t xml:space="preserve"> and trigger the ICCD acquisition</w:t>
       </w:r>
     </w:p>
     <w:p>
@@ -3356,46 +3484,22 @@
           <w:ilvl w:val="0"/>
           <w:numId w:val="3"/>
         </w:numPr>
-        <w:tabs>
-          <w:tab w:val="num" w:pos="720"/>
-        </w:tabs>
-        <w:spacing w:after="10" w:line="240" w:lineRule="auto"/>
-        <w:rPr>
-          <w:rFonts w:ascii="Times New Roman" w:hAnsi="Times New Roman"/>
-          <w:sz w:val="20"/>
-          <w:szCs w:val="20"/>
-          <w:lang w:val="en-US"/>
-        </w:rPr>
-      </w:pPr>
-      <w:r>
-        <w:rPr>
-          <w:rFonts w:ascii="Times New Roman" w:hAnsi="Times New Roman"/>
-          <w:bCs/>
-          <w:sz w:val="20"/>
-          <w:szCs w:val="20"/>
-          <w:lang w:val="en-US"/>
-        </w:rPr>
-        <w:t>Successfully constructed and internally/externally validated five DOL prediction models</w:t>
-      </w:r>
-      <w:r>
-        <w:rPr>
-          <w:rFonts w:ascii="Times New Roman" w:hAnsi="Times New Roman"/>
-          <w:bCs/>
-          <w:sz w:val="20"/>
-          <w:szCs w:val="20"/>
-          <w:lang w:val="en-US" w:eastAsia="zh-CN"/>
-        </w:rPr>
-        <w:t xml:space="preserve"> (the optimal model Logistic regression reaching AUC = 0.885 and calibration slop = 0.996</w:t>
-      </w:r>
-      <w:r>
-        <w:rPr>
-          <w:rFonts w:ascii="Times New Roman" w:hAnsi="Times New Roman" w:hint="eastAsia"/>
-          <w:bCs/>
-          <w:sz w:val="20"/>
-          <w:szCs w:val="20"/>
-          <w:lang w:val="en-US" w:eastAsia="zh-CN"/>
-        </w:rPr>
-        <w:t>)</w:t>
+        <w:spacing w:after="10" w:line="240" w:lineRule="auto"/>
+        <w:rPr>
+          <w:rFonts w:ascii="Times New Roman" w:hAnsi="Times New Roman"/>
+          <w:sz w:val="20"/>
+          <w:szCs w:val="20"/>
+          <w:lang w:val="en-US"/>
+        </w:rPr>
+      </w:pPr>
+      <w:r>
+        <w:rPr>
+          <w:rFonts w:ascii="Times New Roman" w:hAnsi="Times New Roman"/>
+          <w:sz w:val="20"/>
+          <w:szCs w:val="20"/>
+          <w:lang w:val="en-US" w:eastAsia="zh-CN"/>
+        </w:rPr>
+        <w:t>Captured the photon generated by the NV center, and resolved the energy level splitting of the NV center</w:t>
       </w:r>
     </w:p>
     <w:p>
@@ -3421,23 +3525,80 @@
         <w:spacing w:after="10" w:line="240" w:lineRule="auto"/>
         <w:rPr>
           <w:rFonts w:ascii="Times New Roman" w:hAnsi="Times New Roman"/>
-          <w:b/>
-          <w:bCs/>
-          <w:sz w:val="20"/>
-          <w:szCs w:val="20"/>
-          <w:lang w:val="en-US" w:eastAsia="zh-CN"/>
-        </w:rPr>
-      </w:pPr>
-      <w:r>
-        <w:rPr>
-          <w:rFonts w:ascii="Times New Roman" w:hAnsi="Times New Roman"/>
-          <w:b/>
-          <w:bCs/>
-          <w:sz w:val="20"/>
-          <w:szCs w:val="20"/>
-          <w:lang w:val="en-US" w:eastAsia="zh-CN"/>
-        </w:rPr>
-        <w:t>Differential Effects of Robot Assisted Gait Training in Children with Cerebral Palsy</w:t>
+          <w:sz w:val="20"/>
+          <w:szCs w:val="20"/>
+          <w:highlight w:val="cyan"/>
+          <w:lang w:val="en-US" w:eastAsia="zh-CN"/>
+        </w:rPr>
+      </w:pPr>
+      <w:r>
+        <w:rPr>
+          <w:rFonts w:ascii="Times New Roman" w:hAnsi="Times New Roman"/>
+          <w:b/>
+          <w:bCs/>
+          <w:sz w:val="20"/>
+          <w:szCs w:val="20"/>
+          <w:lang w:val="en-US" w:eastAsia="zh-CN"/>
+        </w:rPr>
+        <w:t>West China Second University Hospital</w:t>
+      </w:r>
+      <w:r>
+        <w:rPr>
+          <w:rFonts w:ascii="Times New Roman" w:hAnsi="Times New Roman" w:hint="eastAsia"/>
+          <w:b/>
+          <w:bCs/>
+          <w:sz w:val="20"/>
+          <w:szCs w:val="20"/>
+          <w:lang w:val="en-US" w:eastAsia="zh-CN"/>
+        </w:rPr>
+        <w:t>,</w:t>
+      </w:r>
+      <w:r>
+        <w:rPr>
+          <w:rFonts w:ascii="Times New Roman" w:hAnsi="Times New Roman"/>
+          <w:b/>
+          <w:bCs/>
+          <w:sz w:val="20"/>
+          <w:szCs w:val="20"/>
+          <w:lang w:val="en-US" w:eastAsia="zh-CN"/>
+        </w:rPr>
+        <w:t xml:space="preserve"> Sichuan University</w:t>
+      </w:r>
+      <w:r>
+        <w:rPr>
+          <w:rFonts w:ascii="Times New Roman" w:hAnsi="Times New Roman"/>
+          <w:sz w:val="20"/>
+          <w:szCs w:val="20"/>
+          <w:lang w:val="en-US" w:eastAsia="zh-CN"/>
+        </w:rPr>
+        <w:t xml:space="preserve"> </w:t>
+      </w:r>
+      <w:r>
+        <w:rPr>
+          <w:rFonts w:ascii="Times New Roman" w:hAnsi="Times New Roman"/>
+          <w:sz w:val="20"/>
+          <w:szCs w:val="20"/>
+          <w:lang w:val="en-US" w:eastAsia="zh-CN"/>
+        </w:rPr>
+        <w:tab/>
+      </w:r>
+      <w:r>
+        <w:rPr>
+          <w:rFonts w:ascii="Times New Roman" w:hAnsi="Times New Roman" w:hint="eastAsia"/>
+          <w:sz w:val="20"/>
+          <w:szCs w:val="20"/>
+          <w:lang w:val="en-US" w:eastAsia="zh-CN"/>
+        </w:rPr>
+        <w:t>Chengdu</w:t>
+      </w:r>
+      <w:r>
+        <w:rPr>
+          <w:rFonts w:ascii="Times New Roman" w:hAnsi="Times New Roman"/>
+          <w:sz w:val="20"/>
+          <w:szCs w:val="20"/>
+          <w:lang w:val="en-US"/>
+        </w:rPr>
+        <w:t>, China</w:t>
       </w:r>
     </w:p>
     <w:p>
@@ -3447,10 +3608,9 @@
         </w:tabs>
         <w:spacing w:after="10" w:line="240" w:lineRule="auto"/>
         <w:rPr>
-          <w:rFonts w:ascii="Times New Roman" w:hAnsi="Times New Roman" w:hint="eastAsia"/>
-          <w:sz w:val="20"/>
-          <w:szCs w:val="20"/>
-          <w:highlight w:val="cyan"/>
+          <w:rFonts w:ascii="Times New Roman" w:hAnsi="Times New Roman"/>
+          <w:sz w:val="20"/>
+          <w:szCs w:val="20"/>
           <w:lang w:val="en-US" w:eastAsia="zh-CN"/>
         </w:rPr>
       </w:pPr>
@@ -3463,8 +3623,21 @@
           <w:szCs w:val="20"/>
           <w:lang w:val="en-US" w:eastAsia="zh-CN"/>
         </w:rPr>
-        <w:t>Research Project, supervised by Prof. CAI, Xiaotang</w:t>
-      </w:r>
+        <w:t xml:space="preserve">Research Project, supervised by Prof. CAI, </w:t>
+      </w:r>
+      <w:proofErr w:type="spellStart"/>
+      <w:r>
+        <w:rPr>
+          <w:rFonts w:ascii="Times New Roman" w:hAnsi="Times New Roman" w:hint="eastAsia"/>
+          <w:i/>
+          <w:iCs/>
+          <w:sz w:val="20"/>
+          <w:szCs w:val="20"/>
+          <w:lang w:val="en-US" w:eastAsia="zh-CN"/>
+        </w:rPr>
+        <w:t>Xiaotang</w:t>
+      </w:r>
+      <w:proofErr w:type="spellEnd"/>
       <w:r>
         <w:rPr>
           <w:rFonts w:ascii="Times New Roman" w:hAnsi="Times New Roman"/>
@@ -3481,7 +3654,7 @@
           <w:szCs w:val="20"/>
           <w:lang w:val="en-US" w:eastAsia="zh-CN"/>
         </w:rPr>
-        <w:t>June</w:t>
+        <w:t>Jun</w:t>
       </w:r>
       <w:r>
         <w:rPr>
@@ -3526,7 +3699,7 @@
           <w:szCs w:val="20"/>
           <w:lang w:val="en-US" w:eastAsia="zh-CN"/>
         </w:rPr>
-        <w:t>August</w:t>
+        <w:t>Aug</w:t>
       </w:r>
       <w:r>
         <w:rPr>
@@ -3545,6 +3718,32 @@
           <w:lang w:val="en-US" w:eastAsia="zh-CN"/>
         </w:rPr>
         <w:t>5</w:t>
+      </w:r>
+    </w:p>
+    <w:p>
+      <w:pPr>
+        <w:tabs>
+          <w:tab w:val="right" w:pos="9720"/>
+        </w:tabs>
+        <w:spacing w:after="10" w:line="240" w:lineRule="auto"/>
+        <w:rPr>
+          <w:rFonts w:ascii="Times New Roman" w:hAnsi="Times New Roman"/>
+          <w:sz w:val="20"/>
+          <w:szCs w:val="20"/>
+          <w:highlight w:val="cyan"/>
+          <w:lang w:val="en-US" w:eastAsia="zh-CN"/>
+        </w:rPr>
+      </w:pPr>
+      <w:r>
+        <w:rPr>
+          <w:rFonts w:ascii="Times New Roman" w:hAnsi="Times New Roman"/>
+          <w:b/>
+          <w:bCs/>
+          <w:sz w:val="20"/>
+          <w:szCs w:val="20"/>
+          <w:lang w:val="en-US" w:eastAsia="zh-CN"/>
+        </w:rPr>
+        <w:t>Differential Effects of Robot Assisted Gait Training in Children with Cerebral Palsy</w:t>
       </w:r>
     </w:p>
     <w:p>
@@ -3650,7 +3849,29 @@
           <w:szCs w:val="20"/>
           <w:lang w:val="en-US" w:eastAsia="zh-CN"/>
         </w:rPr>
-        <w:t>Collected primary and secondary outcome data, including resting heart rate, heart rate variability, Gross Motor Function Measure (GMFM) scores, and WeeFIM functional independence ratings at scheduled assessment time points</w:t>
+        <w:t xml:space="preserve">Collected primary and secondary outcome data, including resting heart rate, heart rate variability, Gross Motor Function Measure (GMFM) scores, and </w:t>
+      </w:r>
+      <w:proofErr w:type="spellStart"/>
+      <w:r>
+        <w:rPr>
+          <w:rFonts w:ascii="Times New Roman" w:hAnsi="Times New Roman"/>
+          <w:bCs/>
+          <w:sz w:val="20"/>
+          <w:szCs w:val="20"/>
+          <w:lang w:val="en-US" w:eastAsia="zh-CN"/>
+        </w:rPr>
+        <w:t>WeeFIM</w:t>
+      </w:r>
+      <w:proofErr w:type="spellEnd"/>
+      <w:r>
+        <w:rPr>
+          <w:rFonts w:ascii="Times New Roman" w:hAnsi="Times New Roman"/>
+          <w:bCs/>
+          <w:sz w:val="20"/>
+          <w:szCs w:val="20"/>
+          <w:lang w:val="en-US" w:eastAsia="zh-CN"/>
+        </w:rPr>
+        <w:t xml:space="preserve"> functional independence ratings at scheduled assessment time points</w:t>
       </w:r>
     </w:p>
     <w:p>
@@ -3714,7 +3935,7 @@
         <w:pBdr>
           <w:bottom w:val="single" w:sz="6" w:space="1" w:color="auto"/>
         </w:pBdr>
-        <w:spacing w:after="10" w:line="240" w:lineRule="auto"/>
+        <w:spacing w:beforeLines="100" w:before="240" w:after="10" w:line="240" w:lineRule="auto"/>
         <w:outlineLvl w:val="0"/>
         <w:rPr>
           <w:rFonts w:ascii="Times New Roman" w:hAnsi="Times New Roman"/>
@@ -3724,14 +3945,7 @@
           <w:lang w:val="en-US" w:eastAsia="zh-CN"/>
         </w:rPr>
       </w:pPr>
-    </w:p>
-    <w:p>
-      <w:pPr>
-        <w:pBdr>
-          <w:bottom w:val="single" w:sz="6" w:space="1" w:color="auto"/>
-        </w:pBdr>
-        <w:spacing w:after="10" w:line="240" w:lineRule="auto"/>
-        <w:outlineLvl w:val="0"/>
+      <w:r>
         <w:rPr>
           <w:rFonts w:ascii="Times New Roman" w:hAnsi="Times New Roman"/>
           <w:smallCaps/>
@@ -3739,23 +3953,14 @@
           <w:szCs w:val="20"/>
           <w:lang w:val="en-US" w:eastAsia="zh-CN"/>
         </w:rPr>
-      </w:pPr>
+        <w:t>Internship</w:t>
+      </w:r>
       <w:r>
         <w:rPr>
           <w:rFonts w:ascii="Times New Roman" w:hAnsi="Times New Roman"/>
           <w:smallCaps/>
           <w:sz w:val="24"/>
           <w:szCs w:val="20"/>
-          <w:lang w:val="en-US" w:eastAsia="zh-CN"/>
-        </w:rPr>
-        <w:t>Internship</w:t>
-      </w:r>
-      <w:r>
-        <w:rPr>
-          <w:rFonts w:ascii="Times New Roman" w:hAnsi="Times New Roman"/>
-          <w:smallCaps/>
-          <w:sz w:val="24"/>
-          <w:szCs w:val="20"/>
           <w:lang w:val="en-US"/>
         </w:rPr>
         <w:t xml:space="preserve"> Experience </w:t>
@@ -3863,7 +4068,7 @@
           <w:szCs w:val="20"/>
           <w:lang w:val="en-US" w:eastAsia="zh-CN"/>
         </w:rPr>
-        <w:t>June</w:t>
+        <w:t>Jun</w:t>
       </w:r>
       <w:r>
         <w:rPr>
@@ -3908,7 +4113,7 @@
           <w:szCs w:val="20"/>
           <w:lang w:val="en-US" w:eastAsia="zh-CN"/>
         </w:rPr>
-        <w:t>August</w:t>
+        <w:t>Aug</w:t>
       </w:r>
       <w:r>
         <w:rPr>
@@ -3982,22 +4187,10 @@
     </w:p>
     <w:p>
       <w:pPr>
-        <w:spacing w:after="10" w:line="240" w:lineRule="auto"/>
-        <w:ind w:left="360"/>
-        <w:rPr>
-          <w:rFonts w:ascii="Times New Roman" w:hAnsi="Times New Roman"/>
-          <w:sz w:val="20"/>
-          <w:szCs w:val="20"/>
-          <w:lang w:val="en-US"/>
-        </w:rPr>
-      </w:pPr>
-    </w:p>
-    <w:p>
-      <w:pPr>
         <w:pBdr>
           <w:bottom w:val="single" w:sz="6" w:space="1" w:color="auto"/>
         </w:pBdr>
-        <w:spacing w:after="10" w:line="240" w:lineRule="auto"/>
+        <w:spacing w:beforeLines="100" w:before="240" w:after="10" w:line="240" w:lineRule="auto"/>
         <w:outlineLvl w:val="0"/>
         <w:rPr>
           <w:rFonts w:ascii="Times New Roman" w:hAnsi="Times New Roman"/>
@@ -4104,124 +4297,12 @@
     </w:p>
     <w:sectPr>
       <w:pgSz w:w="11907" w:h="16839"/>
-      <w:pgMar w:top="864" w:right="1080" w:bottom="864" w:left="1080" w:header="706" w:footer="706" w:gutter="0"/>
+      <w:pgMar w:top="1440" w:right="1077" w:bottom="1032" w:left="1077" w:header="709" w:footer="709" w:gutter="0"/>
       <w:cols w:space="708"/>
       <w:docGrid w:linePitch="360"/>
     </w:sectPr>
   </w:body>
 </w:document>
-</file>
-
-<file path=word/comments.xml><?xml version="1.0" encoding="utf-8"?>
-<w:comments xmlns:wpc="http://schemas.microsoft.com/office/word/2010/wordprocessingCanvas" xmlns:cx="http://schemas.microsoft.com/office/drawing/2014/chartex" xmlns:cx1="http://schemas.microsoft.com/office/drawing/2015/9/8/chartex" xmlns:cx2="http://schemas.microsoft.com/office/drawing/2015/10/21/chartex" xmlns:cx3="http://schemas.microsoft.com/office/drawing/2016/5/9/chartex" xmlns:cx4="http://schemas.microsoft.com/office/drawing/2016/5/10/chartex" xmlns:cx5="http://schemas.microsoft.com/office/drawing/2016/5/11/chartex" xmlns:cx6="http://schemas.microsoft.com/office/drawing/2016/5/12/chartex" xmlns:cx7="http://schemas.microsoft.com/office/drawing/2016/5/13/chartex" xmlns:cx8="http://schemas.microsoft.com/office/drawing/2016/5/14/chartex" xmlns:mc="http://schemas.openxmlformats.org/markup-compatibility/2006" xmlns:aink="http://schemas.microsoft.com/office/drawing/2016/ink" xmlns:am3d="http://schemas.microsoft.com/office/drawing/2017/model3d" xmlns:o="urn:schemas-microsoft-com:office:office" xmlns:oel="http://schemas.microsoft.com/office/2019/extlst" xmlns:r="http://schemas.openxmlformats.org/officeDocument/2006/relationships" xmlns:m="http://schemas.openxmlformats.org/officeDocument/2006/math" xmlns:v="urn:schemas-microsoft-com:vml" xmlns:wp14="http://schemas.microsoft.com/office/word/2010/wordprocessingDrawing" xmlns:wp="http://schemas.openxmlformats.org/drawingml/2006/wordprocessingDrawing" xmlns:w10="urn:schemas-microsoft-com:office:word" xmlns:w="http://schemas.openxmlformats.org/wordprocessingml/2006/main" xmlns:w14="http://schemas.microsoft.com/office/word/2010/wordml" xmlns:w15="http://schemas.microsoft.com/office/word/2012/wordml" xmlns:w16cei="http://schemas.microsoft.com/office/word/2026/wordml/cei" xmlns:w16cex="http://schemas.microsoft.com/office/word/2018/wordml/cex" xmlns:w16cid="http://schemas.microsoft.com/office/word/2016/wordml/cid" xmlns:w16="http://schemas.microsoft.com/office/word/2018/wordml" xmlns:w16du="http://schemas.microsoft.com/office/word/2023/wordml/word16du" xmlns:w16sdtdh="http://schemas.microsoft.com/office/word/2020/wordml/sdtdatahash" xmlns:w16sdtfl="http://schemas.microsoft.com/office/word/2024/wordml/sdtformatlock" xmlns:w16se="http://schemas.microsoft.com/office/word/2015/wordml/symex" xmlns:wpg="http://schemas.microsoft.com/office/word/2010/wordprocessingGroup" xmlns:wpi="http://schemas.microsoft.com/office/word/2010/wordprocessingInk" xmlns:wne="http://schemas.microsoft.com/office/word/2006/wordml" xmlns:wps="http://schemas.microsoft.com/office/word/2010/wordprocessingShape" mc:Ignorable="w14 w15 w16se w16cid w16 w16cex w16sdtdh w16sdtfl w16du wp14">
-  <w:comment w:id="0" w:author="Sylvania Z" w:date="2026-07-24T15:45:00Z" w:initials="SZ">
-    <w:p>
-      <w:pPr>
-        <w:pStyle w:val="a3"/>
-        <w:rPr>
-          <w:lang w:eastAsia="zh-CN"/>
-        </w:rPr>
-      </w:pPr>
-      <w:r>
-        <w:rPr>
-          <w:rStyle w:val="af"/>
-        </w:rPr>
-        <w:annotationRef/>
-      </w:r>
-      <w:r>
-        <w:rPr>
-          <w:rFonts w:hint="eastAsia"/>
-          <w:lang w:eastAsia="zh-CN"/>
-        </w:rPr>
-        <w:t>时间统一补充，最终版本按照倒序排列</w:t>
-      </w:r>
-    </w:p>
-  </w:comment>
-  <w:comment w:id="1" w:author="Sylvania Z" w:date="2026-07-24T15:59:00Z" w:initials="SZ">
-    <w:p>
-      <w:pPr>
-        <w:pStyle w:val="a3"/>
-        <w:rPr>
-          <w:lang w:eastAsia="zh-CN"/>
-        </w:rPr>
-      </w:pPr>
-      <w:r>
-        <w:rPr>
-          <w:rStyle w:val="af"/>
-        </w:rPr>
-        <w:annotationRef/>
-      </w:r>
-      <w:r>
-        <w:rPr>
-          <w:rFonts w:hint="eastAsia"/>
-          <w:lang w:eastAsia="zh-CN"/>
-        </w:rPr>
-        <w:t>先放到这里，有进展后更新</w:t>
-      </w:r>
-    </w:p>
-  </w:comment>
-  <w:comment w:id="2" w:author="Sylvania Z" w:date="2026-07-24T16:23:00Z" w:initials="SZ">
-    <w:p>
-      <w:pPr>
-        <w:pStyle w:val="a3"/>
-        <w:rPr>
-          <w:lang w:eastAsia="zh-CN"/>
-        </w:rPr>
-      </w:pPr>
-      <w:r>
-        <w:rPr>
-          <w:rStyle w:val="af"/>
-        </w:rPr>
-        <w:annotationRef/>
-      </w:r>
-      <w:r>
-        <w:rPr>
-          <w:rFonts w:hint="eastAsia"/>
-          <w:lang w:eastAsia="zh-CN"/>
-        </w:rPr>
-        <w:t>这几个项目区分一下是在港科还是在</w:t>
-      </w:r>
-      <w:r>
-        <w:rPr>
-          <w:rFonts w:hint="eastAsia"/>
-          <w:lang w:eastAsia="zh-CN"/>
-        </w:rPr>
-        <w:t>TUM</w:t>
-      </w:r>
-      <w:r>
-        <w:rPr>
-          <w:rFonts w:hint="eastAsia"/>
-          <w:lang w:eastAsia="zh-CN"/>
-        </w:rPr>
-        <w:t>做的</w:t>
-      </w:r>
-    </w:p>
-  </w:comment>
-</w:comments>
-</file>
-
-<file path=word/commentsExtended.xml><?xml version="1.0" encoding="utf-8"?>
-<w15:commentsEx xmlns:wpc="http://schemas.microsoft.com/office/word/2010/wordprocessingCanvas" xmlns:cx="http://schemas.microsoft.com/office/drawing/2014/chartex" xmlns:cx1="http://schemas.microsoft.com/office/drawing/2015/9/8/chartex" xmlns:cx2="http://schemas.microsoft.com/office/drawing/2015/10/21/chartex" xmlns:cx3="http://schemas.microsoft.com/office/drawing/2016/5/9/chartex" xmlns:cx4="http://schemas.microsoft.com/office/drawing/2016/5/10/chartex" xmlns:cx5="http://schemas.microsoft.com/office/drawing/2016/5/11/chartex" xmlns:cx6="http://schemas.microsoft.com/office/drawing/2016/5/12/chartex" xmlns:cx7="http://schemas.microsoft.com/office/drawing/2016/5/13/chartex" xmlns:cx8="http://schemas.microsoft.com/office/drawing/2016/5/14/chartex" xmlns:mc="http://schemas.openxmlformats.org/markup-compatibility/2006" xmlns:aink="http://schemas.microsoft.com/office/drawing/2016/ink" xmlns:am3d="http://schemas.microsoft.com/office/drawing/2017/model3d" xmlns:o="urn:schemas-microsoft-com:office:office" xmlns:oel="http://schemas.microsoft.com/office/2019/extlst" xmlns:r="http://schemas.openxmlformats.org/officeDocument/2006/relationships" xmlns:m="http://schemas.openxmlformats.org/officeDocument/2006/math" xmlns:v="urn:schemas-microsoft-com:vml" xmlns:wp14="http://schemas.microsoft.com/office/word/2010/wordprocessingDrawing" xmlns:wp="http://schemas.openxmlformats.org/drawingml/2006/wordprocessingDrawing" xmlns:w10="urn:schemas-microsoft-com:office:word" xmlns:w="http://schemas.openxmlformats.org/wordprocessingml/2006/main" xmlns:w14="http://schemas.microsoft.com/office/word/2010/wordml" xmlns:w15="http://schemas.microsoft.com/office/word/2012/wordml" xmlns:w16cei="http://schemas.microsoft.com/office/word/2026/wordml/cei" xmlns:w16cex="http://schemas.microsoft.com/office/word/2018/wordml/cex" xmlns:w16cid="http://schemas.microsoft.com/office/word/2016/wordml/cid" xmlns:w16="http://schemas.microsoft.com/office/word/2018/wordml" xmlns:w16du="http://schemas.microsoft.com/office/word/2023/wordml/word16du" xmlns:w16sdtdh="http://schemas.microsoft.com/office/word/2020/wordml/sdtdatahash" xmlns:w16sdtfl="http://schemas.microsoft.com/office/word/2024/wordml/sdtformatlock" xmlns:w16se="http://schemas.microsoft.com/office/word/2015/wordml/symex" xmlns:wpg="http://schemas.microsoft.com/office/word/2010/wordprocessingGroup" xmlns:wpi="http://schemas.microsoft.com/office/word/2010/wordprocessingInk" xmlns:wne="http://schemas.microsoft.com/office/word/2006/wordml" xmlns:wps="http://schemas.microsoft.com/office/word/2010/wordprocessingShape" mc:Ignorable="w14 w15 w16se w16cid w16 w16cex w16sdtdh w16sdtfl w16du wp14">
-  <w15:commentEx w15:paraId="31DF0234" w15:done="0"/>
-  <w15:commentEx w15:paraId="28EA4454" w15:done="0"/>
-  <w15:commentEx w15:paraId="7B7D64BF" w15:done="0"/>
-</w15:commentsEx>
-</file>
-
-<file path=word/commentsExtensible.xml><?xml version="1.0" encoding="utf-8"?>
-<w16cex:commentsExtensible xmlns:wpc="http://schemas.microsoft.com/office/word/2010/wordprocessingCanvas" xmlns:cx="http://schemas.microsoft.com/office/drawing/2014/chartex" xmlns:cx1="http://schemas.microsoft.com/office/drawing/2015/9/8/chartex" xmlns:cx2="http://schemas.microsoft.com/office/drawing/2015/10/21/chartex" xmlns:cx3="http://schemas.microsoft.com/office/drawing/2016/5/9/chartex" xmlns:cx4="http://schemas.microsoft.com/office/drawing/2016/5/10/chartex" xmlns:cx5="http://schemas.microsoft.com/office/drawing/2016/5/11/chartex" xmlns:cx6="http://schemas.microsoft.com/office/drawing/2016/5/12/chartex" xmlns:cx7="http://schemas.microsoft.com/office/drawing/2016/5/13/chartex" xmlns:cx8="http://schemas.microsoft.com/office/drawing/2016/5/14/chartex" xmlns:cr="http://schemas.microsoft.com/office/comments/2020/reactions" xmlns:mc="http://schemas.openxmlformats.org/markup-compatibility/2006" xmlns:aink="http://schemas.microsoft.com/office/drawing/2016/ink" xmlns:am3d="http://schemas.microsoft.com/office/drawing/2017/model3d" xmlns:o="urn:schemas-microsoft-com:office:office" xmlns:oel="http://schemas.microsoft.com/office/2019/extlst" xmlns:r="http://schemas.openxmlformats.org/officeDocument/2006/relationships" xmlns:m="http://schemas.openxmlformats.org/officeDocument/2006/math" xmlns:v="urn:schemas-microsoft-com:vml" xmlns:wp14="http://schemas.microsoft.com/office/word/2010/wordprocessingDrawing" xmlns:wp="http://schemas.openxmlformats.org/drawingml/2006/wordprocessingDrawing" xmlns:w10="urn:schemas-microsoft-com:office:word" xmlns:w="http://schemas.openxmlformats.org/wordprocessingml/2006/main" xmlns:w14="http://schemas.microsoft.com/office/word/2010/wordml" xmlns:w15="http://schemas.microsoft.com/office/word/2012/wordml" xmlns:w16cei="http://schemas.microsoft.com/office/word/2026/wordml/cei" xmlns:w16cex="http://schemas.microsoft.com/office/word/2018/wordml/cex" xmlns:w16cid="http://schemas.microsoft.com/office/word/2016/wordml/cid" xmlns:w16="http://schemas.microsoft.com/office/word/2018/wordml" xmlns:w16du="http://schemas.microsoft.com/office/word/2023/wordml/word16du" xmlns:w16sdtdh="http://schemas.microsoft.com/office/word/2020/wordml/sdtdatahash" xmlns:w16sdtfl="http://schemas.microsoft.com/office/word/2024/wordml/sdtformatlock" xmlns:w16se="http://schemas.microsoft.com/office/word/2015/wordml/symex" xmlns:wpg="http://schemas.microsoft.com/office/word/2010/wordprocessingGroup" xmlns:wpi="http://schemas.microsoft.com/office/word/2010/wordprocessingInk" xmlns:wne="http://schemas.microsoft.com/office/word/2006/wordml" xmlns:wps="http://schemas.microsoft.com/office/word/2010/wordprocessingShape" mc:Ignorable="w14 w15 w16se w16cid w16 w16cex w16sdtdh w16sdtfl cr w16du wp14">
-  <w16cex:commentExtensible w16cex:durableId="4AA6D41A" w16cex:dateUtc="2026-07-24T07:45:00Z"/>
-  <w16cex:commentExtensible w16cex:durableId="2EFF1E2C" w16cex:dateUtc="2026-07-24T07:59:00Z"/>
-  <w16cex:commentExtensible w16cex:durableId="0848819E" w16cex:dateUtc="2026-07-24T08:23:00Z"/>
-</w16cex:commentsExtensible>
-</file>
-
-<file path=word/commentsIds.xml><?xml version="1.0" encoding="utf-8"?>
-<w16cid:commentsIds xmlns:wpc="http://schemas.microsoft.com/office/word/2010/wordprocessingCanvas" xmlns:cx="http://schemas.microsoft.com/office/drawing/2014/chartex" xmlns:cx1="http://schemas.microsoft.com/office/drawing/2015/9/8/chartex" xmlns:cx2="http://schemas.microsoft.com/office/drawing/2015/10/21/chartex" xmlns:cx3="http://schemas.microsoft.com/office/drawing/2016/5/9/chartex" xmlns:cx4="http://schemas.microsoft.com/office/drawing/2016/5/10/chartex" xmlns:cx5="http://schemas.microsoft.com/office/drawing/2016/5/11/chartex" xmlns:cx6="http://schemas.microsoft.com/office/drawing/2016/5/12/chartex" xmlns:cx7="http://schemas.microsoft.com/office/drawing/2016/5/13/chartex" xmlns:cx8="http://schemas.microsoft.com/office/drawing/2016/5/14/chartex" xmlns:mc="http://schemas.openxmlformats.org/markup-compatibility/2006" xmlns:aink="http://schemas.microsoft.com/office/drawing/2016/ink" xmlns:am3d="http://schemas.microsoft.com/office/drawing/2017/model3d" xmlns:o="urn:schemas-microsoft-com:office:office" xmlns:oel="http://schemas.microsoft.com/office/2019/extlst" xmlns:r="http://schemas.openxmlformats.org/officeDocument/2006/relationships" xmlns:m="http://schemas.openxmlformats.org/officeDocument/2006/math" xmlns:v="urn:schemas-microsoft-com:vml" xmlns:wp14="http://schemas.microsoft.com/office/word/2010/wordprocessingDrawing" xmlns:wp="http://schemas.openxmlformats.org/drawingml/2006/wordprocessingDrawing" xmlns:w10="urn:schemas-microsoft-com:office:word" xmlns:w="http://schemas.openxmlformats.org/wordprocessingml/2006/main" xmlns:w14="http://schemas.microsoft.com/office/word/2010/wordml" xmlns:w15="http://schemas.microsoft.com/office/word/2012/wordml" xmlns:w16cei="http://schemas.microsoft.com/office/word/2026/wordml/cei" xmlns:w16cex="http://schemas.microsoft.com/office/word/2018/wordml/cex" xmlns:w16cid="http://schemas.microsoft.com/office/word/2016/wordml/cid" xmlns:w16="http://schemas.microsoft.com/office/word/2018/wordml" xmlns:w16du="http://schemas.microsoft.com/office/word/2023/wordml/word16du" xmlns:w16sdtdh="http://schemas.microsoft.com/office/word/2020/wordml/sdtdatahash" xmlns:w16sdtfl="http://schemas.microsoft.com/office/word/2024/wordml/sdtformatlock" xmlns:w16se="http://schemas.microsoft.com/office/word/2015/wordml/symex" xmlns:wpg="http://schemas.microsoft.com/office/word/2010/wordprocessingGroup" xmlns:wpi="http://schemas.microsoft.com/office/word/2010/wordprocessingInk" xmlns:wne="http://schemas.microsoft.com/office/word/2006/wordml" xmlns:wps="http://schemas.microsoft.com/office/word/2010/wordprocessingShape" mc:Ignorable="w14 w15 w16se w16cid w16 w16cex w16sdtdh w16sdtfl w16du wp14">
-  <w16cid:commentId w16cid:paraId="31DF0234" w16cid:durableId="4AA6D41A"/>
-  <w16cid:commentId w16cid:paraId="28EA4454" w16cid:durableId="2EFF1E2C"/>
-  <w16cid:commentId w16cid:paraId="7B7D64BF" w16cid:durableId="0848819E"/>
-</w16cid:commentsIds>
 </file>
 
 <file path=word/endnotes.xml><?xml version="1.0" encoding="utf-8"?>
@@ -5501,14 +5582,6 @@
     <w:abstractNumId w:val="0"/>
   </w:num>
 </w:numbering>
-</file>
-
-<file path=word/people.xml><?xml version="1.0" encoding="utf-8"?>
-<w15:people xmlns:wpc="http://schemas.microsoft.com/office/word/2010/wordprocessingCanvas" xmlns:cx="http://schemas.microsoft.com/office/drawing/2014/chartex" xmlns:cx1="http://schemas.microsoft.com/office/drawing/2015/9/8/chartex" xmlns:cx2="http://schemas.microsoft.com/office/drawing/2015/10/21/chartex" xmlns:cx3="http://schemas.microsoft.com/office/drawing/2016/5/9/chartex" xmlns:cx4="http://schemas.microsoft.com/office/drawing/2016/5/10/chartex" xmlns:cx5="http://schemas.microsoft.com/office/drawing/2016/5/11/chartex" xmlns:cx6="http://schemas.microsoft.com/office/drawing/2016/5/12/chartex" xmlns:cx7="http://schemas.microsoft.com/office/drawing/2016/5/13/chartex" xmlns:cx8="http://schemas.microsoft.com/office/drawing/2016/5/14/chartex" xmlns:mc="http://schemas.openxmlformats.org/markup-compatibility/2006" xmlns:aink="http://schemas.microsoft.com/office/drawing/2016/ink" xmlns:am3d="http://schemas.microsoft.com/office/drawing/2017/model3d" xmlns:o="urn:schemas-microsoft-com:office:office" xmlns:oel="http://schemas.microsoft.com/office/2019/extlst" xmlns:r="http://schemas.openxmlformats.org/officeDocument/2006/relationships" xmlns:m="http://schemas.openxmlformats.org/officeDocument/2006/math" xmlns:v="urn:schemas-microsoft-com:vml" xmlns:wp14="http://schemas.microsoft.com/office/word/2010/wordprocessingDrawing" xmlns:wp="http://schemas.openxmlformats.org/drawingml/2006/wordprocessingDrawing" xmlns:w10="urn:schemas-microsoft-com:office:word" xmlns:w="http://schemas.openxmlformats.org/wordprocessingml/2006/main" xmlns:w14="http://schemas.microsoft.com/office/word/2010/wordml" xmlns:w15="http://schemas.microsoft.com/office/word/2012/wordml" xmlns:w16cei="http://schemas.microsoft.com/office/word/2026/wordml/cei" xmlns:w16cex="http://schemas.microsoft.com/office/word/2018/wordml/cex" xmlns:w16cid="http://schemas.microsoft.com/office/word/2016/wordml/cid" xmlns:w16="http://schemas.microsoft.com/office/word/2018/wordml" xmlns:w16du="http://schemas.microsoft.com/office/word/2023/wordml/word16du" xmlns:w16sdtdh="http://schemas.microsoft.com/office/word/2020/wordml/sdtdatahash" xmlns:w16sdtfl="http://schemas.microsoft.com/office/word/2024/wordml/sdtformatlock" xmlns:w16se="http://schemas.microsoft.com/office/word/2015/wordml/symex" xmlns:wpg="http://schemas.microsoft.com/office/word/2010/wordprocessingGroup" xmlns:wpi="http://schemas.microsoft.com/office/word/2010/wordprocessingInk" xmlns:wne="http://schemas.microsoft.com/office/word/2006/wordml" xmlns:wps="http://schemas.microsoft.com/office/word/2010/wordprocessingShape" mc:Ignorable="w14 w15 w16se w16cid w16 w16cex w16sdtdh w16sdtfl w16du wp14">
-  <w15:person w15:author="Sylvania Z">
-    <w15:presenceInfo w15:providerId="Windows Live" w15:userId="b9e59f606736cc0e"/>
-  </w15:person>
-</w15:people>
 </file>
 
 <file path=word/styles.xml><?xml version="1.0" encoding="utf-8"?>
@@ -5931,6 +6004,7 @@
   <w:style w:type="character" w:default="1" w:styleId="a0">
     <w:name w:val="Default Paragraph Font"/>
     <w:uiPriority w:val="1"/>
+    <w:semiHidden/>
     <w:unhideWhenUsed/>
   </w:style>
   <w:style w:type="table" w:default="1" w:styleId="a1">
@@ -6503,6 +6577,10 @@
 </file>
 
 <file path=customXml/item1.xml><?xml version="1.0" encoding="utf-8"?>
+<b:Sources xmlns:b="http://schemas.openxmlformats.org/officeDocument/2006/bibliography" xmlns="http://schemas.openxmlformats.org/officeDocument/2006/bibliography" SelectedStyle="\APA.XSL" StyleName="APA"/>
+</file>
+
+<file path=customXml/item2.xml><?xml version="1.0" encoding="utf-8"?>
 <s:customData xmlns="http://www.wps.cn/officeDocument/2013/wpsCustomData" xmlns:s="http://www.wps.cn/officeDocument/2013/wpsCustomData">
   <customSectProps>
     <customSectPr/>
@@ -6510,22 +6588,18 @@
 </s:customData>
 </file>
 
-<file path=customXml/item2.xml><?xml version="1.0" encoding="utf-8"?>
-<b:Sources xmlns:b="http://schemas.openxmlformats.org/officeDocument/2006/bibliography" xmlns="http://schemas.openxmlformats.org/officeDocument/2006/bibliography" SelectedStyle="\APA.XSL" StyleName="APA"/>
+<file path=customXml/itemProps1.xml><?xml version="1.0" encoding="utf-8"?>
+<ds:datastoreItem xmlns:ds="http://schemas.openxmlformats.org/officeDocument/2006/customXml" ds:itemID="{6F772A48-FE9E-4AAD-A39E-287A56C948AD}">
+  <ds:schemaRefs>
+    <ds:schemaRef ds:uri="http://schemas.openxmlformats.org/officeDocument/2006/bibliography"/>
+  </ds:schemaRefs>
+</ds:datastoreItem>
 </file>
 
-<file path=customXml/itemProps1.xml><?xml version="1.0" encoding="utf-8"?>
+<file path=customXml/itemProps2.xml><?xml version="1.0" encoding="utf-8"?>
 <ds:datastoreItem xmlns:ds="http://schemas.openxmlformats.org/officeDocument/2006/customXml" ds:itemID="{B1977F7D-205B-4081-913C-38D41E755F92}">
   <ds:schemaRefs>
     <ds:schemaRef ds:uri="http://www.wps.cn/officeDocument/2013/wpsCustomData"/>
   </ds:schemaRefs>
 </ds:datastoreItem>
-</file>
-
-<file path=customXml/itemProps2.xml><?xml version="1.0" encoding="utf-8"?>
-<ds:datastoreItem xmlns:ds="http://schemas.openxmlformats.org/officeDocument/2006/customXml" ds:itemID="{6F772A48-FE9E-4AAD-A39E-287A56C948AD}">
-  <ds:schemaRefs>
-    <ds:schemaRef ds:uri="http://schemas.openxmlformats.org/officeDocument/2006/bibliography"/>
-  </ds:schemaRefs>
-</ds:datastoreItem>
 </file>
--- a/CV_WU-Guanchu.docx
+++ b/CV_WU-Guanchu.docx
@@ -25,21 +25,8 @@
           <w:szCs w:val="24"/>
           <w:lang w:val="en-US" w:eastAsia="zh-CN"/>
         </w:rPr>
-        <w:t xml:space="preserve">WU, </w:t>
-      </w:r>
-      <w:proofErr w:type="spellStart"/>
-      <w:r>
-        <w:rPr>
-          <w:rFonts w:ascii="Times New Roman" w:hAnsi="Times New Roman"/>
-          <w:b/>
-          <w:smallCaps/>
-          <w:sz w:val="32"/>
-          <w:szCs w:val="24"/>
-          <w:lang w:val="en-US" w:eastAsia="zh-CN"/>
-        </w:rPr>
-        <w:t>Guanchu</w:t>
-      </w:r>
-      <w:proofErr w:type="spellEnd"/>
+        <w:t>WU, Guanchu</w:t>
+      </w:r>
     </w:p>
     <w:p>
       <w:pPr>
@@ -60,27 +47,7 @@
           <w:szCs w:val="20"/>
           <w:lang w:val="en-US" w:eastAsia="zh-CN"/>
         </w:rPr>
-        <w:t xml:space="preserve">Address: No. 498 </w:t>
-      </w:r>
-      <w:proofErr w:type="spellStart"/>
-      <w:r>
-        <w:rPr>
-          <w:rFonts w:ascii="Times New Roman" w:hAnsi="Times New Roman"/>
-          <w:sz w:val="20"/>
-          <w:szCs w:val="20"/>
-          <w:lang w:val="en-US" w:eastAsia="zh-CN"/>
-        </w:rPr>
-        <w:t>Chunjiang</w:t>
-      </w:r>
-      <w:proofErr w:type="spellEnd"/>
-      <w:r>
-        <w:rPr>
-          <w:rFonts w:ascii="Times New Roman" w:hAnsi="Times New Roman"/>
-          <w:sz w:val="20"/>
-          <w:szCs w:val="20"/>
-          <w:lang w:val="en-US" w:eastAsia="zh-CN"/>
-        </w:rPr>
-        <w:t xml:space="preserve"> West Road, Chengdu, Sichuan,</w:t>
+        <w:t>Address: No. 498 Chunjiang West Road, Chengdu, Sichuan,</w:t>
       </w:r>
       <w:r>
         <w:rPr>
@@ -1521,22 +1488,8 @@
           <w:szCs w:val="20"/>
           <w:lang w:val="en-US" w:eastAsia="zh-CN"/>
         </w:rPr>
-        <w:t xml:space="preserve"> HUANG, </w:t>
-      </w:r>
-      <w:proofErr w:type="spellStart"/>
-      <w:r>
-        <w:rPr>
-          <w:rFonts w:ascii="Times New Roman" w:hAnsi="Times New Roman" w:hint="eastAsia"/>
-          <w:bCs/>
-          <w:i/>
-          <w:iCs/>
-          <w:sz w:val="20"/>
-          <w:szCs w:val="20"/>
-          <w:lang w:val="en-US" w:eastAsia="zh-CN"/>
-        </w:rPr>
-        <w:t>Shiling</w:t>
-      </w:r>
-      <w:proofErr w:type="spellEnd"/>
+        <w:t xml:space="preserve"> HUANG, Shiling</w:t>
+      </w:r>
       <w:r>
         <w:rPr>
           <w:rFonts w:ascii="Times New Roman" w:hAnsi="Times New Roman"/>
@@ -1941,27 +1894,7 @@
           <w:szCs w:val="20"/>
           <w:lang w:val="en-US" w:eastAsia="zh-CN"/>
         </w:rPr>
-        <w:t xml:space="preserve">Analytically and numerically studied the Hamiltonians of general superconducting circuits (e.g., </w:t>
-      </w:r>
-      <w:proofErr w:type="spellStart"/>
-      <w:r>
-        <w:rPr>
-          <w:rFonts w:ascii="Times New Roman" w:hAnsi="Times New Roman" w:hint="eastAsia"/>
-          <w:sz w:val="20"/>
-          <w:szCs w:val="20"/>
-          <w:lang w:val="en-US" w:eastAsia="zh-CN"/>
-        </w:rPr>
-        <w:t>transmon</w:t>
-      </w:r>
-      <w:proofErr w:type="spellEnd"/>
-      <w:r>
-        <w:rPr>
-          <w:rFonts w:ascii="Times New Roman" w:hAnsi="Times New Roman" w:hint="eastAsia"/>
-          <w:sz w:val="20"/>
-          <w:szCs w:val="20"/>
-          <w:lang w:val="en-US" w:eastAsia="zh-CN"/>
-        </w:rPr>
-        <w:t xml:space="preserve"> and coupled circuits) and a specific circuit from the experiment</w:t>
+        <w:t>Analytically and numerically studied the Hamiltonians of general superconducting circuits (e.g., transmon and coupled circuits) and a specific circuit from the experiment</w:t>
       </w:r>
     </w:p>
     <w:p>
@@ -2195,16 +2128,15 @@
       </w:pPr>
       <w:r>
         <w:rPr>
-          <w:rFonts w:ascii="Times New Roman" w:hAnsi="Times New Roman" w:hint="eastAsia"/>
+          <w:rFonts w:ascii="Times New Roman" w:hAnsi="Times New Roman"/>
           <w:bCs/>
           <w:i/>
           <w:iCs/>
           <w:sz w:val="20"/>
           <w:szCs w:val="20"/>
-          <w:highlight w:val="cyan"/>
-          <w:lang w:val="en-US" w:eastAsia="zh-CN"/>
-        </w:rPr>
-        <w:t>Position, Supervised by Professor XXX</w:t>
+          <w:lang w:val="en-US" w:eastAsia="zh-CN"/>
+        </w:rPr>
+        <w:t>Research Project, Supervised by Prof. ZHANG, Xianggang</w:t>
       </w:r>
       <w:r>
         <w:rPr>
@@ -2416,20 +2348,8 @@
           <w:szCs w:val="20"/>
           <w:lang w:eastAsia="zh-CN"/>
         </w:rPr>
-        <w:t xml:space="preserve">rm based on </w:t>
-      </w:r>
-      <w:proofErr w:type="spellStart"/>
-      <w:r>
-        <w:rPr>
-          <w:rFonts w:ascii="Times New Roman" w:hAnsi="Times New Roman"/>
-          <w:b/>
-          <w:sz w:val="20"/>
-          <w:szCs w:val="20"/>
-          <w:lang w:eastAsia="zh-CN"/>
-        </w:rPr>
-        <w:t>OpenVLA</w:t>
-      </w:r>
-      <w:proofErr w:type="spellEnd"/>
+        <w:t>rm based on OpenVLA</w:t>
+      </w:r>
     </w:p>
     <w:p>
       <w:pPr>
@@ -2693,21 +2613,8 @@
           <w:szCs w:val="20"/>
           <w:lang w:val="en-US" w:eastAsia="zh-CN"/>
         </w:rPr>
-        <w:t xml:space="preserve">LIAO, </w:t>
-      </w:r>
-      <w:proofErr w:type="spellStart"/>
-      <w:r>
-        <w:rPr>
-          <w:rFonts w:ascii="Times New Roman" w:hAnsi="Times New Roman" w:hint="eastAsia"/>
-          <w:i/>
-          <w:iCs/>
-          <w:sz w:val="20"/>
-          <w:szCs w:val="20"/>
-          <w:lang w:val="en-US" w:eastAsia="zh-CN"/>
-        </w:rPr>
-        <w:t>Shujuan</w:t>
-      </w:r>
-      <w:proofErr w:type="spellEnd"/>
+        <w:t>LIAO, Shujuan</w:t>
+      </w:r>
       <w:r>
         <w:rPr>
           <w:rFonts w:ascii="Times New Roman" w:hAnsi="Times New Roman"/>
@@ -2942,19 +2849,8 @@
           <w:szCs w:val="20"/>
           <w:lang w:val="en-US" w:eastAsia="zh-CN"/>
         </w:rPr>
-        <w:t xml:space="preserve"> to build and tune machine learning models, including RF, LASSO, binary logistic regression, SVM, </w:t>
-      </w:r>
-      <w:proofErr w:type="spellStart"/>
-      <w:r>
-        <w:rPr>
-          <w:rFonts w:ascii="Times New Roman" w:hAnsi="Times New Roman"/>
-          <w:sz w:val="20"/>
-          <w:szCs w:val="20"/>
-          <w:lang w:val="en-US" w:eastAsia="zh-CN"/>
-        </w:rPr>
-        <w:t>XGBoost</w:t>
-      </w:r>
-      <w:proofErr w:type="spellEnd"/>
+        <w:t xml:space="preserve"> to build and tune machine learning models, including RF, LASSO, binary logistic regression, SVM, XGBoost</w:t>
+      </w:r>
       <w:r>
         <w:rPr>
           <w:rFonts w:ascii="Times New Roman" w:hAnsi="Times New Roman" w:hint="eastAsia"/>
@@ -3623,21 +3519,8 @@
           <w:szCs w:val="20"/>
           <w:lang w:val="en-US" w:eastAsia="zh-CN"/>
         </w:rPr>
-        <w:t xml:space="preserve">Research Project, supervised by Prof. CAI, </w:t>
-      </w:r>
-      <w:proofErr w:type="spellStart"/>
-      <w:r>
-        <w:rPr>
-          <w:rFonts w:ascii="Times New Roman" w:hAnsi="Times New Roman" w:hint="eastAsia"/>
-          <w:i/>
-          <w:iCs/>
-          <w:sz w:val="20"/>
-          <w:szCs w:val="20"/>
-          <w:lang w:val="en-US" w:eastAsia="zh-CN"/>
-        </w:rPr>
-        <w:t>Xiaotang</w:t>
-      </w:r>
-      <w:proofErr w:type="spellEnd"/>
+        <w:t>Research Project, supervised by Prof. CAI, Xiaotang</w:t>
+      </w:r>
       <w:r>
         <w:rPr>
           <w:rFonts w:ascii="Times New Roman" w:hAnsi="Times New Roman"/>
@@ -3849,29 +3732,7 @@
           <w:szCs w:val="20"/>
           <w:lang w:val="en-US" w:eastAsia="zh-CN"/>
         </w:rPr>
-        <w:t xml:space="preserve">Collected primary and secondary outcome data, including resting heart rate, heart rate variability, Gross Motor Function Measure (GMFM) scores, and </w:t>
-      </w:r>
-      <w:proofErr w:type="spellStart"/>
-      <w:r>
-        <w:rPr>
-          <w:rFonts w:ascii="Times New Roman" w:hAnsi="Times New Roman"/>
-          <w:bCs/>
-          <w:sz w:val="20"/>
-          <w:szCs w:val="20"/>
-          <w:lang w:val="en-US" w:eastAsia="zh-CN"/>
-        </w:rPr>
-        <w:t>WeeFIM</w:t>
-      </w:r>
-      <w:proofErr w:type="spellEnd"/>
-      <w:r>
-        <w:rPr>
-          <w:rFonts w:ascii="Times New Roman" w:hAnsi="Times New Roman"/>
-          <w:bCs/>
-          <w:sz w:val="20"/>
-          <w:szCs w:val="20"/>
-          <w:lang w:val="en-US" w:eastAsia="zh-CN"/>
-        </w:rPr>
-        <w:t xml:space="preserve"> functional independence ratings at scheduled assessment time points</w:t>
+        <w:t>Collected primary and secondary outcome data, including resting heart rate, heart rate variability, Gross Motor Function Measure (GMFM) scores, and WeeFIM functional independence ratings at scheduled assessment time points</w:t>
       </w:r>
     </w:p>
     <w:p>

--- a/CV_WU-Guanchu.docx
+++ b/CV_WU-Guanchu.docx
@@ -354,7 +354,27 @@
           <w:szCs w:val="20"/>
           <w:lang w:val="en-US" w:eastAsia="zh-CN"/>
         </w:rPr>
-        <w:t xml:space="preserve">); </w:t>
+        <w:t>)</w:t>
+      </w:r>
+      <w:r>
+        <w:rPr>
+          <w:rFonts w:ascii="Times New Roman" w:hAnsi="Times New Roman" w:hint="eastAsia"/>
+          <w:b/>
+          <w:sz w:val="20"/>
+          <w:szCs w:val="20"/>
+          <w:lang w:val="en-US" w:eastAsia="zh-CN"/>
+        </w:rPr>
+        <w:t>,</w:t>
+      </w:r>
+      <w:r>
+        <w:rPr>
+          <w:rFonts w:ascii="Times New Roman" w:hAnsi="Times New Roman" w:hint="eastAsia"/>
+          <w:b/>
+          <w:sz w:val="20"/>
+          <w:szCs w:val="20"/>
+          <w:lang w:val="en-US" w:eastAsia="zh-CN"/>
+        </w:rPr>
+        <w:t xml:space="preserve"> </w:t>
       </w:r>
       <w:r>
         <w:rPr>
@@ -414,7 +434,17 @@
           <w:szCs w:val="20"/>
           <w:lang w:val="en-US" w:eastAsia="zh-CN"/>
         </w:rPr>
-        <w:t>; High Energy Physics</w:t>
+        <w:t>,</w:t>
+      </w:r>
+      <w:r>
+        <w:rPr>
+          <w:rFonts w:ascii="Times New Roman" w:hAnsi="Times New Roman" w:hint="eastAsia"/>
+          <w:b/>
+          <w:sz w:val="20"/>
+          <w:szCs w:val="20"/>
+          <w:lang w:val="en-US" w:eastAsia="zh-CN"/>
+        </w:rPr>
+        <w:t xml:space="preserve"> High Energy Physics</w:t>
       </w:r>
     </w:p>
     <w:p>
@@ -1757,7 +1787,29 @@
           <w:szCs w:val="20"/>
           <w:lang w:val="en-US" w:eastAsia="zh-CN"/>
         </w:rPr>
-        <w:t>Course Project, supervised by Professor Stefan Filipp</w:t>
+        <w:t>Course Project, supervised by Prof</w:t>
+      </w:r>
+      <w:r>
+        <w:rPr>
+          <w:rFonts w:ascii="Times New Roman" w:hAnsi="Times New Roman" w:hint="eastAsia"/>
+          <w:i/>
+          <w:iCs/>
+          <w:sz w:val="20"/>
+          <w:szCs w:val="20"/>
+          <w:lang w:val="en-US" w:eastAsia="zh-CN"/>
+        </w:rPr>
+        <w:t>.</w:t>
+      </w:r>
+      <w:r>
+        <w:rPr>
+          <w:rFonts w:ascii="Times New Roman" w:hAnsi="Times New Roman"/>
+          <w:i/>
+          <w:iCs/>
+          <w:sz w:val="20"/>
+          <w:szCs w:val="20"/>
+          <w:lang w:val="en-US" w:eastAsia="zh-CN"/>
+        </w:rPr>
+        <w:t xml:space="preserve"> Stefan Filipp</w:t>
       </w:r>
       <w:r>
         <w:rPr>
@@ -2018,62 +2070,22 @@
         </w:tabs>
         <w:spacing w:after="10" w:line="240" w:lineRule="auto"/>
         <w:rPr>
-          <w:rFonts w:ascii="Times New Roman" w:hAnsi="Times New Roman"/>
-          <w:bCs/>
-          <w:sz w:val="20"/>
-          <w:szCs w:val="20"/>
-          <w:lang w:val="en-US" w:eastAsia="zh-CN"/>
-        </w:rPr>
-      </w:pPr>
-      <w:r>
-        <w:rPr>
-          <w:rFonts w:ascii="Times New Roman" w:hAnsi="Times New Roman"/>
-          <w:b/>
-          <w:sz w:val="20"/>
-          <w:szCs w:val="20"/>
-          <w:lang w:val="en-US" w:eastAsia="zh-CN"/>
-        </w:rPr>
-        <w:t xml:space="preserve">Technical </w:t>
-      </w:r>
-      <w:r>
-        <w:rPr>
-          <w:rFonts w:ascii="Times New Roman" w:hAnsi="Times New Roman"/>
-          <w:b/>
-          <w:sz w:val="20"/>
-          <w:szCs w:val="20"/>
-          <w:lang w:val="en-US"/>
-        </w:rPr>
-        <w:t>University</w:t>
-      </w:r>
-      <w:r>
-        <w:rPr>
-          <w:rFonts w:ascii="Times New Roman" w:hAnsi="Times New Roman"/>
-          <w:b/>
-          <w:sz w:val="20"/>
-          <w:szCs w:val="20"/>
-          <w:lang w:val="en-US" w:eastAsia="zh-CN"/>
-        </w:rPr>
-        <w:t xml:space="preserve"> </w:t>
-      </w:r>
-      <w:r>
-        <w:rPr>
-          <w:rFonts w:ascii="Times New Roman" w:hAnsi="Times New Roman" w:hint="eastAsia"/>
-          <w:b/>
-          <w:sz w:val="20"/>
-          <w:szCs w:val="20"/>
-          <w:lang w:val="en-US" w:eastAsia="zh-CN"/>
-        </w:rPr>
-        <w:t>of</w:t>
-      </w:r>
-      <w:r>
-        <w:rPr>
-          <w:rFonts w:ascii="Times New Roman" w:hAnsi="Times New Roman"/>
-          <w:b/>
-          <w:sz w:val="20"/>
-          <w:szCs w:val="20"/>
-          <w:lang w:val="en-US" w:eastAsia="zh-CN"/>
-        </w:rPr>
-        <w:t xml:space="preserve"> Munich</w:t>
+          <w:rFonts w:ascii="Times New Roman" w:hAnsi="Times New Roman" w:hint="eastAsia"/>
+          <w:bCs/>
+          <w:sz w:val="20"/>
+          <w:szCs w:val="20"/>
+          <w:lang w:val="en-US" w:eastAsia="zh-CN"/>
+        </w:rPr>
+      </w:pPr>
+      <w:r>
+        <w:rPr>
+          <w:rFonts w:ascii="Times New Roman" w:hAnsi="Times New Roman"/>
+          <w:b/>
+          <w:sz w:val="20"/>
+          <w:szCs w:val="20"/>
+          <w:lang w:val="en-US" w:eastAsia="zh-CN"/>
+        </w:rPr>
+        <w:t>University of Electronic Science and Technology of China</w:t>
       </w:r>
       <w:r>
         <w:rPr>
@@ -2087,30 +2099,12 @@
       </w:r>
       <w:r>
         <w:rPr>
-          <w:rFonts w:ascii="Times New Roman" w:hAnsi="Times New Roman"/>
-          <w:sz w:val="20"/>
-          <w:szCs w:val="20"/>
-          <w:lang w:val="en-US"/>
-        </w:rPr>
-        <w:t>München</w:t>
-      </w:r>
-      <w:r>
-        <w:rPr>
-          <w:rFonts w:ascii="Times New Roman" w:hAnsi="Times New Roman" w:hint="eastAsia"/>
-          <w:sz w:val="20"/>
-          <w:szCs w:val="20"/>
-          <w:lang w:val="en-US" w:eastAsia="zh-CN"/>
-        </w:rPr>
-        <w:t xml:space="preserve">, </w:t>
-      </w:r>
-      <w:r>
-        <w:rPr>
-          <w:rFonts w:ascii="Times New Roman" w:hAnsi="Times New Roman"/>
-          <w:sz w:val="20"/>
-          <w:szCs w:val="20"/>
-          <w:lang w:val="en-US" w:eastAsia="zh-CN"/>
-        </w:rPr>
-        <w:t>Germany</w:t>
+          <w:rFonts w:ascii="Times New Roman" w:hAnsi="Times New Roman" w:hint="eastAsia"/>
+          <w:sz w:val="20"/>
+          <w:szCs w:val="20"/>
+          <w:lang w:val="en-US" w:eastAsia="zh-CN"/>
+        </w:rPr>
+        <w:t>Chengdu, China</w:t>
       </w:r>
     </w:p>
     <w:p>
@@ -2129,18 +2123,17 @@
       <w:r>
         <w:rPr>
           <w:rFonts w:ascii="Times New Roman" w:hAnsi="Times New Roman"/>
-          <w:bCs/>
           <w:i/>
           <w:iCs/>
           <w:sz w:val="20"/>
           <w:szCs w:val="20"/>
           <w:lang w:val="en-US" w:eastAsia="zh-CN"/>
         </w:rPr>
-        <w:t>Research Project, Supervised by Prof. ZHANG, Xianggang</w:t>
-      </w:r>
-      <w:r>
-        <w:rPr>
-          <w:rFonts w:ascii="Times New Roman" w:hAnsi="Times New Roman"/>
+        <w:t>Research Project</w:t>
+      </w:r>
+      <w:r>
+        <w:rPr>
+          <w:rFonts w:ascii="Times New Roman" w:hAnsi="Times New Roman" w:hint="eastAsia"/>
           <w:bCs/>
           <w:i/>
           <w:iCs/>
@@ -2148,6 +2141,29 @@
           <w:szCs w:val="20"/>
           <w:lang w:val="en-US" w:eastAsia="zh-CN"/>
         </w:rPr>
+        <w:t>, Supervised by Prof</w:t>
+      </w:r>
+      <w:r>
+        <w:rPr>
+          <w:rFonts w:ascii="Times New Roman" w:hAnsi="Times New Roman" w:hint="eastAsia"/>
+          <w:i/>
+          <w:iCs/>
+          <w:sz w:val="20"/>
+          <w:szCs w:val="20"/>
+          <w:lang w:val="en-US" w:eastAsia="zh-CN"/>
+        </w:rPr>
+        <w:t>. ZHANG, Xianggang</w:t>
+      </w:r>
+      <w:r>
+        <w:rPr>
+          <w:rFonts w:ascii="Times New Roman" w:hAnsi="Times New Roman"/>
+          <w:bCs/>
+          <w:i/>
+          <w:iCs/>
+          <w:sz w:val="20"/>
+          <w:szCs w:val="20"/>
+          <w:lang w:val="en-US" w:eastAsia="zh-CN"/>
+        </w:rPr>
         <w:tab/>
       </w:r>
       <w:r>
@@ -2157,7 +2173,7 @@
           <w:szCs w:val="20"/>
           <w:lang w:val="en-US" w:eastAsia="zh-CN"/>
         </w:rPr>
-        <w:t>May</w:t>
+        <w:t>Dec</w:t>
       </w:r>
       <w:r>
         <w:rPr>
@@ -2184,7 +2200,7 @@
           <w:szCs w:val="20"/>
           <w:lang w:val="en-US" w:eastAsia="zh-CN"/>
         </w:rPr>
-        <w:t>6</w:t>
+        <w:t>5</w:t>
       </w:r>
       <w:r>
         <w:rPr>
@@ -2202,7 +2218,7 @@
           <w:szCs w:val="20"/>
           <w:lang w:val="en-US" w:eastAsia="zh-CN"/>
         </w:rPr>
-        <w:t>Jul</w:t>
+        <w:t>March</w:t>
       </w:r>
       <w:r>
         <w:rPr>
@@ -2486,97 +2502,73 @@
     <w:p>
       <w:pPr>
         <w:tabs>
+          <w:tab w:val="right" w:pos="10080"/>
+        </w:tabs>
+        <w:spacing w:after="10" w:line="240" w:lineRule="auto"/>
+        <w:rPr>
+          <w:rFonts w:ascii="Times New Roman" w:hAnsi="Times New Roman"/>
+          <w:sz w:val="20"/>
+          <w:szCs w:val="20"/>
+          <w:lang w:val="en-US" w:eastAsia="zh-CN"/>
+        </w:rPr>
+      </w:pPr>
+      <w:r>
+        <w:rPr>
+          <w:rFonts w:ascii="Times New Roman" w:hAnsi="Times New Roman"/>
+          <w:b/>
+          <w:sz w:val="20"/>
+          <w:szCs w:val="20"/>
+          <w:lang w:val="en-US" w:eastAsia="zh-CN"/>
+        </w:rPr>
+        <w:t>The Hong Kong</w:t>
+      </w:r>
+      <w:r>
+        <w:rPr>
+          <w:rFonts w:ascii="Times New Roman" w:hAnsi="Times New Roman"/>
+          <w:b/>
+          <w:sz w:val="20"/>
+          <w:szCs w:val="20"/>
+          <w:lang w:val="en-US"/>
+        </w:rPr>
+        <w:t xml:space="preserve"> University</w:t>
+      </w:r>
+      <w:r>
+        <w:rPr>
+          <w:rFonts w:ascii="Times New Roman" w:hAnsi="Times New Roman"/>
+          <w:b/>
+          <w:sz w:val="20"/>
+          <w:szCs w:val="20"/>
+          <w:lang w:val="en-US" w:eastAsia="zh-CN"/>
+        </w:rPr>
+        <w:t xml:space="preserve"> of Science and Technology</w:t>
+      </w:r>
+      <w:r>
+        <w:rPr>
+          <w:rFonts w:ascii="Times New Roman" w:hAnsi="Times New Roman"/>
+          <w:sz w:val="20"/>
+          <w:szCs w:val="20"/>
+          <w:lang w:val="en-US"/>
+        </w:rPr>
+        <w:tab/>
+      </w:r>
+      <w:r>
+        <w:rPr>
+          <w:rFonts w:ascii="Times New Roman" w:hAnsi="Times New Roman"/>
+          <w:sz w:val="20"/>
+          <w:szCs w:val="20"/>
+          <w:lang w:val="en-US" w:eastAsia="zh-CN"/>
+        </w:rPr>
+        <w:t>HK SAR</w:t>
+      </w:r>
+    </w:p>
+    <w:p>
+      <w:pPr>
+        <w:tabs>
           <w:tab w:val="right" w:pos="9720"/>
         </w:tabs>
         <w:spacing w:after="10" w:line="240" w:lineRule="auto"/>
         <w:rPr>
           <w:rFonts w:ascii="Times New Roman" w:hAnsi="Times New Roman"/>
-          <w:sz w:val="20"/>
-          <w:szCs w:val="20"/>
-          <w:highlight w:val="cyan"/>
-          <w:lang w:val="en-US" w:eastAsia="zh-CN"/>
-        </w:rPr>
-      </w:pPr>
-      <w:r>
-        <w:rPr>
-          <w:rFonts w:ascii="Times New Roman" w:hAnsi="Times New Roman"/>
-          <w:b/>
-          <w:bCs/>
-          <w:sz w:val="20"/>
-          <w:szCs w:val="20"/>
-          <w:lang w:val="en-US" w:eastAsia="zh-CN"/>
-        </w:rPr>
-        <w:t>West China Second University Hospital</w:t>
-      </w:r>
-      <w:r>
-        <w:rPr>
-          <w:rFonts w:ascii="Times New Roman" w:hAnsi="Times New Roman" w:hint="eastAsia"/>
-          <w:b/>
-          <w:bCs/>
-          <w:sz w:val="20"/>
-          <w:szCs w:val="20"/>
-          <w:lang w:val="en-US" w:eastAsia="zh-CN"/>
-        </w:rPr>
-        <w:t>,</w:t>
-      </w:r>
-      <w:r>
-        <w:rPr>
-          <w:rFonts w:ascii="Times New Roman" w:hAnsi="Times New Roman"/>
-          <w:b/>
-          <w:bCs/>
-          <w:sz w:val="20"/>
-          <w:szCs w:val="20"/>
-          <w:lang w:val="en-US" w:eastAsia="zh-CN"/>
-        </w:rPr>
-        <w:t xml:space="preserve"> Sichuan University</w:t>
-      </w:r>
-      <w:r>
-        <w:rPr>
-          <w:rFonts w:ascii="Times New Roman" w:hAnsi="Times New Roman"/>
-          <w:sz w:val="20"/>
-          <w:szCs w:val="20"/>
-          <w:lang w:val="en-US" w:eastAsia="zh-CN"/>
-        </w:rPr>
-        <w:t xml:space="preserve"> </w:t>
-      </w:r>
-      <w:r>
-        <w:rPr>
-          <w:rFonts w:ascii="Times New Roman" w:hAnsi="Times New Roman"/>
-          <w:sz w:val="20"/>
-          <w:szCs w:val="20"/>
-          <w:lang w:val="en-US" w:eastAsia="zh-CN"/>
-        </w:rPr>
-        <w:tab/>
-      </w:r>
-      <w:r>
-        <w:rPr>
-          <w:rFonts w:ascii="Times New Roman" w:hAnsi="Times New Roman" w:hint="eastAsia"/>
-          <w:sz w:val="20"/>
-          <w:szCs w:val="20"/>
-          <w:lang w:val="en-US" w:eastAsia="zh-CN"/>
-        </w:rPr>
-        <w:t>Chengdu</w:t>
-      </w:r>
-      <w:r>
-        <w:rPr>
-          <w:rFonts w:ascii="Times New Roman" w:hAnsi="Times New Roman"/>
-          <w:sz w:val="20"/>
-          <w:szCs w:val="20"/>
-          <w:lang w:val="en-US"/>
-        </w:rPr>
-        <w:t>, China</w:t>
-      </w:r>
-    </w:p>
-    <w:p>
-      <w:pPr>
-        <w:tabs>
-          <w:tab w:val="right" w:pos="9720"/>
-        </w:tabs>
-        <w:spacing w:after="10" w:line="240" w:lineRule="auto"/>
-        <w:rPr>
-          <w:rFonts w:ascii="Times New Roman" w:hAnsi="Times New Roman"/>
-          <w:b/>
-          <w:bCs/>
           <w:sz w:val="20"/>
           <w:szCs w:val="20"/>
           <w:lang w:val="en-US" w:eastAsia="zh-CN"/>
@@ -2591,7 +2583,7 @@
           <w:szCs w:val="20"/>
           <w:lang w:val="en-US" w:eastAsia="zh-CN"/>
         </w:rPr>
-        <w:t xml:space="preserve">Research Project, supervised by </w:t>
+        <w:t>Undergraduate Research Opportunities Program, supervised by Prof</w:t>
       </w:r>
       <w:r>
         <w:rPr>
@@ -2602,74 +2594,54 @@
           <w:szCs w:val="20"/>
           <w:lang w:val="en-US" w:eastAsia="zh-CN"/>
         </w:rPr>
-        <w:t xml:space="preserve">Prof. </w:t>
-      </w:r>
-      <w:r>
-        <w:rPr>
-          <w:rFonts w:ascii="Times New Roman" w:hAnsi="Times New Roman" w:hint="eastAsia"/>
+        <w:t>.</w:t>
+      </w:r>
+      <w:r>
+        <w:rPr>
+          <w:rFonts w:ascii="Times New Roman" w:hAnsi="Times New Roman"/>
           <w:i/>
           <w:iCs/>
           <w:sz w:val="20"/>
           <w:szCs w:val="20"/>
           <w:lang w:val="en-US" w:eastAsia="zh-CN"/>
         </w:rPr>
-        <w:t>LIAO, Shujuan</w:t>
-      </w:r>
-      <w:r>
-        <w:rPr>
-          <w:rFonts w:ascii="Times New Roman" w:hAnsi="Times New Roman"/>
-          <w:i/>
-          <w:iCs/>
-          <w:sz w:val="20"/>
-          <w:szCs w:val="20"/>
-          <w:lang w:val="en-US" w:eastAsia="zh-CN"/>
+        <w:t xml:space="preserve"> YANG, Sen</w:t>
+      </w:r>
+      <w:r>
+        <w:rPr>
+          <w:rFonts w:ascii="Times New Roman" w:hAnsi="Times New Roman"/>
+          <w:sz w:val="20"/>
+          <w:szCs w:val="20"/>
+          <w:lang w:val="en-US"/>
         </w:rPr>
         <w:tab/>
       </w:r>
       <w:r>
         <w:rPr>
-          <w:rFonts w:ascii="Times New Roman" w:hAnsi="Times New Roman" w:hint="eastAsia"/>
-          <w:sz w:val="20"/>
-          <w:szCs w:val="20"/>
-          <w:lang w:val="en-US" w:eastAsia="zh-CN"/>
-        </w:rPr>
-        <w:t>Dec</w:t>
-      </w:r>
-      <w:r>
-        <w:rPr>
-          <w:rFonts w:ascii="Times New Roman" w:hAnsi="Times New Roman" w:hint="eastAsia"/>
-          <w:sz w:val="20"/>
-          <w:szCs w:val="20"/>
-          <w:lang w:val="en-US" w:eastAsia="zh-CN"/>
-        </w:rPr>
-        <w:t xml:space="preserve"> </w:t>
-      </w:r>
-      <w:r>
-        <w:rPr>
-          <w:rFonts w:ascii="Times New Roman" w:hAnsi="Times New Roman"/>
-          <w:sz w:val="20"/>
-          <w:szCs w:val="20"/>
-          <w:lang w:val="en-US"/>
-        </w:rPr>
-        <w:t>20</w:t>
-      </w:r>
-      <w:r>
-        <w:rPr>
-          <w:rFonts w:ascii="Times New Roman" w:hAnsi="Times New Roman"/>
-          <w:sz w:val="20"/>
-          <w:szCs w:val="20"/>
-          <w:lang w:val="en-US" w:eastAsia="zh-CN"/>
-        </w:rPr>
-        <w:t>2</w:t>
-      </w:r>
-      <w:r>
-        <w:rPr>
-          <w:rFonts w:ascii="Times New Roman" w:hAnsi="Times New Roman" w:hint="eastAsia"/>
-          <w:sz w:val="20"/>
-          <w:szCs w:val="20"/>
-          <w:lang w:val="en-US" w:eastAsia="zh-CN"/>
-        </w:rPr>
-        <w:t>5</w:t>
+          <w:rFonts w:ascii="Times New Roman" w:hAnsi="Times New Roman"/>
+          <w:sz w:val="20"/>
+          <w:szCs w:val="20"/>
+          <w:lang w:val="en-US" w:eastAsia="zh-CN"/>
+        </w:rPr>
+        <w:t>Jun</w:t>
+      </w:r>
+      <w:r>
+        <w:rPr>
+          <w:rFonts w:ascii="Times New Roman" w:hAnsi="Times New Roman"/>
+          <w:sz w:val="20"/>
+          <w:szCs w:val="20"/>
+          <w:lang w:val="en-US"/>
+        </w:rPr>
+        <w:t xml:space="preserve"> 20</w:t>
+      </w:r>
+      <w:r>
+        <w:rPr>
+          <w:rFonts w:ascii="Times New Roman" w:hAnsi="Times New Roman"/>
+          <w:sz w:val="20"/>
+          <w:szCs w:val="20"/>
+          <w:lang w:val="en-US" w:eastAsia="zh-CN"/>
+        </w:rPr>
+        <w:t>25</w:t>
       </w:r>
       <w:r>
         <w:rPr>
@@ -2682,66 +2654,33 @@
       </w:r>
       <w:r>
         <w:rPr>
-          <w:rFonts w:ascii="Times New Roman" w:hAnsi="Times New Roman" w:hint="eastAsia"/>
-          <w:sz w:val="20"/>
-          <w:szCs w:val="20"/>
-          <w:lang w:val="en-US" w:eastAsia="zh-CN"/>
-        </w:rPr>
-        <w:t>May</w:t>
-      </w:r>
-      <w:r>
-        <w:rPr>
-          <w:rFonts w:ascii="Times New Roman" w:hAnsi="Times New Roman"/>
-          <w:sz w:val="20"/>
-          <w:szCs w:val="20"/>
-          <w:lang w:val="en-US" w:eastAsia="zh-CN"/>
-        </w:rPr>
-        <w:t xml:space="preserve"> 202</w:t>
-      </w:r>
-      <w:r>
-        <w:rPr>
-          <w:rFonts w:ascii="Times New Roman" w:hAnsi="Times New Roman" w:hint="eastAsia"/>
-          <w:sz w:val="20"/>
-          <w:szCs w:val="20"/>
-          <w:lang w:val="en-US" w:eastAsia="zh-CN"/>
-        </w:rPr>
-        <w:t>6</w:t>
-      </w:r>
-    </w:p>
-    <w:p>
-      <w:pPr>
-        <w:tabs>
-          <w:tab w:val="right" w:pos="9720"/>
-        </w:tabs>
-        <w:spacing w:after="10" w:line="240" w:lineRule="auto"/>
-        <w:rPr>
-          <w:rFonts w:ascii="Times New Roman" w:hAnsi="Times New Roman"/>
-          <w:sz w:val="20"/>
-          <w:szCs w:val="20"/>
-          <w:lang w:val="en-US" w:eastAsia="zh-CN"/>
-        </w:rPr>
-      </w:pPr>
-      <w:r>
-        <w:rPr>
-          <w:rFonts w:ascii="Times New Roman" w:hAnsi="Times New Roman"/>
-          <w:b/>
-          <w:bCs/>
-          <w:sz w:val="20"/>
-          <w:szCs w:val="20"/>
-          <w:lang w:val="en-US" w:eastAsia="zh-CN"/>
-        </w:rPr>
-        <w:t>Study on the Influencing Factors and Prediction Models of Delayed Onset of Lactation in Postpartum Women with Maternal-Infant Separation</w:t>
-      </w:r>
-      <w:r>
-        <w:rPr>
-          <w:rFonts w:ascii="Times New Roman" w:hAnsi="Times New Roman"/>
-          <w:b/>
-          <w:bCs/>
-          <w:sz w:val="20"/>
-          <w:szCs w:val="20"/>
-          <w:lang w:val="en-US" w:eastAsia="zh-CN"/>
-        </w:rPr>
-        <w:tab/>
+          <w:rFonts w:ascii="Times New Roman" w:hAnsi="Times New Roman"/>
+          <w:sz w:val="20"/>
+          <w:szCs w:val="20"/>
+          <w:lang w:val="en-US" w:eastAsia="zh-CN"/>
+        </w:rPr>
+        <w:t>Sept 2025</w:t>
+      </w:r>
+    </w:p>
+    <w:p>
+      <w:pPr>
+        <w:spacing w:after="10" w:line="240" w:lineRule="auto"/>
+        <w:rPr>
+          <w:rFonts w:ascii="Times New Roman" w:hAnsi="Times New Roman"/>
+          <w:sz w:val="20"/>
+          <w:szCs w:val="20"/>
+          <w:lang w:val="en-US"/>
+        </w:rPr>
+      </w:pPr>
+      <w:r>
+        <w:rPr>
+          <w:rFonts w:ascii="Times New Roman" w:hAnsi="Times New Roman"/>
+          <w:b/>
+          <w:sz w:val="20"/>
+          <w:szCs w:val="20"/>
+          <w:lang w:val="en-US" w:eastAsia="zh-CN"/>
+        </w:rPr>
+        <w:t xml:space="preserve">UROP1000 - Quantum Computing based on Nitrogen-vacancy (NV) Center in Diamond </w:t>
       </w:r>
     </w:p>
     <w:p>
@@ -2750,61 +2689,49 @@
           <w:ilvl w:val="0"/>
           <w:numId w:val="3"/>
         </w:numPr>
-        <w:tabs>
-          <w:tab w:val="num" w:pos="720"/>
-        </w:tabs>
-        <w:spacing w:after="10" w:line="240" w:lineRule="auto"/>
-        <w:rPr>
-          <w:rFonts w:ascii="Times New Roman" w:hAnsi="Times New Roman"/>
-          <w:sz w:val="20"/>
-          <w:szCs w:val="20"/>
-          <w:lang w:val="en-US"/>
-        </w:rPr>
-      </w:pPr>
-      <w:r>
-        <w:rPr>
-          <w:rFonts w:ascii="Times New Roman" w:hAnsi="Times New Roman"/>
-          <w:sz w:val="20"/>
-          <w:szCs w:val="20"/>
-          <w:lang w:val="en-US" w:eastAsia="zh-CN"/>
-        </w:rPr>
-        <w:t xml:space="preserve">Performed data cleaning, missingness </w:t>
-      </w:r>
-      <w:r>
-        <w:rPr>
-          <w:rFonts w:ascii="Times New Roman" w:hAnsi="Times New Roman" w:hint="eastAsia"/>
-          <w:sz w:val="20"/>
-          <w:szCs w:val="20"/>
-          <w:lang w:val="en-US" w:eastAsia="zh-CN"/>
-        </w:rPr>
-        <w:t>analysis</w:t>
-      </w:r>
-      <w:r>
-        <w:rPr>
-          <w:rFonts w:ascii="Times New Roman" w:hAnsi="Times New Roman"/>
-          <w:sz w:val="20"/>
-          <w:szCs w:val="20"/>
-          <w:lang w:val="en-US" w:eastAsia="zh-CN"/>
-        </w:rPr>
-        <w:t xml:space="preserve">, and multiple imputations on </w:t>
-      </w:r>
-      <w:r>
-        <w:rPr>
-          <w:rFonts w:ascii="Times New Roman" w:hAnsi="Times New Roman" w:hint="eastAsia"/>
-          <w:sz w:val="20"/>
-          <w:szCs w:val="20"/>
-          <w:lang w:val="en-US" w:eastAsia="zh-CN"/>
-        </w:rPr>
-        <w:t xml:space="preserve">data from </w:t>
-      </w:r>
-      <w:r>
-        <w:rPr>
-          <w:rFonts w:ascii="Times New Roman" w:hAnsi="Times New Roman"/>
-          <w:sz w:val="20"/>
-          <w:szCs w:val="20"/>
-          <w:lang w:val="en-US" w:eastAsia="zh-CN"/>
-        </w:rPr>
-        <w:t>701 parturient women</w:t>
+        <w:spacing w:after="10" w:line="240" w:lineRule="auto"/>
+        <w:rPr>
+          <w:rFonts w:ascii="Times New Roman" w:hAnsi="Times New Roman"/>
+          <w:sz w:val="20"/>
+          <w:szCs w:val="20"/>
+          <w:lang w:val="en-US"/>
+        </w:rPr>
+      </w:pPr>
+      <w:r>
+        <w:rPr>
+          <w:rFonts w:ascii="Times New Roman" w:hAnsi="Times New Roman" w:hint="eastAsia"/>
+          <w:sz w:val="20"/>
+          <w:szCs w:val="20"/>
+          <w:lang w:val="en-US" w:eastAsia="zh-CN"/>
+        </w:rPr>
+        <w:t xml:space="preserve">Designed and carried out an </w:t>
+      </w:r>
+      <w:r>
+        <w:rPr>
+          <w:rFonts w:ascii="Times New Roman" w:hAnsi="Times New Roman"/>
+          <w:sz w:val="20"/>
+          <w:szCs w:val="20"/>
+          <w:lang w:val="en-US" w:eastAsia="zh-CN"/>
+        </w:rPr>
+        <w:t>optically detected magnetic resonance (ODMR) experiment</w:t>
+      </w:r>
+      <w:r>
+        <w:rPr>
+          <w:rFonts w:ascii="Times New Roman" w:hAnsi="Times New Roman" w:hint="eastAsia"/>
+          <w:sz w:val="20"/>
+          <w:szCs w:val="20"/>
+          <w:lang w:val="en-US" w:eastAsia="zh-CN"/>
+        </w:rPr>
+        <w:t xml:space="preserve"> to measure the spin resonance spectrum of the </w:t>
+      </w:r>
+      <w:r>
+        <w:rPr>
+          <w:rFonts w:ascii="Times New Roman" w:hAnsi="Times New Roman"/>
+          <w:sz w:val="20"/>
+          <w:szCs w:val="20"/>
+          <w:lang w:val="en-US" w:eastAsia="zh-CN"/>
+        </w:rPr>
+        <w:t>nitrogen-vacancy (NV) center in diamond</w:t>
       </w:r>
     </w:p>
     <w:p>
@@ -2813,61 +2740,22 @@
           <w:ilvl w:val="0"/>
           <w:numId w:val="3"/>
         </w:numPr>
-        <w:tabs>
-          <w:tab w:val="num" w:pos="720"/>
-        </w:tabs>
-        <w:spacing w:after="10" w:line="240" w:lineRule="auto"/>
-        <w:rPr>
-          <w:rFonts w:ascii="Times New Roman" w:hAnsi="Times New Roman"/>
-          <w:sz w:val="20"/>
-          <w:szCs w:val="20"/>
-          <w:lang w:val="en-US"/>
-        </w:rPr>
-      </w:pPr>
-      <w:r>
-        <w:rPr>
-          <w:rFonts w:ascii="Times New Roman" w:hAnsi="Times New Roman"/>
-          <w:sz w:val="20"/>
-          <w:szCs w:val="20"/>
-          <w:lang w:val="en-US" w:eastAsia="zh-CN"/>
-        </w:rPr>
-        <w:t xml:space="preserve">Utilized </w:t>
-      </w:r>
-      <w:r>
-        <w:rPr>
-          <w:rFonts w:ascii="Times New Roman" w:hAnsi="Times New Roman" w:hint="eastAsia"/>
-          <w:sz w:val="20"/>
-          <w:szCs w:val="20"/>
-          <w:lang w:val="en-US" w:eastAsia="zh-CN"/>
-        </w:rPr>
-        <w:t>Python</w:t>
-      </w:r>
-      <w:r>
-        <w:rPr>
-          <w:rFonts w:ascii="Times New Roman" w:hAnsi="Times New Roman"/>
-          <w:sz w:val="20"/>
-          <w:szCs w:val="20"/>
-          <w:lang w:val="en-US" w:eastAsia="zh-CN"/>
-        </w:rPr>
-        <w:t xml:space="preserve"> to build and tune machine learning models, including RF, LASSO, binary logistic regression, SVM, XGBoost</w:t>
-      </w:r>
-      <w:r>
-        <w:rPr>
-          <w:rFonts w:ascii="Times New Roman" w:hAnsi="Times New Roman" w:hint="eastAsia"/>
-          <w:sz w:val="20"/>
-          <w:szCs w:val="20"/>
-          <w:lang w:val="en-US" w:eastAsia="zh-CN"/>
-        </w:rPr>
-        <w:t>,</w:t>
-      </w:r>
-      <w:r>
-        <w:rPr>
-          <w:rFonts w:ascii="Times New Roman" w:hAnsi="Times New Roman"/>
-          <w:sz w:val="20"/>
-          <w:szCs w:val="20"/>
-          <w:lang w:val="en-US" w:eastAsia="zh-CN"/>
-        </w:rPr>
-        <w:t xml:space="preserve"> and Gradient Boosting Machine</w:t>
+        <w:spacing w:after="10" w:line="240" w:lineRule="auto"/>
+        <w:rPr>
+          <w:rFonts w:ascii="Times New Roman" w:hAnsi="Times New Roman"/>
+          <w:sz w:val="20"/>
+          <w:szCs w:val="20"/>
+          <w:lang w:val="en-US"/>
+        </w:rPr>
+      </w:pPr>
+      <w:r>
+        <w:rPr>
+          <w:rFonts w:ascii="Times New Roman" w:hAnsi="Times New Roman"/>
+          <w:sz w:val="20"/>
+          <w:szCs w:val="20"/>
+          <w:lang w:val="en-US" w:eastAsia="zh-CN"/>
+        </w:rPr>
+        <w:t>Derived principles of quantum computing, including Rabi oscillation, optical pumping, rotating wave approximation (RWA), and optically detected magnetic resonance (ODMR); analyzed characteristics of the NV center</w:t>
       </w:r>
     </w:p>
     <w:p>
@@ -2876,57 +2764,121 @@
           <w:ilvl w:val="0"/>
           <w:numId w:val="3"/>
         </w:numPr>
-        <w:tabs>
-          <w:tab w:val="num" w:pos="720"/>
-        </w:tabs>
-        <w:spacing w:after="10" w:line="240" w:lineRule="auto"/>
-        <w:rPr>
-          <w:rFonts w:ascii="Times New Roman" w:hAnsi="Times New Roman"/>
-          <w:bCs/>
-          <w:sz w:val="21"/>
-          <w:szCs w:val="21"/>
-          <w:lang w:val="en-US"/>
-        </w:rPr>
-      </w:pPr>
-      <w:r>
-        <w:rPr>
-          <w:rFonts w:ascii="Times New Roman" w:hAnsi="Times New Roman" w:hint="eastAsia"/>
-          <w:bCs/>
-          <w:sz w:val="21"/>
-          <w:szCs w:val="21"/>
-          <w:lang w:val="en-US" w:eastAsia="zh-CN"/>
-        </w:rPr>
-        <w:t>Assisted in g</w:t>
-      </w:r>
-      <w:r>
-        <w:rPr>
-          <w:rFonts w:ascii="Times New Roman" w:hAnsi="Times New Roman"/>
-          <w:bCs/>
-          <w:sz w:val="21"/>
-          <w:szCs w:val="21"/>
-          <w:lang w:val="en-US"/>
-        </w:rPr>
-        <w:t>enerat</w:t>
-      </w:r>
-      <w:r>
-        <w:rPr>
-          <w:rFonts w:ascii="Times New Roman" w:hAnsi="Times New Roman" w:hint="eastAsia"/>
-          <w:bCs/>
-          <w:sz w:val="21"/>
-          <w:szCs w:val="21"/>
-          <w:lang w:val="en-US" w:eastAsia="zh-CN"/>
-        </w:rPr>
-        <w:t>ing</w:t>
-      </w:r>
-      <w:r>
-        <w:rPr>
-          <w:rFonts w:ascii="Times New Roman" w:hAnsi="Times New Roman"/>
-          <w:bCs/>
-          <w:sz w:val="21"/>
-          <w:szCs w:val="21"/>
-          <w:lang w:val="en-US"/>
-        </w:rPr>
-        <w:t xml:space="preserve"> discrimination (AUC), calibration plots, and DCA curves; compared model performance across all metrics</w:t>
+        <w:spacing w:after="10" w:line="240" w:lineRule="auto"/>
+        <w:rPr>
+          <w:rFonts w:ascii="Times New Roman" w:hAnsi="Times New Roman"/>
+          <w:bCs/>
+          <w:sz w:val="20"/>
+          <w:szCs w:val="20"/>
+          <w:lang w:val="en-US"/>
+        </w:rPr>
+      </w:pPr>
+      <w:r>
+        <w:rPr>
+          <w:rFonts w:ascii="Times New Roman" w:hAnsi="Times New Roman" w:hint="eastAsia"/>
+          <w:bCs/>
+          <w:sz w:val="20"/>
+          <w:szCs w:val="20"/>
+          <w:lang w:val="en-US" w:eastAsia="zh-CN"/>
+        </w:rPr>
+        <w:t>D</w:t>
+      </w:r>
+      <w:r>
+        <w:rPr>
+          <w:rFonts w:ascii="Times New Roman" w:hAnsi="Times New Roman"/>
+          <w:bCs/>
+          <w:sz w:val="20"/>
+          <w:szCs w:val="20"/>
+          <w:lang w:val="en-US"/>
+        </w:rPr>
+        <w:t>evelop</w:t>
+      </w:r>
+      <w:r>
+        <w:rPr>
+          <w:rFonts w:ascii="Times New Roman" w:hAnsi="Times New Roman" w:hint="eastAsia"/>
+          <w:bCs/>
+          <w:sz w:val="20"/>
+          <w:szCs w:val="20"/>
+          <w:lang w:val="en-US" w:eastAsia="zh-CN"/>
+        </w:rPr>
+        <w:t>ed</w:t>
+      </w:r>
+      <w:r>
+        <w:rPr>
+          <w:rFonts w:ascii="Times New Roman" w:hAnsi="Times New Roman"/>
+          <w:bCs/>
+          <w:sz w:val="20"/>
+          <w:szCs w:val="20"/>
+          <w:lang w:val="en-US"/>
+        </w:rPr>
+        <w:t xml:space="preserve"> the camera driver for an Intensified Charge-Coupled Device</w:t>
+      </w:r>
+      <w:r>
+        <w:rPr>
+          <w:rFonts w:ascii="Times New Roman" w:hAnsi="Times New Roman"/>
+          <w:bCs/>
+          <w:sz w:val="20"/>
+          <w:szCs w:val="20"/>
+          <w:lang w:val="en-US" w:eastAsia="zh-CN"/>
+        </w:rPr>
+        <w:t xml:space="preserve"> </w:t>
+      </w:r>
+      <w:r>
+        <w:rPr>
+          <w:rFonts w:ascii="Times New Roman" w:hAnsi="Times New Roman"/>
+          <w:bCs/>
+          <w:sz w:val="20"/>
+          <w:szCs w:val="20"/>
+          <w:lang w:val="en-US"/>
+        </w:rPr>
+        <w:t>(ICCD)</w:t>
+      </w:r>
+      <w:r>
+        <w:rPr>
+          <w:rFonts w:ascii="Times New Roman" w:hAnsi="Times New Roman" w:hint="eastAsia"/>
+          <w:bCs/>
+          <w:sz w:val="20"/>
+          <w:szCs w:val="20"/>
+          <w:lang w:val="en-US" w:eastAsia="zh-CN"/>
+        </w:rPr>
+        <w:t>, specifically</w:t>
+      </w:r>
+      <w:r>
+        <w:rPr>
+          <w:rFonts w:ascii="Times New Roman" w:hAnsi="Times New Roman"/>
+          <w:bCs/>
+          <w:sz w:val="20"/>
+          <w:szCs w:val="20"/>
+          <w:lang w:val="en-US" w:eastAsia="zh-CN"/>
+        </w:rPr>
+        <w:t xml:space="preserve"> fan control and gate mode functions</w:t>
+      </w:r>
+      <w:r>
+        <w:rPr>
+          <w:rFonts w:ascii="Times New Roman" w:hAnsi="Times New Roman" w:hint="eastAsia"/>
+          <w:sz w:val="20"/>
+          <w:szCs w:val="20"/>
+          <w:lang w:val="en-US" w:eastAsia="zh-CN"/>
+        </w:rPr>
+        <w:t>; i</w:t>
+      </w:r>
+      <w:r>
+        <w:rPr>
+          <w:rFonts w:ascii="Times New Roman" w:hAnsi="Times New Roman"/>
+          <w:sz w:val="20"/>
+          <w:szCs w:val="20"/>
+          <w:lang w:val="en-US" w:eastAsia="zh-CN"/>
+        </w:rPr>
+        <w:t>ntegrated external pulse generator, microwave generator, and the ICCD camera into a unified control program; programmed to control pulse sequences and microwave</w:t>
+      </w:r>
+      <w:r>
+        <w:rPr>
+          <w:rFonts w:ascii="Times New Roman" w:hAnsi="Times New Roman" w:hint="eastAsia"/>
+          <w:sz w:val="20"/>
+          <w:szCs w:val="20"/>
+          <w:lang w:val="en-US" w:eastAsia="zh-CN"/>
+        </w:rPr>
+        <w:t xml:space="preserve"> and trigger the ICCD acquisition</w:t>
       </w:r>
     </w:p>
     <w:p>
@@ -2935,46 +2887,22 @@
           <w:ilvl w:val="0"/>
           <w:numId w:val="3"/>
         </w:numPr>
-        <w:tabs>
-          <w:tab w:val="num" w:pos="720"/>
-        </w:tabs>
-        <w:spacing w:after="10" w:line="240" w:lineRule="auto"/>
-        <w:rPr>
-          <w:rFonts w:ascii="Times New Roman" w:hAnsi="Times New Roman"/>
-          <w:sz w:val="20"/>
-          <w:szCs w:val="20"/>
-          <w:lang w:val="en-US"/>
-        </w:rPr>
-      </w:pPr>
-      <w:r>
-        <w:rPr>
-          <w:rFonts w:ascii="Times New Roman" w:hAnsi="Times New Roman"/>
-          <w:bCs/>
-          <w:sz w:val="20"/>
-          <w:szCs w:val="20"/>
-          <w:lang w:val="en-US"/>
-        </w:rPr>
-        <w:t>Successfully constructed and internally/externally validated five DOL prediction models</w:t>
-      </w:r>
-      <w:r>
-        <w:rPr>
-          <w:rFonts w:ascii="Times New Roman" w:hAnsi="Times New Roman"/>
-          <w:bCs/>
-          <w:sz w:val="20"/>
-          <w:szCs w:val="20"/>
-          <w:lang w:val="en-US" w:eastAsia="zh-CN"/>
-        </w:rPr>
-        <w:t xml:space="preserve"> (the optimal model Logistic regression reaching AUC = 0.885 and calibration slop = 0.996</w:t>
-      </w:r>
-      <w:r>
-        <w:rPr>
-          <w:rFonts w:ascii="Times New Roman" w:hAnsi="Times New Roman" w:hint="eastAsia"/>
-          <w:bCs/>
-          <w:sz w:val="20"/>
-          <w:szCs w:val="20"/>
-          <w:lang w:val="en-US" w:eastAsia="zh-CN"/>
-        </w:rPr>
-        <w:t>)</w:t>
+        <w:spacing w:after="10" w:line="240" w:lineRule="auto"/>
+        <w:rPr>
+          <w:rFonts w:ascii="Times New Roman" w:hAnsi="Times New Roman"/>
+          <w:sz w:val="20"/>
+          <w:szCs w:val="20"/>
+          <w:lang w:val="en-US"/>
+        </w:rPr>
+      </w:pPr>
+      <w:r>
+        <w:rPr>
+          <w:rFonts w:ascii="Times New Roman" w:hAnsi="Times New Roman"/>
+          <w:sz w:val="20"/>
+          <w:szCs w:val="20"/>
+          <w:lang w:val="en-US" w:eastAsia="zh-CN"/>
+        </w:rPr>
+        <w:t>Captured the photon generated by the NV center, and resolved the energy level splitting of the NV center</w:t>
       </w:r>
     </w:p>
     <w:p>
@@ -2995,63 +2923,85 @@
     <w:p>
       <w:pPr>
         <w:tabs>
-          <w:tab w:val="right" w:pos="10080"/>
-        </w:tabs>
-        <w:spacing w:after="10" w:line="240" w:lineRule="auto"/>
-        <w:rPr>
-          <w:rFonts w:ascii="Times New Roman" w:hAnsi="Times New Roman"/>
-          <w:sz w:val="20"/>
-          <w:szCs w:val="20"/>
-          <w:lang w:val="en-US" w:eastAsia="zh-CN"/>
-        </w:rPr>
-      </w:pPr>
-      <w:r>
-        <w:rPr>
-          <w:rFonts w:ascii="Times New Roman" w:hAnsi="Times New Roman"/>
-          <w:b/>
-          <w:sz w:val="20"/>
-          <w:szCs w:val="20"/>
-          <w:lang w:val="en-US" w:eastAsia="zh-CN"/>
-        </w:rPr>
-        <w:t>The Hong Kong</w:t>
-      </w:r>
-      <w:r>
-        <w:rPr>
-          <w:rFonts w:ascii="Times New Roman" w:hAnsi="Times New Roman"/>
-          <w:b/>
-          <w:sz w:val="20"/>
-          <w:szCs w:val="20"/>
-          <w:lang w:val="en-US"/>
-        </w:rPr>
-        <w:t xml:space="preserve"> University</w:t>
-      </w:r>
-      <w:r>
-        <w:rPr>
-          <w:rFonts w:ascii="Times New Roman" w:hAnsi="Times New Roman"/>
-          <w:b/>
-          <w:sz w:val="20"/>
-          <w:szCs w:val="20"/>
-          <w:lang w:val="en-US" w:eastAsia="zh-CN"/>
-        </w:rPr>
-        <w:t xml:space="preserve"> of Science and Technology</w:t>
-      </w:r>
-      <w:r>
-        <w:rPr>
-          <w:rFonts w:ascii="Times New Roman" w:hAnsi="Times New Roman"/>
-          <w:sz w:val="20"/>
-          <w:szCs w:val="20"/>
-          <w:lang w:val="en-US"/>
+          <w:tab w:val="right" w:pos="9720"/>
+        </w:tabs>
+        <w:spacing w:after="10" w:line="240" w:lineRule="auto"/>
+        <w:rPr>
+          <w:rFonts w:ascii="Times New Roman" w:hAnsi="Times New Roman"/>
+          <w:sz w:val="20"/>
+          <w:szCs w:val="20"/>
+          <w:highlight w:val="cyan"/>
+          <w:lang w:val="en-US" w:eastAsia="zh-CN"/>
+        </w:rPr>
+      </w:pPr>
+      <w:r>
+        <w:rPr>
+          <w:rFonts w:ascii="Times New Roman" w:hAnsi="Times New Roman"/>
+          <w:b/>
+          <w:bCs/>
+          <w:sz w:val="20"/>
+          <w:szCs w:val="20"/>
+          <w:lang w:val="en-US" w:eastAsia="zh-CN"/>
+        </w:rPr>
+        <w:t>West China Second University Hospital</w:t>
+      </w:r>
+      <w:r>
+        <w:rPr>
+          <w:rFonts w:ascii="Times New Roman" w:hAnsi="Times New Roman" w:hint="eastAsia"/>
+          <w:b/>
+          <w:bCs/>
+          <w:sz w:val="20"/>
+          <w:szCs w:val="20"/>
+          <w:lang w:val="en-US" w:eastAsia="zh-CN"/>
+        </w:rPr>
+        <w:t>,</w:t>
+      </w:r>
+      <w:r>
+        <w:rPr>
+          <w:rFonts w:ascii="Times New Roman" w:hAnsi="Times New Roman"/>
+          <w:b/>
+          <w:bCs/>
+          <w:sz w:val="20"/>
+          <w:szCs w:val="20"/>
+          <w:lang w:val="en-US" w:eastAsia="zh-CN"/>
+        </w:rPr>
+        <w:t xml:space="preserve"> Sichuan University</w:t>
+      </w:r>
+      <w:r>
+        <w:rPr>
+          <w:rFonts w:ascii="Times New Roman" w:hAnsi="Times New Roman"/>
+          <w:sz w:val="20"/>
+          <w:szCs w:val="20"/>
+          <w:lang w:val="en-US" w:eastAsia="zh-CN"/>
+        </w:rPr>
+        <w:t xml:space="preserve"> </w:t>
+      </w:r>
+      <w:r>
+        <w:rPr>
+          <w:rFonts w:ascii="Times New Roman" w:hAnsi="Times New Roman"/>
+          <w:sz w:val="20"/>
+          <w:szCs w:val="20"/>
+          <w:lang w:val="en-US" w:eastAsia="zh-CN"/>
         </w:rPr>
         <w:tab/>
       </w:r>
       <w:r>
         <w:rPr>
-          <w:rFonts w:ascii="Times New Roman" w:hAnsi="Times New Roman"/>
-          <w:sz w:val="20"/>
-          <w:szCs w:val="20"/>
-          <w:lang w:val="en-US" w:eastAsia="zh-CN"/>
-        </w:rPr>
-        <w:t>HK SAR</w:t>
+          <w:rFonts w:ascii="Times New Roman" w:hAnsi="Times New Roman" w:hint="eastAsia"/>
+          <w:sz w:val="20"/>
+          <w:szCs w:val="20"/>
+          <w:lang w:val="en-US" w:eastAsia="zh-CN"/>
+        </w:rPr>
+        <w:t>Chengdu</w:t>
+      </w:r>
+      <w:r>
+        <w:rPr>
+          <w:rFonts w:ascii="Times New Roman" w:hAnsi="Times New Roman"/>
+          <w:sz w:val="20"/>
+          <w:szCs w:val="20"/>
+          <w:lang w:val="en-US"/>
+        </w:rPr>
+        <w:t>, China</w:t>
       </w:r>
     </w:p>
     <w:p>
@@ -3062,6 +3012,8 @@
         <w:spacing w:after="10" w:line="240" w:lineRule="auto"/>
         <w:rPr>
           <w:rFonts w:ascii="Times New Roman" w:hAnsi="Times New Roman"/>
+          <w:b/>
+          <w:bCs/>
           <w:sz w:val="20"/>
           <w:szCs w:val="20"/>
           <w:lang w:val="en-US" w:eastAsia="zh-CN"/>
@@ -3076,7 +3028,7 @@
           <w:szCs w:val="20"/>
           <w:lang w:val="en-US" w:eastAsia="zh-CN"/>
         </w:rPr>
-        <w:t>Undergraduate Research Opportunities Program, supervised by Prof</w:t>
+        <w:t>Research Project, supervised by Prof.</w:t>
       </w:r>
       <w:r>
         <w:rPr>
@@ -3087,54 +3039,74 @@
           <w:szCs w:val="20"/>
           <w:lang w:val="en-US" w:eastAsia="zh-CN"/>
         </w:rPr>
-        <w:t>.</w:t>
-      </w:r>
-      <w:r>
-        <w:rPr>
-          <w:rFonts w:ascii="Times New Roman" w:hAnsi="Times New Roman"/>
+        <w:t xml:space="preserve"> </w:t>
+      </w:r>
+      <w:r>
+        <w:rPr>
+          <w:rFonts w:ascii="Times New Roman" w:hAnsi="Times New Roman" w:hint="eastAsia"/>
           <w:i/>
           <w:iCs/>
           <w:sz w:val="20"/>
           <w:szCs w:val="20"/>
           <w:lang w:val="en-US" w:eastAsia="zh-CN"/>
         </w:rPr>
-        <w:t xml:space="preserve"> YANG, Sen</w:t>
-      </w:r>
-      <w:r>
-        <w:rPr>
-          <w:rFonts w:ascii="Times New Roman" w:hAnsi="Times New Roman"/>
-          <w:sz w:val="20"/>
-          <w:szCs w:val="20"/>
-          <w:lang w:val="en-US"/>
+        <w:t>LIAO, Shujuan</w:t>
+      </w:r>
+      <w:r>
+        <w:rPr>
+          <w:rFonts w:ascii="Times New Roman" w:hAnsi="Times New Roman"/>
+          <w:i/>
+          <w:iCs/>
+          <w:sz w:val="20"/>
+          <w:szCs w:val="20"/>
+          <w:lang w:val="en-US" w:eastAsia="zh-CN"/>
         </w:rPr>
         <w:tab/>
       </w:r>
       <w:r>
         <w:rPr>
-          <w:rFonts w:ascii="Times New Roman" w:hAnsi="Times New Roman"/>
-          <w:sz w:val="20"/>
-          <w:szCs w:val="20"/>
-          <w:lang w:val="en-US" w:eastAsia="zh-CN"/>
-        </w:rPr>
-        <w:t>Jun</w:t>
-      </w:r>
-      <w:r>
-        <w:rPr>
-          <w:rFonts w:ascii="Times New Roman" w:hAnsi="Times New Roman"/>
-          <w:sz w:val="20"/>
-          <w:szCs w:val="20"/>
-          <w:lang w:val="en-US"/>
-        </w:rPr>
-        <w:t xml:space="preserve"> 20</w:t>
-      </w:r>
-      <w:r>
-        <w:rPr>
-          <w:rFonts w:ascii="Times New Roman" w:hAnsi="Times New Roman"/>
-          <w:sz w:val="20"/>
-          <w:szCs w:val="20"/>
-          <w:lang w:val="en-US" w:eastAsia="zh-CN"/>
-        </w:rPr>
-        <w:t>25</w:t>
+          <w:rFonts w:ascii="Times New Roman" w:hAnsi="Times New Roman" w:hint="eastAsia"/>
+          <w:sz w:val="20"/>
+          <w:szCs w:val="20"/>
+          <w:lang w:val="en-US" w:eastAsia="zh-CN"/>
+        </w:rPr>
+        <w:t>Dec</w:t>
+      </w:r>
+      <w:r>
+        <w:rPr>
+          <w:rFonts w:ascii="Times New Roman" w:hAnsi="Times New Roman" w:hint="eastAsia"/>
+          <w:sz w:val="20"/>
+          <w:szCs w:val="20"/>
+          <w:lang w:val="en-US" w:eastAsia="zh-CN"/>
+        </w:rPr>
+        <w:t xml:space="preserve"> </w:t>
+      </w:r>
+      <w:r>
+        <w:rPr>
+          <w:rFonts w:ascii="Times New Roman" w:hAnsi="Times New Roman"/>
+          <w:sz w:val="20"/>
+          <w:szCs w:val="20"/>
+          <w:lang w:val="en-US"/>
+        </w:rPr>
+        <w:t>20</w:t>
+      </w:r>
+      <w:r>
+        <w:rPr>
+          <w:rFonts w:ascii="Times New Roman" w:hAnsi="Times New Roman"/>
+          <w:sz w:val="20"/>
+          <w:szCs w:val="20"/>
+          <w:lang w:val="en-US" w:eastAsia="zh-CN"/>
+        </w:rPr>
+        <w:t>2</w:t>
+      </w:r>
+      <w:r>
+        <w:rPr>
+          <w:rFonts w:ascii="Times New Roman" w:hAnsi="Times New Roman" w:hint="eastAsia"/>
+          <w:sz w:val="20"/>
+          <w:szCs w:val="20"/>
+          <w:lang w:val="en-US" w:eastAsia="zh-CN"/>
+        </w:rPr>
+        <w:t>4</w:t>
       </w:r>
       <w:r>
         <w:rPr>
@@ -3147,33 +3119,66 @@
       </w:r>
       <w:r>
         <w:rPr>
-          <w:rFonts w:ascii="Times New Roman" w:hAnsi="Times New Roman"/>
-          <w:sz w:val="20"/>
-          <w:szCs w:val="20"/>
-          <w:lang w:val="en-US" w:eastAsia="zh-CN"/>
-        </w:rPr>
-        <w:t>Sept 2025</w:t>
-      </w:r>
-    </w:p>
-    <w:p>
-      <w:pPr>
-        <w:spacing w:after="10" w:line="240" w:lineRule="auto"/>
-        <w:rPr>
-          <w:rFonts w:ascii="Times New Roman" w:hAnsi="Times New Roman"/>
-          <w:sz w:val="20"/>
-          <w:szCs w:val="20"/>
-          <w:lang w:val="en-US"/>
-        </w:rPr>
-      </w:pPr>
-      <w:r>
-        <w:rPr>
-          <w:rFonts w:ascii="Times New Roman" w:hAnsi="Times New Roman"/>
-          <w:b/>
-          <w:sz w:val="20"/>
-          <w:szCs w:val="20"/>
-          <w:lang w:val="en-US" w:eastAsia="zh-CN"/>
-        </w:rPr>
-        <w:t xml:space="preserve">UROP1000 - Quantum Computing based on Nitrogen-vacancy (NV) Center in Diamond </w:t>
+          <w:rFonts w:ascii="Times New Roman" w:hAnsi="Times New Roman" w:hint="eastAsia"/>
+          <w:sz w:val="20"/>
+          <w:szCs w:val="20"/>
+          <w:lang w:val="en-US" w:eastAsia="zh-CN"/>
+        </w:rPr>
+        <w:t>Feb</w:t>
+      </w:r>
+      <w:r>
+        <w:rPr>
+          <w:rFonts w:ascii="Times New Roman" w:hAnsi="Times New Roman"/>
+          <w:sz w:val="20"/>
+          <w:szCs w:val="20"/>
+          <w:lang w:val="en-US" w:eastAsia="zh-CN"/>
+        </w:rPr>
+        <w:t xml:space="preserve"> 202</w:t>
+      </w:r>
+      <w:r>
+        <w:rPr>
+          <w:rFonts w:ascii="Times New Roman" w:hAnsi="Times New Roman" w:hint="eastAsia"/>
+          <w:sz w:val="20"/>
+          <w:szCs w:val="20"/>
+          <w:lang w:val="en-US" w:eastAsia="zh-CN"/>
+        </w:rPr>
+        <w:t>5</w:t>
+      </w:r>
+    </w:p>
+    <w:p>
+      <w:pPr>
+        <w:tabs>
+          <w:tab w:val="right" w:pos="9720"/>
+        </w:tabs>
+        <w:spacing w:after="10" w:line="240" w:lineRule="auto"/>
+        <w:rPr>
+          <w:rFonts w:ascii="Times New Roman" w:hAnsi="Times New Roman"/>
+          <w:sz w:val="20"/>
+          <w:szCs w:val="20"/>
+          <w:lang w:val="en-US" w:eastAsia="zh-CN"/>
+        </w:rPr>
+      </w:pPr>
+      <w:r>
+        <w:rPr>
+          <w:rFonts w:ascii="Times New Roman" w:hAnsi="Times New Roman"/>
+          <w:b/>
+          <w:bCs/>
+          <w:sz w:val="20"/>
+          <w:szCs w:val="20"/>
+          <w:lang w:val="en-US" w:eastAsia="zh-CN"/>
+        </w:rPr>
+        <w:t>Study on the Influencing Factors and Prediction Models of Delayed Onset of Lactation in Postpartum Women with Maternal-Infant Separation</w:t>
+      </w:r>
+      <w:r>
+        <w:rPr>
+          <w:rFonts w:ascii="Times New Roman" w:hAnsi="Times New Roman"/>
+          <w:b/>
+          <w:bCs/>
+          <w:sz w:val="20"/>
+          <w:szCs w:val="20"/>
+          <w:lang w:val="en-US" w:eastAsia="zh-CN"/>
+        </w:rPr>
+        <w:tab/>
       </w:r>
     </w:p>
     <w:p>
@@ -3182,49 +3187,61 @@
           <w:ilvl w:val="0"/>
           <w:numId w:val="3"/>
         </w:numPr>
-        <w:spacing w:after="10" w:line="240" w:lineRule="auto"/>
-        <w:rPr>
-          <w:rFonts w:ascii="Times New Roman" w:hAnsi="Times New Roman"/>
-          <w:sz w:val="20"/>
-          <w:szCs w:val="20"/>
-          <w:lang w:val="en-US"/>
-        </w:rPr>
-      </w:pPr>
-      <w:r>
-        <w:rPr>
-          <w:rFonts w:ascii="Times New Roman" w:hAnsi="Times New Roman" w:hint="eastAsia"/>
-          <w:sz w:val="20"/>
-          <w:szCs w:val="20"/>
-          <w:lang w:val="en-US" w:eastAsia="zh-CN"/>
-        </w:rPr>
-        <w:t xml:space="preserve">Designed and carried out an </w:t>
-      </w:r>
-      <w:r>
-        <w:rPr>
-          <w:rFonts w:ascii="Times New Roman" w:hAnsi="Times New Roman"/>
-          <w:sz w:val="20"/>
-          <w:szCs w:val="20"/>
-          <w:lang w:val="en-US" w:eastAsia="zh-CN"/>
-        </w:rPr>
-        <w:t>optically detected magnetic resonance (ODMR) experiment</w:t>
-      </w:r>
-      <w:r>
-        <w:rPr>
-          <w:rFonts w:ascii="Times New Roman" w:hAnsi="Times New Roman" w:hint="eastAsia"/>
-          <w:sz w:val="20"/>
-          <w:szCs w:val="20"/>
-          <w:lang w:val="en-US" w:eastAsia="zh-CN"/>
-        </w:rPr>
-        <w:t xml:space="preserve"> to measure the spin resonance spectrum of the </w:t>
-      </w:r>
-      <w:r>
-        <w:rPr>
-          <w:rFonts w:ascii="Times New Roman" w:hAnsi="Times New Roman"/>
-          <w:sz w:val="20"/>
-          <w:szCs w:val="20"/>
-          <w:lang w:val="en-US" w:eastAsia="zh-CN"/>
-        </w:rPr>
-        <w:t>nitrogen-vacancy (NV) center in diamond</w:t>
+        <w:tabs>
+          <w:tab w:val="num" w:pos="720"/>
+        </w:tabs>
+        <w:spacing w:after="10" w:line="240" w:lineRule="auto"/>
+        <w:rPr>
+          <w:rFonts w:ascii="Times New Roman" w:hAnsi="Times New Roman"/>
+          <w:sz w:val="20"/>
+          <w:szCs w:val="20"/>
+          <w:lang w:val="en-US"/>
+        </w:rPr>
+      </w:pPr>
+      <w:r>
+        <w:rPr>
+          <w:rFonts w:ascii="Times New Roman" w:hAnsi="Times New Roman"/>
+          <w:sz w:val="20"/>
+          <w:szCs w:val="20"/>
+          <w:lang w:val="en-US" w:eastAsia="zh-CN"/>
+        </w:rPr>
+        <w:t xml:space="preserve">Performed data cleaning, missingness </w:t>
+      </w:r>
+      <w:r>
+        <w:rPr>
+          <w:rFonts w:ascii="Times New Roman" w:hAnsi="Times New Roman" w:hint="eastAsia"/>
+          <w:sz w:val="20"/>
+          <w:szCs w:val="20"/>
+          <w:lang w:val="en-US" w:eastAsia="zh-CN"/>
+        </w:rPr>
+        <w:t>analysis</w:t>
+      </w:r>
+      <w:r>
+        <w:rPr>
+          <w:rFonts w:ascii="Times New Roman" w:hAnsi="Times New Roman"/>
+          <w:sz w:val="20"/>
+          <w:szCs w:val="20"/>
+          <w:lang w:val="en-US" w:eastAsia="zh-CN"/>
+        </w:rPr>
+        <w:t xml:space="preserve">, and multiple imputations on </w:t>
+      </w:r>
+      <w:r>
+        <w:rPr>
+          <w:rFonts w:ascii="Times New Roman" w:hAnsi="Times New Roman" w:hint="eastAsia"/>
+          <w:sz w:val="20"/>
+          <w:szCs w:val="20"/>
+          <w:lang w:val="en-US" w:eastAsia="zh-CN"/>
+        </w:rPr>
+        <w:t xml:space="preserve">data from </w:t>
+      </w:r>
+      <w:r>
+        <w:rPr>
+          <w:rFonts w:ascii="Times New Roman" w:hAnsi="Times New Roman"/>
+          <w:sz w:val="20"/>
+          <w:szCs w:val="20"/>
+          <w:lang w:val="en-US" w:eastAsia="zh-CN"/>
+        </w:rPr>
+        <w:t>701 parturient women</w:t>
       </w:r>
     </w:p>
     <w:p>
@@ -3233,22 +3250,61 @@
           <w:ilvl w:val="0"/>
           <w:numId w:val="3"/>
         </w:numPr>
-        <w:spacing w:after="10" w:line="240" w:lineRule="auto"/>
-        <w:rPr>
-          <w:rFonts w:ascii="Times New Roman" w:hAnsi="Times New Roman"/>
-          <w:sz w:val="20"/>
-          <w:szCs w:val="20"/>
-          <w:lang w:val="en-US"/>
-        </w:rPr>
-      </w:pPr>
-      <w:r>
-        <w:rPr>
-          <w:rFonts w:ascii="Times New Roman" w:hAnsi="Times New Roman"/>
-          <w:sz w:val="20"/>
-          <w:szCs w:val="20"/>
-          <w:lang w:val="en-US" w:eastAsia="zh-CN"/>
-        </w:rPr>
-        <w:t>Derived principles of quantum computing, including Rabi oscillation, optical pumping, rotating wave approximation (RWA), and optically detected magnetic resonance (ODMR); analyzed characteristics of the NV center</w:t>
+        <w:tabs>
+          <w:tab w:val="num" w:pos="720"/>
+        </w:tabs>
+        <w:spacing w:after="10" w:line="240" w:lineRule="auto"/>
+        <w:rPr>
+          <w:rFonts w:ascii="Times New Roman" w:hAnsi="Times New Roman"/>
+          <w:sz w:val="20"/>
+          <w:szCs w:val="20"/>
+          <w:lang w:val="en-US"/>
+        </w:rPr>
+      </w:pPr>
+      <w:r>
+        <w:rPr>
+          <w:rFonts w:ascii="Times New Roman" w:hAnsi="Times New Roman"/>
+          <w:sz w:val="20"/>
+          <w:szCs w:val="20"/>
+          <w:lang w:val="en-US" w:eastAsia="zh-CN"/>
+        </w:rPr>
+        <w:t xml:space="preserve">Utilized </w:t>
+      </w:r>
+      <w:r>
+        <w:rPr>
+          <w:rFonts w:ascii="Times New Roman" w:hAnsi="Times New Roman" w:hint="eastAsia"/>
+          <w:sz w:val="20"/>
+          <w:szCs w:val="20"/>
+          <w:lang w:val="en-US" w:eastAsia="zh-CN"/>
+        </w:rPr>
+        <w:t>Python</w:t>
+      </w:r>
+      <w:r>
+        <w:rPr>
+          <w:rFonts w:ascii="Times New Roman" w:hAnsi="Times New Roman"/>
+          <w:sz w:val="20"/>
+          <w:szCs w:val="20"/>
+          <w:lang w:val="en-US" w:eastAsia="zh-CN"/>
+        </w:rPr>
+        <w:t xml:space="preserve"> to build and tune machine learning models, including RF, LASSO, binary logistic regression, SVM, XGBoost</w:t>
+      </w:r>
+      <w:r>
+        <w:rPr>
+          <w:rFonts w:ascii="Times New Roman" w:hAnsi="Times New Roman" w:hint="eastAsia"/>
+          <w:sz w:val="20"/>
+          <w:szCs w:val="20"/>
+          <w:lang w:val="en-US" w:eastAsia="zh-CN"/>
+        </w:rPr>
+        <w:t>,</w:t>
+      </w:r>
+      <w:r>
+        <w:rPr>
+          <w:rFonts w:ascii="Times New Roman" w:hAnsi="Times New Roman"/>
+          <w:sz w:val="20"/>
+          <w:szCs w:val="20"/>
+          <w:lang w:val="en-US" w:eastAsia="zh-CN"/>
+        </w:rPr>
+        <w:t xml:space="preserve"> and Gradient Boosting Machine</w:t>
       </w:r>
     </w:p>
     <w:p>
@@ -3257,121 +3313,57 @@
           <w:ilvl w:val="0"/>
           <w:numId w:val="3"/>
         </w:numPr>
-        <w:spacing w:after="10" w:line="240" w:lineRule="auto"/>
-        <w:rPr>
-          <w:rFonts w:ascii="Times New Roman" w:hAnsi="Times New Roman"/>
-          <w:bCs/>
-          <w:sz w:val="20"/>
-          <w:szCs w:val="20"/>
-          <w:lang w:val="en-US"/>
-        </w:rPr>
-      </w:pPr>
-      <w:r>
-        <w:rPr>
-          <w:rFonts w:ascii="Times New Roman" w:hAnsi="Times New Roman" w:hint="eastAsia"/>
-          <w:bCs/>
-          <w:sz w:val="20"/>
-          <w:szCs w:val="20"/>
-          <w:lang w:val="en-US" w:eastAsia="zh-CN"/>
-        </w:rPr>
-        <w:t>D</w:t>
-      </w:r>
-      <w:r>
-        <w:rPr>
-          <w:rFonts w:ascii="Times New Roman" w:hAnsi="Times New Roman"/>
-          <w:bCs/>
-          <w:sz w:val="20"/>
-          <w:szCs w:val="20"/>
-          <w:lang w:val="en-US"/>
-        </w:rPr>
-        <w:t>evelop</w:t>
-      </w:r>
-      <w:r>
-        <w:rPr>
-          <w:rFonts w:ascii="Times New Roman" w:hAnsi="Times New Roman" w:hint="eastAsia"/>
-          <w:bCs/>
-          <w:sz w:val="20"/>
-          <w:szCs w:val="20"/>
-          <w:lang w:val="en-US" w:eastAsia="zh-CN"/>
-        </w:rPr>
-        <w:t>ed</w:t>
-      </w:r>
-      <w:r>
-        <w:rPr>
-          <w:rFonts w:ascii="Times New Roman" w:hAnsi="Times New Roman"/>
-          <w:bCs/>
-          <w:sz w:val="20"/>
-          <w:szCs w:val="20"/>
-          <w:lang w:val="en-US"/>
-        </w:rPr>
-        <w:t xml:space="preserve"> the camera driver for an Intensified Charge-Coupled Device</w:t>
-      </w:r>
-      <w:r>
-        <w:rPr>
-          <w:rFonts w:ascii="Times New Roman" w:hAnsi="Times New Roman"/>
-          <w:bCs/>
-          <w:sz w:val="20"/>
-          <w:szCs w:val="20"/>
-          <w:lang w:val="en-US" w:eastAsia="zh-CN"/>
-        </w:rPr>
-        <w:t xml:space="preserve"> </w:t>
-      </w:r>
-      <w:r>
-        <w:rPr>
-          <w:rFonts w:ascii="Times New Roman" w:hAnsi="Times New Roman"/>
-          <w:bCs/>
-          <w:sz w:val="20"/>
-          <w:szCs w:val="20"/>
-          <w:lang w:val="en-US"/>
-        </w:rPr>
-        <w:t>(ICCD)</w:t>
-      </w:r>
-      <w:r>
-        <w:rPr>
-          <w:rFonts w:ascii="Times New Roman" w:hAnsi="Times New Roman" w:hint="eastAsia"/>
-          <w:bCs/>
-          <w:sz w:val="20"/>
-          <w:szCs w:val="20"/>
-          <w:lang w:val="en-US" w:eastAsia="zh-CN"/>
-        </w:rPr>
-        <w:t>, specifically</w:t>
-      </w:r>
-      <w:r>
-        <w:rPr>
-          <w:rFonts w:ascii="Times New Roman" w:hAnsi="Times New Roman"/>
-          <w:bCs/>
-          <w:sz w:val="20"/>
-          <w:szCs w:val="20"/>
-          <w:lang w:val="en-US" w:eastAsia="zh-CN"/>
-        </w:rPr>
-        <w:t xml:space="preserve"> fan control and gate mode functions</w:t>
-      </w:r>
-      <w:r>
-        <w:rPr>
-          <w:rFonts w:ascii="Times New Roman" w:hAnsi="Times New Roman" w:hint="eastAsia"/>
-          <w:sz w:val="20"/>
-          <w:szCs w:val="20"/>
-          <w:lang w:val="en-US" w:eastAsia="zh-CN"/>
-        </w:rPr>
-        <w:t>; i</w:t>
-      </w:r>
-      <w:r>
-        <w:rPr>
-          <w:rFonts w:ascii="Times New Roman" w:hAnsi="Times New Roman"/>
-          <w:sz w:val="20"/>
-          <w:szCs w:val="20"/>
-          <w:lang w:val="en-US" w:eastAsia="zh-CN"/>
-        </w:rPr>
-        <w:t>ntegrated external pulse generator, microwave generator, and the ICCD camera into a unified control program; programmed to control pulse sequences and microwave</w:t>
-      </w:r>
-      <w:r>
-        <w:rPr>
-          <w:rFonts w:ascii="Times New Roman" w:hAnsi="Times New Roman" w:hint="eastAsia"/>
-          <w:sz w:val="20"/>
-          <w:szCs w:val="20"/>
-          <w:lang w:val="en-US" w:eastAsia="zh-CN"/>
-        </w:rPr>
-        <w:t xml:space="preserve"> and trigger the ICCD acquisition</w:t>
+        <w:tabs>
+          <w:tab w:val="num" w:pos="720"/>
+        </w:tabs>
+        <w:spacing w:after="10" w:line="240" w:lineRule="auto"/>
+        <w:rPr>
+          <w:rFonts w:ascii="Times New Roman" w:hAnsi="Times New Roman"/>
+          <w:bCs/>
+          <w:sz w:val="21"/>
+          <w:szCs w:val="21"/>
+          <w:lang w:val="en-US"/>
+        </w:rPr>
+      </w:pPr>
+      <w:r>
+        <w:rPr>
+          <w:rFonts w:ascii="Times New Roman" w:hAnsi="Times New Roman" w:hint="eastAsia"/>
+          <w:bCs/>
+          <w:sz w:val="21"/>
+          <w:szCs w:val="21"/>
+          <w:lang w:val="en-US" w:eastAsia="zh-CN"/>
+        </w:rPr>
+        <w:t>Assisted in g</w:t>
+      </w:r>
+      <w:r>
+        <w:rPr>
+          <w:rFonts w:ascii="Times New Roman" w:hAnsi="Times New Roman"/>
+          <w:bCs/>
+          <w:sz w:val="21"/>
+          <w:szCs w:val="21"/>
+          <w:lang w:val="en-US"/>
+        </w:rPr>
+        <w:t>enerat</w:t>
+      </w:r>
+      <w:r>
+        <w:rPr>
+          <w:rFonts w:ascii="Times New Roman" w:hAnsi="Times New Roman" w:hint="eastAsia"/>
+          <w:bCs/>
+          <w:sz w:val="21"/>
+          <w:szCs w:val="21"/>
+          <w:lang w:val="en-US" w:eastAsia="zh-CN"/>
+        </w:rPr>
+        <w:t>ing</w:t>
+      </w:r>
+      <w:r>
+        <w:rPr>
+          <w:rFonts w:ascii="Times New Roman" w:hAnsi="Times New Roman"/>
+          <w:bCs/>
+          <w:sz w:val="21"/>
+          <w:szCs w:val="21"/>
+          <w:lang w:val="en-US"/>
+        </w:rPr>
+        <w:t xml:space="preserve"> discrimination (AUC), calibration plots, and DCA curves; compared model performance across all metrics</w:t>
       </w:r>
     </w:p>
     <w:p>
@@ -3380,22 +3372,46 @@
           <w:ilvl w:val="0"/>
           <w:numId w:val="3"/>
         </w:numPr>
-        <w:spacing w:after="10" w:line="240" w:lineRule="auto"/>
-        <w:rPr>
-          <w:rFonts w:ascii="Times New Roman" w:hAnsi="Times New Roman"/>
-          <w:sz w:val="20"/>
-          <w:szCs w:val="20"/>
-          <w:lang w:val="en-US"/>
-        </w:rPr>
-      </w:pPr>
-      <w:r>
-        <w:rPr>
-          <w:rFonts w:ascii="Times New Roman" w:hAnsi="Times New Roman"/>
-          <w:sz w:val="20"/>
-          <w:szCs w:val="20"/>
-          <w:lang w:val="en-US" w:eastAsia="zh-CN"/>
-        </w:rPr>
-        <w:t>Captured the photon generated by the NV center, and resolved the energy level splitting of the NV center</w:t>
+        <w:tabs>
+          <w:tab w:val="num" w:pos="720"/>
+        </w:tabs>
+        <w:spacing w:after="10" w:line="240" w:lineRule="auto"/>
+        <w:rPr>
+          <w:rFonts w:ascii="Times New Roman" w:hAnsi="Times New Roman"/>
+          <w:sz w:val="20"/>
+          <w:szCs w:val="20"/>
+          <w:lang w:val="en-US"/>
+        </w:rPr>
+      </w:pPr>
+      <w:r>
+        <w:rPr>
+          <w:rFonts w:ascii="Times New Roman" w:hAnsi="Times New Roman"/>
+          <w:bCs/>
+          <w:sz w:val="20"/>
+          <w:szCs w:val="20"/>
+          <w:lang w:val="en-US"/>
+        </w:rPr>
+        <w:t>Successfully constructed and internally/externally validated five DOL prediction models</w:t>
+      </w:r>
+      <w:r>
+        <w:rPr>
+          <w:rFonts w:ascii="Times New Roman" w:hAnsi="Times New Roman"/>
+          <w:bCs/>
+          <w:sz w:val="20"/>
+          <w:szCs w:val="20"/>
+          <w:lang w:val="en-US" w:eastAsia="zh-CN"/>
+        </w:rPr>
+        <w:t xml:space="preserve"> (the optimal model Logistic regression reaching AUC = 0.885 and calibration slop = 0.996</w:t>
+      </w:r>
+      <w:r>
+        <w:rPr>
+          <w:rFonts w:ascii="Times New Roman" w:hAnsi="Times New Roman" w:hint="eastAsia"/>
+          <w:bCs/>
+          <w:sz w:val="20"/>
+          <w:szCs w:val="20"/>
+          <w:lang w:val="en-US" w:eastAsia="zh-CN"/>
+        </w:rPr>
+        <w:t>)</w:t>
       </w:r>
     </w:p>
     <w:p>
@@ -3405,7 +3421,7 @@
         </w:tabs>
         <w:spacing w:after="10" w:line="240" w:lineRule="auto"/>
         <w:rPr>
-          <w:rFonts w:ascii="Times New Roman" w:hAnsi="Times New Roman"/>
+          <w:rFonts w:ascii="Times New Roman" w:hAnsi="Times New Roman" w:hint="eastAsia"/>
           <w:sz w:val="20"/>
           <w:szCs w:val="20"/>
           <w:highlight w:val="cyan"/>
@@ -3537,7 +3553,7 @@
           <w:szCs w:val="20"/>
           <w:lang w:val="en-US" w:eastAsia="zh-CN"/>
         </w:rPr>
-        <w:t>Jun</w:t>
+        <w:t>Dec</w:t>
       </w:r>
       <w:r>
         <w:rPr>
@@ -3564,7 +3580,7 @@
           <w:szCs w:val="20"/>
           <w:lang w:val="en-US" w:eastAsia="zh-CN"/>
         </w:rPr>
-        <w:t>5</w:t>
+        <w:t>4</w:t>
       </w:r>
       <w:r>
         <w:rPr>
@@ -3582,7 +3598,7 @@
           <w:szCs w:val="20"/>
           <w:lang w:val="en-US" w:eastAsia="zh-CN"/>
         </w:rPr>
-        <w:t>Aug</w:t>
+        <w:t>Feb</w:t>
       </w:r>
       <w:r>
         <w:rPr>
@@ -3684,27 +3700,7 @@
           <w:szCs w:val="20"/>
           <w:lang w:val="en-US" w:eastAsia="zh-CN"/>
         </w:rPr>
-        <w:t xml:space="preserve"> sessions (</w:t>
-      </w:r>
-      <w:r>
-        <w:rPr>
-          <w:rFonts w:ascii="Times New Roman" w:hAnsi="Times New Roman"/>
-          <w:bCs/>
-          <w:sz w:val="20"/>
-          <w:szCs w:val="20"/>
-          <w:lang w:val="en-US" w:eastAsia="zh-CN"/>
-        </w:rPr>
-        <w:t>40 minutes/session, 5 sessions/week, 16 weeks</w:t>
-      </w:r>
-      <w:r>
-        <w:rPr>
-          <w:rFonts w:ascii="Times New Roman" w:hAnsi="Times New Roman" w:hint="eastAsia"/>
-          <w:bCs/>
-          <w:sz w:val="20"/>
-          <w:szCs w:val="20"/>
-          <w:lang w:val="en-US" w:eastAsia="zh-CN"/>
-        </w:rPr>
-        <w:t>), ensuring their safety and comfort throughout the intervention</w:t>
+        <w:t xml:space="preserve"> sessions, ensuring their safety and comfort throughout the intervention</w:t>
       </w:r>
     </w:p>
     <w:p>
@@ -3789,261 +3785,6 @@
           <w:lang w:val="en-US" w:eastAsia="zh-CN"/>
         </w:rPr>
         <w:t>Performed statistical analyses (repeated‑measures ANOVA and post‑hoc comparisons) to examine changes over time and differences among GMFCS groups</w:t>
-      </w:r>
-    </w:p>
-    <w:p>
-      <w:pPr>
-        <w:pBdr>
-          <w:bottom w:val="single" w:sz="6" w:space="1" w:color="auto"/>
-        </w:pBdr>
-        <w:spacing w:beforeLines="100" w:before="240" w:after="10" w:line="240" w:lineRule="auto"/>
-        <w:outlineLvl w:val="0"/>
-        <w:rPr>
-          <w:rFonts w:ascii="Times New Roman" w:hAnsi="Times New Roman"/>
-          <w:smallCaps/>
-          <w:sz w:val="24"/>
-          <w:szCs w:val="20"/>
-          <w:lang w:val="en-US" w:eastAsia="zh-CN"/>
-        </w:rPr>
-      </w:pPr>
-      <w:r>
-        <w:rPr>
-          <w:rFonts w:ascii="Times New Roman" w:hAnsi="Times New Roman"/>
-          <w:smallCaps/>
-          <w:sz w:val="24"/>
-          <w:szCs w:val="20"/>
-          <w:lang w:val="en-US" w:eastAsia="zh-CN"/>
-        </w:rPr>
-        <w:t>Internship</w:t>
-      </w:r>
-      <w:r>
-        <w:rPr>
-          <w:rFonts w:ascii="Times New Roman" w:hAnsi="Times New Roman"/>
-          <w:smallCaps/>
-          <w:sz w:val="24"/>
-          <w:szCs w:val="20"/>
-          <w:lang w:val="en-US"/>
-        </w:rPr>
-        <w:t xml:space="preserve"> Experience </w:t>
-      </w:r>
-    </w:p>
-    <w:p>
-      <w:pPr>
-        <w:tabs>
-          <w:tab w:val="right" w:pos="9720"/>
-        </w:tabs>
-        <w:spacing w:after="10" w:line="240" w:lineRule="auto"/>
-        <w:rPr>
-          <w:rFonts w:ascii="Times New Roman" w:hAnsi="Times New Roman"/>
-          <w:sz w:val="20"/>
-          <w:szCs w:val="20"/>
-          <w:lang w:val="en-US"/>
-        </w:rPr>
-      </w:pPr>
-      <w:r>
-        <w:rPr>
-          <w:rFonts w:ascii="Times New Roman" w:hAnsi="Times New Roman" w:hint="eastAsia"/>
-          <w:b/>
-          <w:sz w:val="20"/>
-          <w:szCs w:val="20"/>
-          <w:lang w:val="en-US" w:eastAsia="zh-CN"/>
-        </w:rPr>
-        <w:t>West China Second University Hospital</w:t>
-      </w:r>
-      <w:r>
-        <w:rPr>
-          <w:rFonts w:ascii="Times New Roman" w:hAnsi="Times New Roman"/>
-          <w:sz w:val="20"/>
-          <w:szCs w:val="20"/>
-          <w:lang w:val="en-US"/>
-        </w:rPr>
-        <w:tab/>
-      </w:r>
-      <w:r>
-        <w:rPr>
-          <w:rFonts w:ascii="Times New Roman" w:hAnsi="Times New Roman" w:hint="eastAsia"/>
-          <w:sz w:val="20"/>
-          <w:szCs w:val="20"/>
-          <w:lang w:val="en-US" w:eastAsia="zh-CN"/>
-        </w:rPr>
-        <w:t>Chengdu</w:t>
-      </w:r>
-      <w:r>
-        <w:rPr>
-          <w:rFonts w:ascii="Times New Roman" w:hAnsi="Times New Roman"/>
-          <w:sz w:val="20"/>
-          <w:szCs w:val="20"/>
-          <w:lang w:val="en-US"/>
-        </w:rPr>
-        <w:t>, China</w:t>
-      </w:r>
-    </w:p>
-    <w:p>
-      <w:pPr>
-        <w:tabs>
-          <w:tab w:val="right" w:pos="9720"/>
-        </w:tabs>
-        <w:spacing w:after="10" w:line="240" w:lineRule="auto"/>
-        <w:rPr>
-          <w:rFonts w:ascii="Times New Roman" w:hAnsi="Times New Roman"/>
-          <w:sz w:val="20"/>
-          <w:szCs w:val="20"/>
-          <w:lang w:val="en-US" w:eastAsia="zh-CN"/>
-        </w:rPr>
-      </w:pPr>
-      <w:r>
-        <w:rPr>
-          <w:rFonts w:ascii="Times New Roman" w:hAnsi="Times New Roman"/>
-          <w:i/>
-          <w:iCs/>
-          <w:sz w:val="20"/>
-          <w:szCs w:val="20"/>
-          <w:lang w:val="en-US" w:eastAsia="zh-CN"/>
-        </w:rPr>
-        <w:t>Research Assistant</w:t>
-      </w:r>
-      <w:r>
-        <w:rPr>
-          <w:rFonts w:ascii="Times New Roman" w:hAnsi="Times New Roman" w:hint="eastAsia"/>
-          <w:i/>
-          <w:iCs/>
-          <w:sz w:val="20"/>
-          <w:szCs w:val="20"/>
-          <w:lang w:val="en-US" w:eastAsia="zh-CN"/>
-        </w:rPr>
-        <w:t>, Department of Rehabilitation/Excellence Center</w:t>
-      </w:r>
-      <w:r>
-        <w:rPr>
-          <w:rFonts w:ascii="Times New Roman" w:hAnsi="Times New Roman"/>
-          <w:sz w:val="20"/>
-          <w:szCs w:val="20"/>
-          <w:lang w:val="en-US"/>
-        </w:rPr>
-        <w:tab/>
-      </w:r>
-      <w:r>
-        <w:rPr>
-          <w:rFonts w:ascii="Times New Roman" w:hAnsi="Times New Roman" w:hint="eastAsia"/>
-          <w:sz w:val="20"/>
-          <w:szCs w:val="20"/>
-          <w:lang w:val="en-US" w:eastAsia="zh-CN"/>
-        </w:rPr>
-        <w:t>Jun</w:t>
-      </w:r>
-      <w:r>
-        <w:rPr>
-          <w:rFonts w:ascii="Times New Roman" w:hAnsi="Times New Roman"/>
-          <w:sz w:val="20"/>
-          <w:szCs w:val="20"/>
-          <w:lang w:val="en-US"/>
-        </w:rPr>
-        <w:t xml:space="preserve"> 20</w:t>
-      </w:r>
-      <w:r>
-        <w:rPr>
-          <w:rFonts w:ascii="Times New Roman" w:hAnsi="Times New Roman"/>
-          <w:sz w:val="20"/>
-          <w:szCs w:val="20"/>
-          <w:lang w:val="en-US" w:eastAsia="zh-CN"/>
-        </w:rPr>
-        <w:t>2</w:t>
-      </w:r>
-      <w:r>
-        <w:rPr>
-          <w:rFonts w:ascii="Times New Roman" w:hAnsi="Times New Roman" w:hint="eastAsia"/>
-          <w:sz w:val="20"/>
-          <w:szCs w:val="20"/>
-          <w:lang w:val="en-US" w:eastAsia="zh-CN"/>
-        </w:rPr>
-        <w:t>5</w:t>
-      </w:r>
-      <w:r>
-        <w:rPr>
-          <w:rFonts w:ascii="Times New Roman" w:hAnsi="Times New Roman"/>
-          <w:sz w:val="20"/>
-          <w:szCs w:val="20"/>
-          <w:lang w:val="en-US"/>
-        </w:rPr>
-        <w:t xml:space="preserve"> – </w:t>
-      </w:r>
-      <w:r>
-        <w:rPr>
-          <w:rFonts w:ascii="Times New Roman" w:hAnsi="Times New Roman" w:hint="eastAsia"/>
-          <w:sz w:val="20"/>
-          <w:szCs w:val="20"/>
-          <w:lang w:val="en-US" w:eastAsia="zh-CN"/>
-        </w:rPr>
-        <w:t>Aug</w:t>
-      </w:r>
-      <w:r>
-        <w:rPr>
-          <w:rFonts w:ascii="Times New Roman" w:hAnsi="Times New Roman"/>
-          <w:sz w:val="20"/>
-          <w:szCs w:val="20"/>
-          <w:lang w:val="en-US" w:eastAsia="zh-CN"/>
-        </w:rPr>
-        <w:t xml:space="preserve"> 202</w:t>
-      </w:r>
-      <w:r>
-        <w:rPr>
-          <w:rFonts w:ascii="Times New Roman" w:hAnsi="Times New Roman" w:hint="eastAsia"/>
-          <w:sz w:val="20"/>
-          <w:szCs w:val="20"/>
-          <w:lang w:val="en-US" w:eastAsia="zh-CN"/>
-        </w:rPr>
-        <w:t>5</w:t>
-      </w:r>
-    </w:p>
-    <w:p>
-      <w:pPr>
-        <w:numPr>
-          <w:ilvl w:val="0"/>
-          <w:numId w:val="3"/>
-        </w:numPr>
-        <w:spacing w:after="10" w:line="240" w:lineRule="auto"/>
-        <w:rPr>
-          <w:rFonts w:ascii="Times New Roman" w:hAnsi="Times New Roman"/>
-          <w:bCs/>
-          <w:sz w:val="20"/>
-          <w:szCs w:val="20"/>
-          <w:lang w:val="en-US"/>
-        </w:rPr>
-      </w:pPr>
-      <w:r>
-        <w:rPr>
-          <w:rFonts w:ascii="Times New Roman" w:hAnsi="Times New Roman" w:hint="eastAsia"/>
-          <w:bCs/>
-          <w:sz w:val="20"/>
-          <w:szCs w:val="20"/>
-          <w:lang w:val="en-US"/>
-        </w:rPr>
-        <w:t>Operated rehabilitation devices to assist children in therapy sessions</w:t>
-      </w:r>
-    </w:p>
-    <w:p>
-      <w:pPr>
-        <w:numPr>
-          <w:ilvl w:val="0"/>
-          <w:numId w:val="3"/>
-        </w:numPr>
-        <w:spacing w:after="10" w:line="240" w:lineRule="auto"/>
-        <w:rPr>
-          <w:rFonts w:ascii="Times New Roman" w:hAnsi="Times New Roman"/>
-          <w:bCs/>
-          <w:sz w:val="20"/>
-          <w:szCs w:val="20"/>
-          <w:lang w:val="en-US"/>
-        </w:rPr>
-      </w:pPr>
-      <w:r>
-        <w:rPr>
-          <w:rFonts w:ascii="Times New Roman" w:hAnsi="Times New Roman" w:hint="eastAsia"/>
-          <w:sz w:val="20"/>
-          <w:szCs w:val="20"/>
-          <w:lang w:val="en-US" w:eastAsia="zh-CN"/>
-        </w:rPr>
-        <w:t xml:space="preserve">Performed 3D modeling and gathered gait data from medical images </w:t>
       </w:r>
     </w:p>
     <w:p>
@@ -5865,7 +5606,6 @@
   <w:style w:type="character" w:default="1" w:styleId="a0">
     <w:name w:val="Default Paragraph Font"/>
     <w:uiPriority w:val="1"/>
-    <w:semiHidden/>
     <w:unhideWhenUsed/>
   </w:style>
   <w:style w:type="table" w:default="1" w:styleId="a1">
@@ -6438,10 +6178,6 @@
 </file>
 
 <file path=customXml/item1.xml><?xml version="1.0" encoding="utf-8"?>
-<b:Sources xmlns:b="http://schemas.openxmlformats.org/officeDocument/2006/bibliography" xmlns="http://schemas.openxmlformats.org/officeDocument/2006/bibliography" SelectedStyle="\APA.XSL" StyleName="APA"/>
-</file>
-
-<file path=customXml/item2.xml><?xml version="1.0" encoding="utf-8"?>
 <s:customData xmlns="http://www.wps.cn/officeDocument/2013/wpsCustomData" xmlns:s="http://www.wps.cn/officeDocument/2013/wpsCustomData">
   <customSectProps>
     <customSectPr/>
@@ -6449,18 +6185,22 @@
 </s:customData>
 </file>
 
+<file path=customXml/item2.xml><?xml version="1.0" encoding="utf-8"?>
+<b:Sources xmlns:b="http://schemas.openxmlformats.org/officeDocument/2006/bibliography" xmlns="http://schemas.openxmlformats.org/officeDocument/2006/bibliography" SelectedStyle="\APA.XSL" StyleName="APA"/>
+</file>
+
 <file path=customXml/itemProps1.xml><?xml version="1.0" encoding="utf-8"?>
+<ds:datastoreItem xmlns:ds="http://schemas.openxmlformats.org/officeDocument/2006/customXml" ds:itemID="{B1977F7D-205B-4081-913C-38D41E755F92}">
+  <ds:schemaRefs>
+    <ds:schemaRef ds:uri="http://www.wps.cn/officeDocument/2013/wpsCustomData"/>
+  </ds:schemaRefs>
+</ds:datastoreItem>
+</file>
+
+<file path=customXml/itemProps2.xml><?xml version="1.0" encoding="utf-8"?>
 <ds:datastoreItem xmlns:ds="http://schemas.openxmlformats.org/officeDocument/2006/customXml" ds:itemID="{6F772A48-FE9E-4AAD-A39E-287A56C948AD}">
   <ds:schemaRefs>
     <ds:schemaRef ds:uri="http://schemas.openxmlformats.org/officeDocument/2006/bibliography"/>
   </ds:schemaRefs>
 </ds:datastoreItem>
-</file>
-
-<file path=customXml/itemProps2.xml><?xml version="1.0" encoding="utf-8"?>
-<ds:datastoreItem xmlns:ds="http://schemas.openxmlformats.org/officeDocument/2006/customXml" ds:itemID="{B1977F7D-205B-4081-913C-38D41E755F92}">
-  <ds:schemaRefs>
-    <ds:schemaRef ds:uri="http://www.wps.cn/officeDocument/2013/wpsCustomData"/>
-  </ds:schemaRefs>
-</ds:datastoreItem>
 </file>
--- a/CV_WU-Guanchu.docx
+++ b/CV_WU-Guanchu.docx
@@ -2070,7 +2070,7 @@
         </w:tabs>
         <w:spacing w:after="10" w:line="240" w:lineRule="auto"/>
         <w:rPr>
-          <w:rFonts w:ascii="Times New Roman" w:hAnsi="Times New Roman" w:hint="eastAsia"/>
+          <w:rFonts w:ascii="Times New Roman" w:hAnsi="Times New Roman"/>
           <w:bCs/>
           <w:sz w:val="20"/>
           <w:szCs w:val="20"/>
@@ -3421,7 +3421,7 @@
         </w:tabs>
         <w:spacing w:after="10" w:line="240" w:lineRule="auto"/>
         <w:rPr>
-          <w:rFonts w:ascii="Times New Roman" w:hAnsi="Times New Roman" w:hint="eastAsia"/>
+          <w:rFonts w:ascii="Times New Roman" w:hAnsi="Times New Roman"/>
           <w:sz w:val="20"/>
           <w:szCs w:val="20"/>
           <w:highlight w:val="cyan"/>
@@ -3535,8 +3535,21 @@
           <w:szCs w:val="20"/>
           <w:lang w:val="en-US" w:eastAsia="zh-CN"/>
         </w:rPr>
-        <w:t>Research Project, supervised by Prof. CAI, Xiaotang</w:t>
-      </w:r>
+        <w:t xml:space="preserve">Research Project, supervised by Prof. CAI, </w:t>
+      </w:r>
+      <w:proofErr w:type="spellStart"/>
+      <w:r>
+        <w:rPr>
+          <w:rFonts w:ascii="Times New Roman" w:hAnsi="Times New Roman" w:hint="eastAsia"/>
+          <w:i/>
+          <w:iCs/>
+          <w:sz w:val="20"/>
+          <w:szCs w:val="20"/>
+          <w:lang w:val="en-US" w:eastAsia="zh-CN"/>
+        </w:rPr>
+        <w:t>Xiaotang</w:t>
+      </w:r>
+      <w:proofErr w:type="spellEnd"/>
       <w:r>
         <w:rPr>
           <w:rFonts w:ascii="Times New Roman" w:hAnsi="Times New Roman"/>
@@ -3553,7 +3566,7 @@
           <w:szCs w:val="20"/>
           <w:lang w:val="en-US" w:eastAsia="zh-CN"/>
         </w:rPr>
-        <w:t>Dec</w:t>
+        <w:t>June</w:t>
       </w:r>
       <w:r>
         <w:rPr>
@@ -3589,25 +3602,25 @@
           <w:szCs w:val="20"/>
           <w:lang w:val="en-US"/>
         </w:rPr>
-        <w:t xml:space="preserve"> – </w:t>
-      </w:r>
-      <w:r>
-        <w:rPr>
-          <w:rFonts w:ascii="Times New Roman" w:hAnsi="Times New Roman" w:hint="eastAsia"/>
-          <w:sz w:val="20"/>
-          <w:szCs w:val="20"/>
-          <w:lang w:val="en-US" w:eastAsia="zh-CN"/>
-        </w:rPr>
-        <w:t>Feb</w:t>
-      </w:r>
-      <w:r>
-        <w:rPr>
-          <w:rFonts w:ascii="Times New Roman" w:hAnsi="Times New Roman"/>
-          <w:sz w:val="20"/>
-          <w:szCs w:val="20"/>
-          <w:lang w:val="en-US" w:eastAsia="zh-CN"/>
-        </w:rPr>
-        <w:t xml:space="preserve"> 202</w:t>
+        <w:t xml:space="preserve"> –</w:t>
+      </w:r>
+      <w:r>
+        <w:rPr>
+          <w:rFonts w:ascii="Times New Roman" w:hAnsi="Times New Roman" w:hint="eastAsia"/>
+          <w:sz w:val="20"/>
+          <w:szCs w:val="20"/>
+          <w:lang w:val="en-US" w:eastAsia="zh-CN"/>
+        </w:rPr>
+        <w:t xml:space="preserve">August </w:t>
+      </w:r>
+      <w:r>
+        <w:rPr>
+          <w:rFonts w:ascii="Times New Roman" w:hAnsi="Times New Roman"/>
+          <w:sz w:val="20"/>
+          <w:szCs w:val="20"/>
+          <w:lang w:val="en-US" w:eastAsia="zh-CN"/>
+        </w:rPr>
+        <w:t>202</w:t>
       </w:r>
       <w:r>
         <w:rPr>
@@ -3756,35 +3769,6 @@
           <w:lang w:val="en-US" w:eastAsia="zh-CN"/>
         </w:rPr>
         <w:t>Organized, entered, and cleaned the longitudinal dataset; verified data accuracy, and checked for outliers</w:t>
-      </w:r>
-    </w:p>
-    <w:p>
-      <w:pPr>
-        <w:numPr>
-          <w:ilvl w:val="0"/>
-          <w:numId w:val="3"/>
-        </w:numPr>
-        <w:tabs>
-          <w:tab w:val="num" w:pos="720"/>
-        </w:tabs>
-        <w:spacing w:after="10" w:line="240" w:lineRule="auto"/>
-        <w:rPr>
-          <w:rFonts w:ascii="Times New Roman" w:hAnsi="Times New Roman"/>
-          <w:bCs/>
-          <w:sz w:val="20"/>
-          <w:szCs w:val="20"/>
-          <w:lang w:val="en-US" w:eastAsia="zh-CN"/>
-        </w:rPr>
-      </w:pPr>
-      <w:r>
-        <w:rPr>
-          <w:rFonts w:ascii="Times New Roman" w:hAnsi="Times New Roman"/>
-          <w:bCs/>
-          <w:sz w:val="20"/>
-          <w:szCs w:val="20"/>
-          <w:lang w:val="en-US" w:eastAsia="zh-CN"/>
-        </w:rPr>
-        <w:t>Performed statistical analyses (repeated‑measures ANOVA and post‑hoc comparisons) to examine changes over time and differences among GMFCS groups</w:t>
       </w:r>
     </w:p>
     <w:p>
@@ -5606,6 +5590,7 @@
   <w:style w:type="character" w:default="1" w:styleId="a0">
     <w:name w:val="Default Paragraph Font"/>
     <w:uiPriority w:val="1"/>
+    <w:semiHidden/>
     <w:unhideWhenUsed/>
   </w:style>
   <w:style w:type="table" w:default="1" w:styleId="a1">
@@ -6178,6 +6163,10 @@
 </file>
 
 <file path=customXml/item1.xml><?xml version="1.0" encoding="utf-8"?>
+<b:Sources xmlns:b="http://schemas.openxmlformats.org/officeDocument/2006/bibliography" xmlns="http://schemas.openxmlformats.org/officeDocument/2006/bibliography" SelectedStyle="\APA.XSL" StyleName="APA"/>
+</file>
+
+<file path=customXml/item2.xml><?xml version="1.0" encoding="utf-8"?>
 <s:customData xmlns="http://www.wps.cn/officeDocument/2013/wpsCustomData" xmlns:s="http://www.wps.cn/officeDocument/2013/wpsCustomData">
   <customSectProps>
     <customSectPr/>
@@ -6185,22 +6174,18 @@
 </s:customData>
 </file>
 
-<file path=customXml/item2.xml><?xml version="1.0" encoding="utf-8"?>
-<b:Sources xmlns:b="http://schemas.openxmlformats.org/officeDocument/2006/bibliography" xmlns="http://schemas.openxmlformats.org/officeDocument/2006/bibliography" SelectedStyle="\APA.XSL" StyleName="APA"/>
+<file path=customXml/itemProps1.xml><?xml version="1.0" encoding="utf-8"?>
+<ds:datastoreItem xmlns:ds="http://schemas.openxmlformats.org/officeDocument/2006/customXml" ds:itemID="{6F772A48-FE9E-4AAD-A39E-287A56C948AD}">
+  <ds:schemaRefs>
+    <ds:schemaRef ds:uri="http://schemas.openxmlformats.org/officeDocument/2006/bibliography"/>
+  </ds:schemaRefs>
+</ds:datastoreItem>
 </file>
 
-<file path=customXml/itemProps1.xml><?xml version="1.0" encoding="utf-8"?>
+<file path=customXml/itemProps2.xml><?xml version="1.0" encoding="utf-8"?>
 <ds:datastoreItem xmlns:ds="http://schemas.openxmlformats.org/officeDocument/2006/customXml" ds:itemID="{B1977F7D-205B-4081-913C-38D41E755F92}">
   <ds:schemaRefs>
     <ds:schemaRef ds:uri="http://www.wps.cn/officeDocument/2013/wpsCustomData"/>
   </ds:schemaRefs>
 </ds:datastoreItem>
-</file>
-
-<file path=customXml/itemProps2.xml><?xml version="1.0" encoding="utf-8"?>
-<ds:datastoreItem xmlns:ds="http://schemas.openxmlformats.org/officeDocument/2006/customXml" ds:itemID="{6F772A48-FE9E-4AAD-A39E-287A56C948AD}">
-  <ds:schemaRefs>
-    <ds:schemaRef ds:uri="http://schemas.openxmlformats.org/officeDocument/2006/bibliography"/>
-  </ds:schemaRefs>
-</ds:datastoreItem>
 </file>